--- a/00-首页/题组Word/第一轮·综合套卷/第一轮综合卷03（教师版）.docx
+++ b/00-首页/题组Word/第一轮·综合套卷/第一轮综合卷03（教师版）.docx
@@ -360,48 +360,6 @@
         </w:rPr>
         <w:t>2023</w:t>
       </w:r>
-      <w:r>
-        <w:rPr>
-          <w:rFonts w:ascii="Times New Roman" w:hAnsi="Times New Roman" w:eastAsia="Times New Roman" w:cs="Times New Roman"/>
-        </w:rPr>
-        <w:t xml:space="preserve"> </w:t>
-      </w:r>
-      <w:r>
-        <w:rPr>
-          <w:rFonts w:hint="eastAsia" w:ascii="Times New Roman" w:hAnsi="Times New Roman" w:eastAsia="FangSong" w:cs="Times New Roman"/>
-        </w:rPr>
-        <w:t>曾用于</w:t>
-      </w:r>
-      <w:r>
-        <w:rPr>
-          <w:rFonts w:hint="eastAsia" w:ascii="Times New Roman" w:hAnsi="Times New Roman" w:eastAsia="Times New Roman" w:cs="Times New Roman"/>
-        </w:rPr>
-        <w:t>：</w:t>
-      </w:r>
-      <w:r>
-        <w:rPr>
-          <w:rFonts w:hint="eastAsia" w:ascii="Times New Roman" w:hAnsi="Times New Roman" w:eastAsia="FangSong" w:cs="Times New Roman"/>
-        </w:rPr>
-        <w:t>第一轮综合卷</w:t>
-      </w:r>
-      <w:r>
-        <w:rPr>
-          <w:rFonts w:hint="eastAsia" w:ascii="Times New Roman" w:hAnsi="Times New Roman" w:eastAsia="Times New Roman" w:cs="Times New Roman"/>
-        </w:rPr>
-        <w:t>01（</w:t>
-      </w:r>
-      <w:r>
-        <w:rPr>
-          <w:rFonts w:hint="eastAsia" w:ascii="Times New Roman" w:hAnsi="Times New Roman" w:eastAsia="FangSong" w:cs="Times New Roman"/>
-        </w:rPr>
-        <w:t>教师版</w:t>
-      </w:r>
-      <w:r>
-        <w:rPr>
-          <w:rFonts w:hint="eastAsia" w:ascii="Times New Roman" w:hAnsi="Times New Roman" w:eastAsia="Times New Roman" w:cs="Times New Roman"/>
-        </w:rPr>
-        <w:t>）</w:t>
-      </w:r>
     </w:p>
     <w:p>
       <w:pPr>
@@ -968,48 +926,6 @@
           <w:rFonts w:hint="eastAsia" w:ascii="Times New Roman" w:hAnsi="Times New Roman" w:eastAsia="Times New Roman" w:cs="Times New Roman"/>
         </w:rPr>
         <w:t>2023</w:t>
-      </w:r>
-      <w:r>
-        <w:rPr>
-          <w:rFonts w:ascii="Times New Roman" w:hAnsi="Times New Roman" w:eastAsia="Times New Roman" w:cs="Times New Roman"/>
-        </w:rPr>
-        <w:t xml:space="preserve"> </w:t>
-      </w:r>
-      <w:r>
-        <w:rPr>
-          <w:rFonts w:hint="eastAsia" w:ascii="Times New Roman" w:hAnsi="Times New Roman" w:eastAsia="FangSong" w:cs="Times New Roman"/>
-        </w:rPr>
-        <w:t>曾用于</w:t>
-      </w:r>
-      <w:r>
-        <w:rPr>
-          <w:rFonts w:hint="eastAsia" w:ascii="Times New Roman" w:hAnsi="Times New Roman" w:eastAsia="Times New Roman" w:cs="Times New Roman"/>
-        </w:rPr>
-        <w:t>：</w:t>
-      </w:r>
-      <w:r>
-        <w:rPr>
-          <w:rFonts w:hint="eastAsia" w:ascii="Times New Roman" w:hAnsi="Times New Roman" w:eastAsia="FangSong" w:cs="Times New Roman"/>
-        </w:rPr>
-        <w:t>第一轮综合卷</w:t>
-      </w:r>
-      <w:r>
-        <w:rPr>
-          <w:rFonts w:hint="eastAsia" w:ascii="Times New Roman" w:hAnsi="Times New Roman" w:eastAsia="Times New Roman" w:cs="Times New Roman"/>
-        </w:rPr>
-        <w:t>01（</w:t>
-      </w:r>
-      <w:r>
-        <w:rPr>
-          <w:rFonts w:hint="eastAsia" w:ascii="Times New Roman" w:hAnsi="Times New Roman" w:eastAsia="FangSong" w:cs="Times New Roman"/>
-        </w:rPr>
-        <w:t>教师版</w:t>
-      </w:r>
-      <w:r>
-        <w:rPr>
-          <w:rFonts w:hint="eastAsia" w:ascii="Times New Roman" w:hAnsi="Times New Roman" w:eastAsia="Times New Roman" w:cs="Times New Roman"/>
-        </w:rPr>
-        <w:t>）</w:t>
       </w:r>
     </w:p>
     <w:p>
@@ -1531,48 +1447,6 @@
         </w:rPr>
         <w:t>2023</w:t>
       </w:r>
-      <w:r>
-        <w:rPr>
-          <w:rFonts w:ascii="Times New Roman" w:hAnsi="Times New Roman" w:eastAsia="Times New Roman" w:cs="Times New Roman"/>
-        </w:rPr>
-        <w:t xml:space="preserve"> </w:t>
-      </w:r>
-      <w:r>
-        <w:rPr>
-          <w:rFonts w:hint="eastAsia" w:ascii="Times New Roman" w:hAnsi="Times New Roman" w:eastAsia="FangSong" w:cs="Times New Roman"/>
-        </w:rPr>
-        <w:t>曾用于</w:t>
-      </w:r>
-      <w:r>
-        <w:rPr>
-          <w:rFonts w:hint="eastAsia" w:ascii="Times New Roman" w:hAnsi="Times New Roman" w:eastAsia="Times New Roman" w:cs="Times New Roman"/>
-        </w:rPr>
-        <w:t>：</w:t>
-      </w:r>
-      <w:r>
-        <w:rPr>
-          <w:rFonts w:hint="eastAsia" w:ascii="Times New Roman" w:hAnsi="Times New Roman" w:eastAsia="FangSong" w:cs="Times New Roman"/>
-        </w:rPr>
-        <w:t>第一轮综合卷</w:t>
-      </w:r>
-      <w:r>
-        <w:rPr>
-          <w:rFonts w:hint="eastAsia" w:ascii="Times New Roman" w:hAnsi="Times New Roman" w:eastAsia="Times New Roman" w:cs="Times New Roman"/>
-        </w:rPr>
-        <w:t>02（</w:t>
-      </w:r>
-      <w:r>
-        <w:rPr>
-          <w:rFonts w:hint="eastAsia" w:ascii="Times New Roman" w:hAnsi="Times New Roman" w:eastAsia="FangSong" w:cs="Times New Roman"/>
-        </w:rPr>
-        <w:t>教师版</w:t>
-      </w:r>
-      <w:r>
-        <w:rPr>
-          <w:rFonts w:hint="eastAsia" w:ascii="Times New Roman" w:hAnsi="Times New Roman" w:eastAsia="Times New Roman" w:cs="Times New Roman"/>
-        </w:rPr>
-        <w:t>）</w:t>
-      </w:r>
     </w:p>
     <w:p>
       <w:pPr>
@@ -1954,66 +1828,6 @@
         </w:rPr>
         <w:t>第一分册</w:t>
       </w:r>
-      <w:r>
-        <w:rPr>
-          <w:rFonts w:ascii="Times New Roman" w:hAnsi="Times New Roman" w:eastAsia="Times New Roman" w:cs="Times New Roman"/>
-        </w:rPr>
-        <w:t xml:space="preserve"> </w:t>
-      </w:r>
-      <w:r>
-        <w:rPr>
-          <w:rFonts w:hint="eastAsia" w:ascii="Times New Roman" w:hAnsi="Times New Roman" w:eastAsia="FangSong" w:cs="Times New Roman"/>
-        </w:rPr>
-        <w:t>曾用于</w:t>
-      </w:r>
-      <w:r>
-        <w:rPr>
-          <w:rFonts w:hint="eastAsia" w:ascii="Times New Roman" w:hAnsi="Times New Roman" w:eastAsia="Times New Roman" w:cs="Times New Roman"/>
-        </w:rPr>
-        <w:t>：</w:t>
-      </w:r>
-      <w:r>
-        <w:rPr>
-          <w:rFonts w:hint="eastAsia" w:ascii="Times New Roman" w:hAnsi="Times New Roman" w:eastAsia="FangSong" w:cs="Times New Roman"/>
-        </w:rPr>
-        <w:t>一分册专项卷</w:t>
-      </w:r>
-      <w:r>
-        <w:rPr>
-          <w:rFonts w:hint="eastAsia" w:ascii="Times New Roman" w:hAnsi="Times New Roman" w:eastAsia="Times New Roman" w:cs="Times New Roman"/>
-        </w:rPr>
-        <w:t>VI,</w:t>
-      </w:r>
-      <w:r>
-        <w:rPr>
-          <w:rFonts w:ascii="Times New Roman" w:hAnsi="Times New Roman" w:eastAsia="Times New Roman" w:cs="Times New Roman"/>
-        </w:rPr>
-        <w:t xml:space="preserve"> </w:t>
-      </w:r>
-      <w:r>
-        <w:rPr>
-          <w:rFonts w:hint="eastAsia" w:ascii="Times New Roman" w:hAnsi="Times New Roman" w:eastAsia="FangSong" w:cs="Times New Roman"/>
-        </w:rPr>
-        <w:t>第一轮综合卷</w:t>
-      </w:r>
-      <w:r>
-        <w:rPr>
-          <w:rFonts w:hint="eastAsia" w:ascii="Times New Roman" w:hAnsi="Times New Roman" w:eastAsia="Times New Roman" w:cs="Times New Roman"/>
-        </w:rPr>
-        <w:t>03（</w:t>
-      </w:r>
-      <w:r>
-        <w:rPr>
-          <w:rFonts w:hint="eastAsia" w:ascii="Times New Roman" w:hAnsi="Times New Roman" w:eastAsia="FangSong" w:cs="Times New Roman"/>
-        </w:rPr>
-        <w:t>教师版</w:t>
-      </w:r>
-      <w:r>
-        <w:rPr>
-          <w:rFonts w:hint="eastAsia" w:ascii="Times New Roman" w:hAnsi="Times New Roman" w:eastAsia="Times New Roman" w:cs="Times New Roman"/>
-        </w:rPr>
-        <w:t>）</w:t>
-      </w:r>
     </w:p>
     <w:p>
       <w:pPr>
@@ -3731,60 +3545,6 @@
         </w:rPr>
         <w:t>2021</w:t>
       </w:r>
-      <w:r>
-        <w:rPr>
-          <w:rFonts w:ascii="Times New Roman" w:hAnsi="Times New Roman" w:eastAsia="Times New Roman" w:cs="Times New Roman"/>
-        </w:rPr>
-        <w:t xml:space="preserve"> </w:t>
-      </w:r>
-      <w:r>
-        <w:rPr>
-          <w:rFonts w:hint="eastAsia" w:ascii="Times New Roman" w:hAnsi="Times New Roman" w:eastAsia="FangSong" w:cs="Times New Roman"/>
-        </w:rPr>
-        <w:t>曾用于</w:t>
-      </w:r>
-      <w:r>
-        <w:rPr>
-          <w:rFonts w:hint="eastAsia" w:ascii="Times New Roman" w:hAnsi="Times New Roman" w:eastAsia="Times New Roman" w:cs="Times New Roman"/>
-        </w:rPr>
-        <w:t>：</w:t>
-      </w:r>
-      <w:r>
-        <w:rPr>
-          <w:rFonts w:hint="eastAsia" w:ascii="Times New Roman" w:hAnsi="Times New Roman" w:eastAsia="FangSong" w:cs="Times New Roman"/>
-        </w:rPr>
-        <w:t>第一轮结构</w:t>
-      </w:r>
-      <w:r>
-        <w:rPr>
-          <w:rFonts w:hint="eastAsia" w:ascii="Times New Roman" w:hAnsi="Times New Roman" w:eastAsia="Times New Roman" w:cs="Times New Roman"/>
-        </w:rPr>
-        <w:t>·5-</w:t>
-      </w:r>
-      <w:r>
-        <w:rPr>
-          <w:rFonts w:hint="eastAsia" w:ascii="Times New Roman" w:hAnsi="Times New Roman" w:eastAsia="FangSong" w:cs="Times New Roman"/>
-        </w:rPr>
-        <w:t>配位化学</w:t>
-      </w:r>
-      <w:r>
-        <w:rPr>
-          <w:rFonts w:hint="eastAsia" w:ascii="Times New Roman" w:hAnsi="Times New Roman" w:eastAsia="Times New Roman" w:cs="Times New Roman"/>
-        </w:rPr>
-        <w:t>（</w:t>
-      </w:r>
-      <w:r>
-        <w:rPr>
-          <w:rFonts w:hint="eastAsia" w:ascii="Times New Roman" w:hAnsi="Times New Roman" w:eastAsia="FangSong" w:cs="Times New Roman"/>
-        </w:rPr>
-        <w:t>教师版</w:t>
-      </w:r>
-      <w:r>
-        <w:rPr>
-          <w:rFonts w:hint="eastAsia" w:ascii="Times New Roman" w:hAnsi="Times New Roman" w:eastAsia="Times New Roman" w:cs="Times New Roman"/>
-        </w:rPr>
-        <w:t>）</w:t>
-      </w:r>
     </w:p>
     <w:p>
       <w:pPr>
@@ -4650,66 +4410,6 @@
         </w:rPr>
         <w:t>2022</w:t>
       </w:r>
-      <w:r>
-        <w:rPr>
-          <w:rFonts w:ascii="Times New Roman" w:hAnsi="Times New Roman" w:eastAsia="Times New Roman" w:cs="Times New Roman"/>
-        </w:rPr>
-        <w:t xml:space="preserve"> </w:t>
-      </w:r>
-      <w:r>
-        <w:rPr>
-          <w:rFonts w:hint="eastAsia" w:ascii="Times New Roman" w:hAnsi="Times New Roman" w:eastAsia="FangSong" w:cs="Times New Roman"/>
-        </w:rPr>
-        <w:t>曾用于</w:t>
-      </w:r>
-      <w:r>
-        <w:rPr>
-          <w:rFonts w:hint="eastAsia" w:ascii="Times New Roman" w:hAnsi="Times New Roman" w:eastAsia="Times New Roman" w:cs="Times New Roman"/>
-        </w:rPr>
-        <w:t>：</w:t>
-      </w:r>
-      <w:r>
-        <w:rPr>
-          <w:rFonts w:hint="eastAsia" w:ascii="Times New Roman" w:hAnsi="Times New Roman" w:eastAsia="FangSong" w:cs="Times New Roman"/>
-        </w:rPr>
-        <w:t>预赛基础卷</w:t>
-      </w:r>
-      <w:r>
-        <w:rPr>
-          <w:rFonts w:hint="eastAsia" w:ascii="Times New Roman" w:hAnsi="Times New Roman" w:eastAsia="Times New Roman" w:cs="Times New Roman"/>
-        </w:rPr>
-        <w:t>I,</w:t>
-      </w:r>
-      <w:r>
-        <w:rPr>
-          <w:rFonts w:ascii="Times New Roman" w:hAnsi="Times New Roman" w:eastAsia="Times New Roman" w:cs="Times New Roman"/>
-        </w:rPr>
-        <w:t xml:space="preserve"> </w:t>
-      </w:r>
-      <w:r>
-        <w:rPr>
-          <w:rFonts w:hint="eastAsia" w:ascii="Times New Roman" w:hAnsi="Times New Roman" w:eastAsia="FangSong" w:cs="Times New Roman"/>
-        </w:rPr>
-        <w:t>第一轮综合卷</w:t>
-      </w:r>
-      <w:r>
-        <w:rPr>
-          <w:rFonts w:hint="eastAsia" w:ascii="Times New Roman" w:hAnsi="Times New Roman" w:eastAsia="Times New Roman" w:cs="Times New Roman"/>
-        </w:rPr>
-        <w:t>03（</w:t>
-      </w:r>
-      <w:r>
-        <w:rPr>
-          <w:rFonts w:hint="eastAsia" w:ascii="Times New Roman" w:hAnsi="Times New Roman" w:eastAsia="FangSong" w:cs="Times New Roman"/>
-        </w:rPr>
-        <w:t>教师版</w:t>
-      </w:r>
-      <w:r>
-        <w:rPr>
-          <w:rFonts w:hint="eastAsia" w:ascii="Times New Roman" w:hAnsi="Times New Roman" w:eastAsia="Times New Roman" w:cs="Times New Roman"/>
-        </w:rPr>
-        <w:t>）</w:t>
-      </w:r>
     </w:p>
     <w:p>
       <w:pPr>
@@ -5231,60 +4931,6 @@
         </w:rPr>
         <w:t>2022</w:t>
       </w:r>
-      <w:r>
-        <w:rPr>
-          <w:rFonts w:ascii="Times New Roman" w:hAnsi="Times New Roman" w:eastAsia="Times New Roman" w:cs="Times New Roman"/>
-        </w:rPr>
-        <w:t xml:space="preserve"> </w:t>
-      </w:r>
-      <w:r>
-        <w:rPr>
-          <w:rFonts w:hint="eastAsia" w:ascii="Times New Roman" w:hAnsi="Times New Roman" w:eastAsia="FangSong" w:cs="Times New Roman"/>
-        </w:rPr>
-        <w:t>曾用于</w:t>
-      </w:r>
-      <w:r>
-        <w:rPr>
-          <w:rFonts w:hint="eastAsia" w:ascii="Times New Roman" w:hAnsi="Times New Roman" w:eastAsia="Times New Roman" w:cs="Times New Roman"/>
-        </w:rPr>
-        <w:t>：</w:t>
-      </w:r>
-      <w:r>
-        <w:rPr>
-          <w:rFonts w:hint="eastAsia" w:ascii="Times New Roman" w:hAnsi="Times New Roman" w:eastAsia="FangSong" w:cs="Times New Roman"/>
-        </w:rPr>
-        <w:t>第一轮结构</w:t>
-      </w:r>
-      <w:r>
-        <w:rPr>
-          <w:rFonts w:hint="eastAsia" w:ascii="Times New Roman" w:hAnsi="Times New Roman" w:eastAsia="Times New Roman" w:cs="Times New Roman"/>
-        </w:rPr>
-        <w:t>·5-</w:t>
-      </w:r>
-      <w:r>
-        <w:rPr>
-          <w:rFonts w:hint="eastAsia" w:ascii="Times New Roman" w:hAnsi="Times New Roman" w:eastAsia="FangSong" w:cs="Times New Roman"/>
-        </w:rPr>
-        <w:t>配位化学</w:t>
-      </w:r>
-      <w:r>
-        <w:rPr>
-          <w:rFonts w:hint="eastAsia" w:ascii="Times New Roman" w:hAnsi="Times New Roman" w:eastAsia="Times New Roman" w:cs="Times New Roman"/>
-        </w:rPr>
-        <w:t>（</w:t>
-      </w:r>
-      <w:r>
-        <w:rPr>
-          <w:rFonts w:hint="eastAsia" w:ascii="Times New Roman" w:hAnsi="Times New Roman" w:eastAsia="FangSong" w:cs="Times New Roman"/>
-        </w:rPr>
-        <w:t>教师版</w:t>
-      </w:r>
-      <w:r>
-        <w:rPr>
-          <w:rFonts w:hint="eastAsia" w:ascii="Times New Roman" w:hAnsi="Times New Roman" w:eastAsia="Times New Roman" w:cs="Times New Roman"/>
-        </w:rPr>
-        <w:t>）</w:t>
-      </w:r>
     </w:p>
     <w:p>
       <w:pPr>
@@ -5491,60 +5137,6 @@
         </w:rPr>
         <w:t>化学竞赛初赛讲义</w:t>
       </w:r>
-      <w:r>
-        <w:rPr>
-          <w:rFonts w:ascii="Times New Roman" w:hAnsi="Times New Roman" w:eastAsia="Times New Roman" w:cs="Times New Roman"/>
-        </w:rPr>
-        <w:t xml:space="preserve"> </w:t>
-      </w:r>
-      <w:r>
-        <w:rPr>
-          <w:rFonts w:hint="eastAsia" w:ascii="Times New Roman" w:hAnsi="Times New Roman" w:eastAsia="FangSong" w:cs="Times New Roman"/>
-        </w:rPr>
-        <w:t>曾用于</w:t>
-      </w:r>
-      <w:r>
-        <w:rPr>
-          <w:rFonts w:hint="eastAsia" w:ascii="Times New Roman" w:hAnsi="Times New Roman" w:eastAsia="Times New Roman" w:cs="Times New Roman"/>
-        </w:rPr>
-        <w:t>：</w:t>
-      </w:r>
-      <w:r>
-        <w:rPr>
-          <w:rFonts w:hint="eastAsia" w:ascii="Times New Roman" w:hAnsi="Times New Roman" w:eastAsia="FangSong" w:cs="Times New Roman"/>
-        </w:rPr>
-        <w:t>第一轮结构</w:t>
-      </w:r>
-      <w:r>
-        <w:rPr>
-          <w:rFonts w:hint="eastAsia" w:ascii="Times New Roman" w:hAnsi="Times New Roman" w:eastAsia="Times New Roman" w:cs="Times New Roman"/>
-        </w:rPr>
-        <w:t>·1-</w:t>
-      </w:r>
-      <w:r>
-        <w:rPr>
-          <w:rFonts w:hint="eastAsia" w:ascii="Times New Roman" w:hAnsi="Times New Roman" w:eastAsia="FangSong" w:cs="Times New Roman"/>
-        </w:rPr>
-        <w:t>原子结构</w:t>
-      </w:r>
-      <w:r>
-        <w:rPr>
-          <w:rFonts w:hint="eastAsia" w:ascii="Times New Roman" w:hAnsi="Times New Roman" w:eastAsia="Times New Roman" w:cs="Times New Roman"/>
-        </w:rPr>
-        <w:t>（</w:t>
-      </w:r>
-      <w:r>
-        <w:rPr>
-          <w:rFonts w:hint="eastAsia" w:ascii="Times New Roman" w:hAnsi="Times New Roman" w:eastAsia="FangSong" w:cs="Times New Roman"/>
-        </w:rPr>
-        <w:t>教师版</w:t>
-      </w:r>
-      <w:r>
-        <w:rPr>
-          <w:rFonts w:hint="eastAsia" w:ascii="Times New Roman" w:hAnsi="Times New Roman" w:eastAsia="Times New Roman" w:cs="Times New Roman"/>
-        </w:rPr>
-        <w:t>）</w:t>
-      </w:r>
     </w:p>
     <w:p>
       <w:pPr>
@@ -5896,60 +5488,6 @@
           <w:rFonts w:hint="eastAsia" w:ascii="Times New Roman" w:hAnsi="Times New Roman" w:eastAsia="FangSong" w:cs="Times New Roman"/>
         </w:rPr>
         <w:t>化学竞赛初赛讲义</w:t>
-      </w:r>
-      <w:r>
-        <w:rPr>
-          <w:rFonts w:ascii="Times New Roman" w:hAnsi="Times New Roman" w:eastAsia="Times New Roman" w:cs="Times New Roman"/>
-        </w:rPr>
-        <w:t xml:space="preserve"> </w:t>
-      </w:r>
-      <w:r>
-        <w:rPr>
-          <w:rFonts w:hint="eastAsia" w:ascii="Times New Roman" w:hAnsi="Times New Roman" w:eastAsia="FangSong" w:cs="Times New Roman"/>
-        </w:rPr>
-        <w:t>曾用于</w:t>
-      </w:r>
-      <w:r>
-        <w:rPr>
-          <w:rFonts w:hint="eastAsia" w:ascii="Times New Roman" w:hAnsi="Times New Roman" w:eastAsia="Times New Roman" w:cs="Times New Roman"/>
-        </w:rPr>
-        <w:t>：</w:t>
-      </w:r>
-      <w:r>
-        <w:rPr>
-          <w:rFonts w:hint="eastAsia" w:ascii="Times New Roman" w:hAnsi="Times New Roman" w:eastAsia="FangSong" w:cs="Times New Roman"/>
-        </w:rPr>
-        <w:t>第一轮结构</w:t>
-      </w:r>
-      <w:r>
-        <w:rPr>
-          <w:rFonts w:hint="eastAsia" w:ascii="Times New Roman" w:hAnsi="Times New Roman" w:eastAsia="Times New Roman" w:cs="Times New Roman"/>
-        </w:rPr>
-        <w:t>·1-</w:t>
-      </w:r>
-      <w:r>
-        <w:rPr>
-          <w:rFonts w:hint="eastAsia" w:ascii="Times New Roman" w:hAnsi="Times New Roman" w:eastAsia="FangSong" w:cs="Times New Roman"/>
-        </w:rPr>
-        <w:t>原子结构</w:t>
-      </w:r>
-      <w:r>
-        <w:rPr>
-          <w:rFonts w:hint="eastAsia" w:ascii="Times New Roman" w:hAnsi="Times New Roman" w:eastAsia="Times New Roman" w:cs="Times New Roman"/>
-        </w:rPr>
-        <w:t>（</w:t>
-      </w:r>
-      <w:r>
-        <w:rPr>
-          <w:rFonts w:hint="eastAsia" w:ascii="Times New Roman" w:hAnsi="Times New Roman" w:eastAsia="FangSong" w:cs="Times New Roman"/>
-        </w:rPr>
-        <w:t>教师版</w:t>
-      </w:r>
-      <w:r>
-        <w:rPr>
-          <w:rFonts w:hint="eastAsia" w:ascii="Times New Roman" w:hAnsi="Times New Roman" w:eastAsia="Times New Roman" w:cs="Times New Roman"/>
-        </w:rPr>
-        <w:t>）</w:t>
       </w:r>
     </w:p>
     <w:p>
@@ -14131,48 +13669,6 @@
         </w:rPr>
         <w:t>化学竞赛初赛讲义</w:t>
       </w:r>
-      <w:r>
-        <w:rPr>
-          <w:rFonts w:ascii="Times New Roman" w:hAnsi="Times New Roman" w:eastAsia="Times New Roman" w:cs="Times New Roman"/>
-        </w:rPr>
-        <w:t xml:space="preserve"> </w:t>
-      </w:r>
-      <w:r>
-        <w:rPr>
-          <w:rFonts w:hint="eastAsia" w:ascii="Times New Roman" w:hAnsi="Times New Roman" w:eastAsia="FangSong" w:cs="Times New Roman"/>
-        </w:rPr>
-        <w:t>曾用于</w:t>
-      </w:r>
-      <w:r>
-        <w:rPr>
-          <w:rFonts w:hint="eastAsia" w:ascii="Times New Roman" w:hAnsi="Times New Roman" w:eastAsia="Times New Roman" w:cs="Times New Roman"/>
-        </w:rPr>
-        <w:t>：</w:t>
-      </w:r>
-      <w:r>
-        <w:rPr>
-          <w:rFonts w:hint="eastAsia" w:ascii="Times New Roman" w:hAnsi="Times New Roman" w:eastAsia="FangSong" w:cs="Times New Roman"/>
-        </w:rPr>
-        <w:t>第一轮综合卷</w:t>
-      </w:r>
-      <w:r>
-        <w:rPr>
-          <w:rFonts w:hint="eastAsia" w:ascii="Times New Roman" w:hAnsi="Times New Roman" w:eastAsia="Times New Roman" w:cs="Times New Roman"/>
-        </w:rPr>
-        <w:t>01（</w:t>
-      </w:r>
-      <w:r>
-        <w:rPr>
-          <w:rFonts w:hint="eastAsia" w:ascii="Times New Roman" w:hAnsi="Times New Roman" w:eastAsia="FangSong" w:cs="Times New Roman"/>
-        </w:rPr>
-        <w:t>教师版</w:t>
-      </w:r>
-      <w:r>
-        <w:rPr>
-          <w:rFonts w:hint="eastAsia" w:ascii="Times New Roman" w:hAnsi="Times New Roman" w:eastAsia="Times New Roman" w:cs="Times New Roman"/>
-        </w:rPr>
-        <w:t>）</w:t>
-      </w:r>
     </w:p>
     <w:p>
       <w:pPr>
@@ -14537,60 +14033,6 @@
         </w:rPr>
         <w:t>化学竞赛初赛讲义</w:t>
       </w:r>
-      <w:r>
-        <w:rPr>
-          <w:rFonts w:ascii="Times New Roman" w:hAnsi="Times New Roman" w:eastAsia="Times New Roman" w:cs="Times New Roman"/>
-        </w:rPr>
-        <w:t xml:space="preserve"> </w:t>
-      </w:r>
-      <w:r>
-        <w:rPr>
-          <w:rFonts w:hint="eastAsia" w:ascii="Times New Roman" w:hAnsi="Times New Roman" w:eastAsia="FangSong" w:cs="Times New Roman"/>
-        </w:rPr>
-        <w:t>曾用于</w:t>
-      </w:r>
-      <w:r>
-        <w:rPr>
-          <w:rFonts w:hint="eastAsia" w:ascii="Times New Roman" w:hAnsi="Times New Roman" w:eastAsia="Times New Roman" w:cs="Times New Roman"/>
-        </w:rPr>
-        <w:t>：</w:t>
-      </w:r>
-      <w:r>
-        <w:rPr>
-          <w:rFonts w:hint="eastAsia" w:ascii="Times New Roman" w:hAnsi="Times New Roman" w:eastAsia="FangSong" w:cs="Times New Roman"/>
-        </w:rPr>
-        <w:t>第一轮原理</w:t>
-      </w:r>
-      <w:r>
-        <w:rPr>
-          <w:rFonts w:hint="eastAsia" w:ascii="Times New Roman" w:hAnsi="Times New Roman" w:eastAsia="Times New Roman" w:cs="Times New Roman"/>
-        </w:rPr>
-        <w:t>·3-</w:t>
-      </w:r>
-      <w:r>
-        <w:rPr>
-          <w:rFonts w:hint="eastAsia" w:ascii="Times New Roman" w:hAnsi="Times New Roman" w:eastAsia="FangSong" w:cs="Times New Roman"/>
-        </w:rPr>
-        <w:t>热力学初步</w:t>
-      </w:r>
-      <w:r>
-        <w:rPr>
-          <w:rFonts w:hint="eastAsia" w:ascii="Times New Roman" w:hAnsi="Times New Roman" w:eastAsia="Times New Roman" w:cs="Times New Roman"/>
-        </w:rPr>
-        <w:t>（</w:t>
-      </w:r>
-      <w:r>
-        <w:rPr>
-          <w:rFonts w:hint="eastAsia" w:ascii="Times New Roman" w:hAnsi="Times New Roman" w:eastAsia="FangSong" w:cs="Times New Roman"/>
-        </w:rPr>
-        <w:t>教师版</w:t>
-      </w:r>
-      <w:r>
-        <w:rPr>
-          <w:rFonts w:hint="eastAsia" w:ascii="Times New Roman" w:hAnsi="Times New Roman" w:eastAsia="Times New Roman" w:cs="Times New Roman"/>
-        </w:rPr>
-        <w:t>）</w:t>
-      </w:r>
     </w:p>
     <w:p>
       <w:pPr>
@@ -16009,60 +15451,6 @@
           <w:rFonts w:hint="eastAsia" w:ascii="Times New Roman" w:hAnsi="Times New Roman" w:eastAsia="FangSong" w:cs="Times New Roman"/>
         </w:rPr>
         <w:t>化学竞赛初赛讲义</w:t>
-      </w:r>
-      <w:r>
-        <w:rPr>
-          <w:rFonts w:ascii="Times New Roman" w:hAnsi="Times New Roman" w:eastAsia="Times New Roman" w:cs="Times New Roman"/>
-        </w:rPr>
-        <w:t xml:space="preserve"> </w:t>
-      </w:r>
-      <w:r>
-        <w:rPr>
-          <w:rFonts w:hint="eastAsia" w:ascii="Times New Roman" w:hAnsi="Times New Roman" w:eastAsia="FangSong" w:cs="Times New Roman"/>
-        </w:rPr>
-        <w:t>曾用于</w:t>
-      </w:r>
-      <w:r>
-        <w:rPr>
-          <w:rFonts w:hint="eastAsia" w:ascii="Times New Roman" w:hAnsi="Times New Roman" w:eastAsia="Times New Roman" w:cs="Times New Roman"/>
-        </w:rPr>
-        <w:t>：</w:t>
-      </w:r>
-      <w:r>
-        <w:rPr>
-          <w:rFonts w:hint="eastAsia" w:ascii="Times New Roman" w:hAnsi="Times New Roman" w:eastAsia="FangSong" w:cs="Times New Roman"/>
-        </w:rPr>
-        <w:t>第一轮原理</w:t>
-      </w:r>
-      <w:r>
-        <w:rPr>
-          <w:rFonts w:hint="eastAsia" w:ascii="Times New Roman" w:hAnsi="Times New Roman" w:eastAsia="Times New Roman" w:cs="Times New Roman"/>
-        </w:rPr>
-        <w:t>·3-</w:t>
-      </w:r>
-      <w:r>
-        <w:rPr>
-          <w:rFonts w:hint="eastAsia" w:ascii="Times New Roman" w:hAnsi="Times New Roman" w:eastAsia="FangSong" w:cs="Times New Roman"/>
-        </w:rPr>
-        <w:t>热力学初步</w:t>
-      </w:r>
-      <w:r>
-        <w:rPr>
-          <w:rFonts w:hint="eastAsia" w:ascii="Times New Roman" w:hAnsi="Times New Roman" w:eastAsia="Times New Roman" w:cs="Times New Roman"/>
-        </w:rPr>
-        <w:t>（</w:t>
-      </w:r>
-      <w:r>
-        <w:rPr>
-          <w:rFonts w:hint="eastAsia" w:ascii="Times New Roman" w:hAnsi="Times New Roman" w:eastAsia="FangSong" w:cs="Times New Roman"/>
-        </w:rPr>
-        <w:t>教师版</w:t>
-      </w:r>
-      <w:r>
-        <w:rPr>
-          <w:rFonts w:hint="eastAsia" w:ascii="Times New Roman" w:hAnsi="Times New Roman" w:eastAsia="Times New Roman" w:cs="Times New Roman"/>
-        </w:rPr>
-        <w:t>）</w:t>
       </w:r>
     </w:p>
     <w:p>
@@ -17304,60 +16692,6 @@
         </w:rPr>
         <w:t>化学竞赛初赛讲义</w:t>
       </w:r>
-      <w:r>
-        <w:rPr>
-          <w:rFonts w:ascii="Times New Roman" w:hAnsi="Times New Roman" w:eastAsia="Times New Roman" w:cs="Times New Roman"/>
-        </w:rPr>
-        <w:t xml:space="preserve"> </w:t>
-      </w:r>
-      <w:r>
-        <w:rPr>
-          <w:rFonts w:hint="eastAsia" w:ascii="Times New Roman" w:hAnsi="Times New Roman" w:eastAsia="FangSong" w:cs="Times New Roman"/>
-        </w:rPr>
-        <w:t>曾用于</w:t>
-      </w:r>
-      <w:r>
-        <w:rPr>
-          <w:rFonts w:hint="eastAsia" w:ascii="Times New Roman" w:hAnsi="Times New Roman" w:eastAsia="Times New Roman" w:cs="Times New Roman"/>
-        </w:rPr>
-        <w:t>：</w:t>
-      </w:r>
-      <w:r>
-        <w:rPr>
-          <w:rFonts w:hint="eastAsia" w:ascii="Times New Roman" w:hAnsi="Times New Roman" w:eastAsia="FangSong" w:cs="Times New Roman"/>
-        </w:rPr>
-        <w:t>第一轮原理</w:t>
-      </w:r>
-      <w:r>
-        <w:rPr>
-          <w:rFonts w:hint="eastAsia" w:ascii="Times New Roman" w:hAnsi="Times New Roman" w:eastAsia="Times New Roman" w:cs="Times New Roman"/>
-        </w:rPr>
-        <w:t>·6-</w:t>
-      </w:r>
-      <w:r>
-        <w:rPr>
-          <w:rFonts w:hint="eastAsia" w:ascii="Times New Roman" w:hAnsi="Times New Roman" w:eastAsia="FangSong" w:cs="Times New Roman"/>
-        </w:rPr>
-        <w:t>酸碱理论</w:t>
-      </w:r>
-      <w:r>
-        <w:rPr>
-          <w:rFonts w:hint="eastAsia" w:ascii="Times New Roman" w:hAnsi="Times New Roman" w:eastAsia="Times New Roman" w:cs="Times New Roman"/>
-        </w:rPr>
-        <w:t>（</w:t>
-      </w:r>
-      <w:r>
-        <w:rPr>
-          <w:rFonts w:hint="eastAsia" w:ascii="Times New Roman" w:hAnsi="Times New Roman" w:eastAsia="FangSong" w:cs="Times New Roman"/>
-        </w:rPr>
-        <w:t>教师版</w:t>
-      </w:r>
-      <w:r>
-        <w:rPr>
-          <w:rFonts w:hint="eastAsia" w:ascii="Times New Roman" w:hAnsi="Times New Roman" w:eastAsia="Times New Roman" w:cs="Times New Roman"/>
-        </w:rPr>
-        <w:t>）</w:t>
-      </w:r>
     </w:p>
     <w:p>
       <w:pPr>
@@ -19027,60 +18361,6 @@
           <w:rFonts w:hint="eastAsia" w:ascii="Times New Roman" w:hAnsi="Times New Roman" w:eastAsia="FangSong" w:cs="Times New Roman"/>
         </w:rPr>
         <w:t>化学竞赛初赛讲义</w:t>
-      </w:r>
-      <w:r>
-        <w:rPr>
-          <w:rFonts w:ascii="Times New Roman" w:hAnsi="Times New Roman" w:eastAsia="Times New Roman" w:cs="Times New Roman"/>
-        </w:rPr>
-        <w:t xml:space="preserve"> </w:t>
-      </w:r>
-      <w:r>
-        <w:rPr>
-          <w:rFonts w:hint="eastAsia" w:ascii="Times New Roman" w:hAnsi="Times New Roman" w:eastAsia="FangSong" w:cs="Times New Roman"/>
-        </w:rPr>
-        <w:t>曾用于</w:t>
-      </w:r>
-      <w:r>
-        <w:rPr>
-          <w:rFonts w:hint="eastAsia" w:ascii="Times New Roman" w:hAnsi="Times New Roman" w:eastAsia="Times New Roman" w:cs="Times New Roman"/>
-        </w:rPr>
-        <w:t>：</w:t>
-      </w:r>
-      <w:r>
-        <w:rPr>
-          <w:rFonts w:hint="eastAsia" w:ascii="Times New Roman" w:hAnsi="Times New Roman" w:eastAsia="FangSong" w:cs="Times New Roman"/>
-        </w:rPr>
-        <w:t>第一轮原理</w:t>
-      </w:r>
-      <w:r>
-        <w:rPr>
-          <w:rFonts w:hint="eastAsia" w:ascii="Times New Roman" w:hAnsi="Times New Roman" w:eastAsia="Times New Roman" w:cs="Times New Roman"/>
-        </w:rPr>
-        <w:t>·6-</w:t>
-      </w:r>
-      <w:r>
-        <w:rPr>
-          <w:rFonts w:hint="eastAsia" w:ascii="Times New Roman" w:hAnsi="Times New Roman" w:eastAsia="FangSong" w:cs="Times New Roman"/>
-        </w:rPr>
-        <w:t>酸碱理论</w:t>
-      </w:r>
-      <w:r>
-        <w:rPr>
-          <w:rFonts w:hint="eastAsia" w:ascii="Times New Roman" w:hAnsi="Times New Roman" w:eastAsia="Times New Roman" w:cs="Times New Roman"/>
-        </w:rPr>
-        <w:t>（</w:t>
-      </w:r>
-      <w:r>
-        <w:rPr>
-          <w:rFonts w:hint="eastAsia" w:ascii="Times New Roman" w:hAnsi="Times New Roman" w:eastAsia="FangSong" w:cs="Times New Roman"/>
-        </w:rPr>
-        <w:t>教师版</w:t>
-      </w:r>
-      <w:r>
-        <w:rPr>
-          <w:rFonts w:hint="eastAsia" w:ascii="Times New Roman" w:hAnsi="Times New Roman" w:eastAsia="Times New Roman" w:cs="Times New Roman"/>
-        </w:rPr>
-        <w:t>）</w:t>
       </w:r>
     </w:p>
     <w:p>
@@ -20157,60 +19437,6 @@
         </w:rPr>
         <w:t>化学竞赛初赛讲义</w:t>
       </w:r>
-      <w:r>
-        <w:rPr>
-          <w:rFonts w:ascii="Times New Roman" w:hAnsi="Times New Roman" w:eastAsia="Times New Roman" w:cs="Times New Roman"/>
-        </w:rPr>
-        <w:t xml:space="preserve"> </w:t>
-      </w:r>
-      <w:r>
-        <w:rPr>
-          <w:rFonts w:hint="eastAsia" w:ascii="Times New Roman" w:hAnsi="Times New Roman" w:eastAsia="FangSong" w:cs="Times New Roman"/>
-        </w:rPr>
-        <w:t>曾用于</w:t>
-      </w:r>
-      <w:r>
-        <w:rPr>
-          <w:rFonts w:hint="eastAsia" w:ascii="Times New Roman" w:hAnsi="Times New Roman" w:eastAsia="Times New Roman" w:cs="Times New Roman"/>
-        </w:rPr>
-        <w:t>：</w:t>
-      </w:r>
-      <w:r>
-        <w:rPr>
-          <w:rFonts w:hint="eastAsia" w:ascii="Times New Roman" w:hAnsi="Times New Roman" w:eastAsia="FangSong" w:cs="Times New Roman"/>
-        </w:rPr>
-        <w:t>第一轮原理</w:t>
-      </w:r>
-      <w:r>
-        <w:rPr>
-          <w:rFonts w:hint="eastAsia" w:ascii="Times New Roman" w:hAnsi="Times New Roman" w:eastAsia="Times New Roman" w:cs="Times New Roman"/>
-        </w:rPr>
-        <w:t>·9-</w:t>
-      </w:r>
-      <w:r>
-        <w:rPr>
-          <w:rFonts w:hint="eastAsia" w:ascii="Times New Roman" w:hAnsi="Times New Roman" w:eastAsia="FangSong" w:cs="Times New Roman"/>
-        </w:rPr>
-        <w:t>方程式与离子反应</w:t>
-      </w:r>
-      <w:r>
-        <w:rPr>
-          <w:rFonts w:hint="eastAsia" w:ascii="Times New Roman" w:hAnsi="Times New Roman" w:eastAsia="Times New Roman" w:cs="Times New Roman"/>
-        </w:rPr>
-        <w:t>（</w:t>
-      </w:r>
-      <w:r>
-        <w:rPr>
-          <w:rFonts w:hint="eastAsia" w:ascii="Times New Roman" w:hAnsi="Times New Roman" w:eastAsia="FangSong" w:cs="Times New Roman"/>
-        </w:rPr>
-        <w:t>教师版</w:t>
-      </w:r>
-      <w:r>
-        <w:rPr>
-          <w:rFonts w:hint="eastAsia" w:ascii="Times New Roman" w:hAnsi="Times New Roman" w:eastAsia="Times New Roman" w:cs="Times New Roman"/>
-        </w:rPr>
-        <w:t>）</w:t>
-      </w:r>
     </w:p>
     <w:p>
       <w:pPr>
@@ -20797,66 +20023,6 @@
           <w:rFonts w:hint="eastAsia" w:ascii="Times New Roman" w:hAnsi="Times New Roman" w:eastAsia="FangSong" w:cs="Times New Roman"/>
         </w:rPr>
         <w:t>第一分册</w:t>
-      </w:r>
-      <w:r>
-        <w:rPr>
-          <w:rFonts w:ascii="Times New Roman" w:hAnsi="Times New Roman" w:eastAsia="Times New Roman" w:cs="Times New Roman"/>
-        </w:rPr>
-        <w:t xml:space="preserve"> </w:t>
-      </w:r>
-      <w:r>
-        <w:rPr>
-          <w:rFonts w:hint="eastAsia" w:ascii="Times New Roman" w:hAnsi="Times New Roman" w:eastAsia="FangSong" w:cs="Times New Roman"/>
-        </w:rPr>
-        <w:t>曾用于</w:t>
-      </w:r>
-      <w:r>
-        <w:rPr>
-          <w:rFonts w:hint="eastAsia" w:ascii="Times New Roman" w:hAnsi="Times New Roman" w:eastAsia="Times New Roman" w:cs="Times New Roman"/>
-        </w:rPr>
-        <w:t>：</w:t>
-      </w:r>
-      <w:r>
-        <w:rPr>
-          <w:rFonts w:hint="eastAsia" w:ascii="Times New Roman" w:hAnsi="Times New Roman" w:eastAsia="FangSong" w:cs="Times New Roman"/>
-        </w:rPr>
-        <w:t>一分册专项卷</w:t>
-      </w:r>
-      <w:r>
-        <w:rPr>
-          <w:rFonts w:hint="eastAsia" w:ascii="Times New Roman" w:hAnsi="Times New Roman" w:eastAsia="Times New Roman" w:cs="Times New Roman"/>
-        </w:rPr>
-        <w:t>X,</w:t>
-      </w:r>
-      <w:r>
-        <w:rPr>
-          <w:rFonts w:ascii="Times New Roman" w:hAnsi="Times New Roman" w:eastAsia="Times New Roman" w:cs="Times New Roman"/>
-        </w:rPr>
-        <w:t xml:space="preserve"> </w:t>
-      </w:r>
-      <w:r>
-        <w:rPr>
-          <w:rFonts w:hint="eastAsia" w:ascii="Times New Roman" w:hAnsi="Times New Roman" w:eastAsia="FangSong" w:cs="Times New Roman"/>
-        </w:rPr>
-        <w:t>第一轮综合卷</w:t>
-      </w:r>
-      <w:r>
-        <w:rPr>
-          <w:rFonts w:hint="eastAsia" w:ascii="Times New Roman" w:hAnsi="Times New Roman" w:eastAsia="Times New Roman" w:cs="Times New Roman"/>
-        </w:rPr>
-        <w:t>02（</w:t>
-      </w:r>
-      <w:r>
-        <w:rPr>
-          <w:rFonts w:hint="eastAsia" w:ascii="Times New Roman" w:hAnsi="Times New Roman" w:eastAsia="FangSong" w:cs="Times New Roman"/>
-        </w:rPr>
-        <w:t>教师版</w:t>
-      </w:r>
-      <w:r>
-        <w:rPr>
-          <w:rFonts w:hint="eastAsia" w:ascii="Times New Roman" w:hAnsi="Times New Roman" w:eastAsia="Times New Roman" w:cs="Times New Roman"/>
-        </w:rPr>
-        <w:t>）</w:t>
       </w:r>
     </w:p>
     <w:p>
@@ -22445,48 +21611,6 @@
           <w:rFonts w:hint="eastAsia" w:ascii="Times New Roman" w:hAnsi="Times New Roman" w:eastAsia="FangSong" w:cs="Times New Roman"/>
         </w:rPr>
         <w:t>一分册能力测试</w:t>
-      </w:r>
-      <w:r>
-        <w:rPr>
-          <w:rFonts w:ascii="Times New Roman" w:hAnsi="Times New Roman" w:eastAsia="Times New Roman" w:cs="Times New Roman"/>
-        </w:rPr>
-        <w:t xml:space="preserve"> </w:t>
-      </w:r>
-      <w:r>
-        <w:rPr>
-          <w:rFonts w:hint="eastAsia" w:ascii="Times New Roman" w:hAnsi="Times New Roman" w:eastAsia="FangSong" w:cs="Times New Roman"/>
-        </w:rPr>
-        <w:t>曾用于</w:t>
-      </w:r>
-      <w:r>
-        <w:rPr>
-          <w:rFonts w:hint="eastAsia" w:ascii="Times New Roman" w:hAnsi="Times New Roman" w:eastAsia="Times New Roman" w:cs="Times New Roman"/>
-        </w:rPr>
-        <w:t>：</w:t>
-      </w:r>
-      <w:r>
-        <w:rPr>
-          <w:rFonts w:hint="eastAsia" w:ascii="Times New Roman" w:hAnsi="Times New Roman" w:eastAsia="FangSong" w:cs="Times New Roman"/>
-        </w:rPr>
-        <w:t>第一轮综合卷</w:t>
-      </w:r>
-      <w:r>
-        <w:rPr>
-          <w:rFonts w:hint="eastAsia" w:ascii="Times New Roman" w:hAnsi="Times New Roman" w:eastAsia="Times New Roman" w:cs="Times New Roman"/>
-        </w:rPr>
-        <w:t>03（</w:t>
-      </w:r>
-      <w:r>
-        <w:rPr>
-          <w:rFonts w:hint="eastAsia" w:ascii="Times New Roman" w:hAnsi="Times New Roman" w:eastAsia="FangSong" w:cs="Times New Roman"/>
-        </w:rPr>
-        <w:t>教师版</w:t>
-      </w:r>
-      <w:r>
-        <w:rPr>
-          <w:rFonts w:hint="eastAsia" w:ascii="Times New Roman" w:hAnsi="Times New Roman" w:eastAsia="Times New Roman" w:cs="Times New Roman"/>
-        </w:rPr>
-        <w:t>）</w:t>
       </w:r>
     </w:p>
     <w:p>
@@ -25197,60 +24321,6 @@
         </w:rPr>
         <w:t>一分册能力测试</w:t>
       </w:r>
-      <w:r>
-        <w:rPr>
-          <w:rFonts w:ascii="Times New Roman" w:hAnsi="Times New Roman" w:eastAsia="Times New Roman" w:cs="Times New Roman"/>
-        </w:rPr>
-        <w:t xml:space="preserve"> </w:t>
-      </w:r>
-      <w:r>
-        <w:rPr>
-          <w:rFonts w:hint="eastAsia" w:ascii="Times New Roman" w:hAnsi="Times New Roman" w:eastAsia="FangSong" w:cs="Times New Roman"/>
-        </w:rPr>
-        <w:t>曾用于</w:t>
-      </w:r>
-      <w:r>
-        <w:rPr>
-          <w:rFonts w:hint="eastAsia" w:ascii="Times New Roman" w:hAnsi="Times New Roman" w:eastAsia="Times New Roman" w:cs="Times New Roman"/>
-        </w:rPr>
-        <w:t>：</w:t>
-      </w:r>
-      <w:r>
-        <w:rPr>
-          <w:rFonts w:hint="eastAsia" w:ascii="Times New Roman" w:hAnsi="Times New Roman" w:eastAsia="FangSong" w:cs="Times New Roman"/>
-        </w:rPr>
-        <w:t>第一轮原理</w:t>
-      </w:r>
-      <w:r>
-        <w:rPr>
-          <w:rFonts w:hint="eastAsia" w:ascii="Times New Roman" w:hAnsi="Times New Roman" w:eastAsia="Times New Roman" w:cs="Times New Roman"/>
-        </w:rPr>
-        <w:t>·1-</w:t>
-      </w:r>
-      <w:r>
-        <w:rPr>
-          <w:rFonts w:hint="eastAsia" w:ascii="Times New Roman" w:hAnsi="Times New Roman" w:eastAsia="FangSong" w:cs="Times New Roman"/>
-        </w:rPr>
-        <w:t>化学计量与气体</w:t>
-      </w:r>
-      <w:r>
-        <w:rPr>
-          <w:rFonts w:hint="eastAsia" w:ascii="Times New Roman" w:hAnsi="Times New Roman" w:eastAsia="Times New Roman" w:cs="Times New Roman"/>
-        </w:rPr>
-        <w:t>（</w:t>
-      </w:r>
-      <w:r>
-        <w:rPr>
-          <w:rFonts w:hint="eastAsia" w:ascii="Times New Roman" w:hAnsi="Times New Roman" w:eastAsia="FangSong" w:cs="Times New Roman"/>
-        </w:rPr>
-        <w:t>教师版</w:t>
-      </w:r>
-      <w:r>
-        <w:rPr>
-          <w:rFonts w:hint="eastAsia" w:ascii="Times New Roman" w:hAnsi="Times New Roman" w:eastAsia="Times New Roman" w:cs="Times New Roman"/>
-        </w:rPr>
-        <w:t>）</w:t>
-      </w:r>
     </w:p>
     <w:p>
       <w:pPr>
@@ -28358,60 +27428,6 @@
           <w:rFonts w:hint="eastAsia" w:ascii="Times New Roman" w:hAnsi="Times New Roman" w:eastAsia="FangSong" w:cs="Times New Roman"/>
         </w:rPr>
         <w:t>一分册能力测试</w:t>
-      </w:r>
-      <w:r>
-        <w:rPr>
-          <w:rFonts w:ascii="Times New Roman" w:hAnsi="Times New Roman" w:eastAsia="Times New Roman" w:cs="Times New Roman"/>
-        </w:rPr>
-        <w:t xml:space="preserve"> </w:t>
-      </w:r>
-      <w:r>
-        <w:rPr>
-          <w:rFonts w:hint="eastAsia" w:ascii="Times New Roman" w:hAnsi="Times New Roman" w:eastAsia="FangSong" w:cs="Times New Roman"/>
-        </w:rPr>
-        <w:t>曾用于</w:t>
-      </w:r>
-      <w:r>
-        <w:rPr>
-          <w:rFonts w:hint="eastAsia" w:ascii="Times New Roman" w:hAnsi="Times New Roman" w:eastAsia="Times New Roman" w:cs="Times New Roman"/>
-        </w:rPr>
-        <w:t>：</w:t>
-      </w:r>
-      <w:r>
-        <w:rPr>
-          <w:rFonts w:hint="eastAsia" w:ascii="Times New Roman" w:hAnsi="Times New Roman" w:eastAsia="FangSong" w:cs="Times New Roman"/>
-        </w:rPr>
-        <w:t>第一轮原理</w:t>
-      </w:r>
-      <w:r>
-        <w:rPr>
-          <w:rFonts w:hint="eastAsia" w:ascii="Times New Roman" w:hAnsi="Times New Roman" w:eastAsia="Times New Roman" w:cs="Times New Roman"/>
-        </w:rPr>
-        <w:t>·1-</w:t>
-      </w:r>
-      <w:r>
-        <w:rPr>
-          <w:rFonts w:hint="eastAsia" w:ascii="Times New Roman" w:hAnsi="Times New Roman" w:eastAsia="FangSong" w:cs="Times New Roman"/>
-        </w:rPr>
-        <w:t>化学计量与气体</w:t>
-      </w:r>
-      <w:r>
-        <w:rPr>
-          <w:rFonts w:hint="eastAsia" w:ascii="Times New Roman" w:hAnsi="Times New Roman" w:eastAsia="Times New Roman" w:cs="Times New Roman"/>
-        </w:rPr>
-        <w:t>（</w:t>
-      </w:r>
-      <w:r>
-        <w:rPr>
-          <w:rFonts w:hint="eastAsia" w:ascii="Times New Roman" w:hAnsi="Times New Roman" w:eastAsia="FangSong" w:cs="Times New Roman"/>
-        </w:rPr>
-        <w:t>教师版</w:t>
-      </w:r>
-      <w:r>
-        <w:rPr>
-          <w:rFonts w:hint="eastAsia" w:ascii="Times New Roman" w:hAnsi="Times New Roman" w:eastAsia="Times New Roman" w:cs="Times New Roman"/>
-        </w:rPr>
-        <w:t>）</w:t>
       </w:r>
     </w:p>
     <w:p>
@@ -37473,60 +36489,6 @@
         </w:rPr>
         <w:t>化学能力测试</w:t>
       </w:r>
-      <w:r>
-        <w:rPr>
-          <w:rFonts w:ascii="Times New Roman" w:hAnsi="Times New Roman" w:eastAsia="Times New Roman" w:cs="Times New Roman"/>
-        </w:rPr>
-        <w:t xml:space="preserve"> </w:t>
-      </w:r>
-      <w:r>
-        <w:rPr>
-          <w:rFonts w:hint="eastAsia" w:ascii="Times New Roman" w:hAnsi="Times New Roman" w:eastAsia="FangSong" w:cs="Times New Roman"/>
-        </w:rPr>
-        <w:t>曾用于</w:t>
-      </w:r>
-      <w:r>
-        <w:rPr>
-          <w:rFonts w:hint="eastAsia" w:ascii="Times New Roman" w:hAnsi="Times New Roman" w:eastAsia="Times New Roman" w:cs="Times New Roman"/>
-        </w:rPr>
-        <w:t>：</w:t>
-      </w:r>
-      <w:r>
-        <w:rPr>
-          <w:rFonts w:hint="eastAsia" w:ascii="Times New Roman" w:hAnsi="Times New Roman" w:eastAsia="FangSong" w:cs="Times New Roman"/>
-        </w:rPr>
-        <w:t>第一轮原理</w:t>
-      </w:r>
-      <w:r>
-        <w:rPr>
-          <w:rFonts w:hint="eastAsia" w:ascii="Times New Roman" w:hAnsi="Times New Roman" w:eastAsia="Times New Roman" w:cs="Times New Roman"/>
-        </w:rPr>
-        <w:t>·7-</w:t>
-      </w:r>
-      <w:r>
-        <w:rPr>
-          <w:rFonts w:hint="eastAsia" w:ascii="Times New Roman" w:hAnsi="Times New Roman" w:eastAsia="FangSong" w:cs="Times New Roman"/>
-        </w:rPr>
-        <w:t>沉淀溶解平衡</w:t>
-      </w:r>
-      <w:r>
-        <w:rPr>
-          <w:rFonts w:hint="eastAsia" w:ascii="Times New Roman" w:hAnsi="Times New Roman" w:eastAsia="Times New Roman" w:cs="Times New Roman"/>
-        </w:rPr>
-        <w:t>（</w:t>
-      </w:r>
-      <w:r>
-        <w:rPr>
-          <w:rFonts w:hint="eastAsia" w:ascii="Times New Roman" w:hAnsi="Times New Roman" w:eastAsia="FangSong" w:cs="Times New Roman"/>
-        </w:rPr>
-        <w:t>教师版</w:t>
-      </w:r>
-      <w:r>
-        <w:rPr>
-          <w:rFonts w:hint="eastAsia" w:ascii="Times New Roman" w:hAnsi="Times New Roman" w:eastAsia="Times New Roman" w:cs="Times New Roman"/>
-        </w:rPr>
-        <w:t>）</w:t>
-      </w:r>
     </w:p>
     <w:p>
       <w:pPr>
@@ -44760,66 +43722,6 @@
         </w:rPr>
         <w:t>第二分册</w:t>
       </w:r>
-      <w:r>
-        <w:rPr>
-          <w:rFonts w:ascii="Times New Roman" w:hAnsi="Times New Roman" w:eastAsia="Times New Roman" w:cs="Times New Roman"/>
-        </w:rPr>
-        <w:t xml:space="preserve"> </w:t>
-      </w:r>
-      <w:r>
-        <w:rPr>
-          <w:rFonts w:hint="eastAsia" w:ascii="Times New Roman" w:hAnsi="Times New Roman" w:eastAsia="FangSong" w:cs="Times New Roman"/>
-        </w:rPr>
-        <w:t>曾用于</w:t>
-      </w:r>
-      <w:r>
-        <w:rPr>
-          <w:rFonts w:hint="eastAsia" w:ascii="Times New Roman" w:hAnsi="Times New Roman" w:eastAsia="Times New Roman" w:cs="Times New Roman"/>
-        </w:rPr>
-        <w:t>：</w:t>
-      </w:r>
-      <w:r>
-        <w:rPr>
-          <w:rFonts w:hint="eastAsia" w:ascii="Times New Roman" w:hAnsi="Times New Roman" w:eastAsia="FangSong" w:cs="Times New Roman"/>
-        </w:rPr>
-        <w:t>二分册专项卷</w:t>
-      </w:r>
-      <w:r>
-        <w:rPr>
-          <w:rFonts w:hint="eastAsia" w:ascii="Times New Roman" w:hAnsi="Times New Roman" w:eastAsia="Times New Roman" w:cs="Times New Roman"/>
-        </w:rPr>
-        <w:t>V,</w:t>
-      </w:r>
-      <w:r>
-        <w:rPr>
-          <w:rFonts w:ascii="Times New Roman" w:hAnsi="Times New Roman" w:eastAsia="Times New Roman" w:cs="Times New Roman"/>
-        </w:rPr>
-        <w:t xml:space="preserve"> </w:t>
-      </w:r>
-      <w:r>
-        <w:rPr>
-          <w:rFonts w:hint="eastAsia" w:ascii="Times New Roman" w:hAnsi="Times New Roman" w:eastAsia="FangSong" w:cs="Times New Roman"/>
-        </w:rPr>
-        <w:t>第一轮综合卷</w:t>
-      </w:r>
-      <w:r>
-        <w:rPr>
-          <w:rFonts w:hint="eastAsia" w:ascii="Times New Roman" w:hAnsi="Times New Roman" w:eastAsia="Times New Roman" w:cs="Times New Roman"/>
-        </w:rPr>
-        <w:t>10（</w:t>
-      </w:r>
-      <w:r>
-        <w:rPr>
-          <w:rFonts w:hint="eastAsia" w:ascii="Times New Roman" w:hAnsi="Times New Roman" w:eastAsia="FangSong" w:cs="Times New Roman"/>
-        </w:rPr>
-        <w:t>教师版</w:t>
-      </w:r>
-      <w:r>
-        <w:rPr>
-          <w:rFonts w:hint="eastAsia" w:ascii="Times New Roman" w:hAnsi="Times New Roman" w:eastAsia="Times New Roman" w:cs="Times New Roman"/>
-        </w:rPr>
-        <w:t>）</w:t>
-      </w:r>
     </w:p>
     <w:p>
       <w:pPr>
@@ -47179,48 +46081,6 @@
           <w:rFonts w:hint="eastAsia" w:ascii="Times New Roman" w:hAnsi="Times New Roman" w:eastAsia="FangSong" w:cs="Times New Roman"/>
         </w:rPr>
         <w:t>第二分册</w:t>
-      </w:r>
-      <w:r>
-        <w:rPr>
-          <w:rFonts w:ascii="Times New Roman" w:hAnsi="Times New Roman" w:eastAsia="Times New Roman" w:cs="Times New Roman"/>
-        </w:rPr>
-        <w:t xml:space="preserve"> </w:t>
-      </w:r>
-      <w:r>
-        <w:rPr>
-          <w:rFonts w:hint="eastAsia" w:ascii="Times New Roman" w:hAnsi="Times New Roman" w:eastAsia="FangSong" w:cs="Times New Roman"/>
-        </w:rPr>
-        <w:t>曾用于</w:t>
-      </w:r>
-      <w:r>
-        <w:rPr>
-          <w:rFonts w:hint="eastAsia" w:ascii="Times New Roman" w:hAnsi="Times New Roman" w:eastAsia="Times New Roman" w:cs="Times New Roman"/>
-        </w:rPr>
-        <w:t>：</w:t>
-      </w:r>
-      <w:r>
-        <w:rPr>
-          <w:rFonts w:hint="eastAsia" w:ascii="Times New Roman" w:hAnsi="Times New Roman" w:eastAsia="FangSong" w:cs="Times New Roman"/>
-        </w:rPr>
-        <w:t>第一轮综合卷</w:t>
-      </w:r>
-      <w:r>
-        <w:rPr>
-          <w:rFonts w:hint="eastAsia" w:ascii="Times New Roman" w:hAnsi="Times New Roman" w:eastAsia="Times New Roman" w:cs="Times New Roman"/>
-        </w:rPr>
-        <w:t>03（</w:t>
-      </w:r>
-      <w:r>
-        <w:rPr>
-          <w:rFonts w:hint="eastAsia" w:ascii="Times New Roman" w:hAnsi="Times New Roman" w:eastAsia="FangSong" w:cs="Times New Roman"/>
-        </w:rPr>
-        <w:t>教师版</w:t>
-      </w:r>
-      <w:r>
-        <w:rPr>
-          <w:rFonts w:hint="eastAsia" w:ascii="Times New Roman" w:hAnsi="Times New Roman" w:eastAsia="Times New Roman" w:cs="Times New Roman"/>
-        </w:rPr>
-        <w:t>）</w:t>
       </w:r>
     </w:p>
     <w:p>

--- a/00-首页/题组Word/第一轮·综合套卷/第一轮综合卷03（教师版）.docx
+++ b/00-首页/题组Word/第一轮·综合套卷/第一轮综合卷03（教师版）.docx
@@ -1023,14 +1023,14 @@
         </w:rPr>
         <w:drawing>
           <wp:inline>
-            <wp:extent cx="3240000" cy="4584609"/>
+            <wp:extent cx="3240000" cy="3013953"/>
             <wp:effectExtent b="0" l="0" r="0" t="0"/>
             <wp:docPr descr="" title="" id="12" name="Picture"/>
             <a:graphic>
               <a:graphicData uri="http://schemas.openxmlformats.org/drawingml/2006/picture">
                 <pic:pic>
                   <pic:nvPicPr>
-                    <pic:cNvPr descr="2023-浙江预赛_p04.png" id="13" name="Picture"/>
+                    <pic:cNvPr descr="d3c6ae164b2d6b09.png" id="13" name="Picture"/>
                     <pic:cNvPicPr>
                       <a:picLocks noChangeArrowheads="1" noChangeAspect="1"/>
                     </pic:cNvPicPr>
@@ -1044,7 +1044,7 @@
                   <pic:spPr bwMode="auto">
                     <a:xfrm>
                       <a:off x="0" y="0"/>
-                      <a:ext cx="3240000" cy="4584609"/>
+                      <a:ext cx="3240000" cy="3013953"/>
                     </a:xfrm>
                     <a:prstGeom prst="rect">
                       <a:avLst/>
@@ -1525,14 +1525,14 @@
         </w:rPr>
         <w:drawing>
           <wp:inline>
-            <wp:extent cx="3240000" cy="4584609"/>
+            <wp:extent cx="3600000" cy="1294822"/>
             <wp:effectExtent b="0" l="0" r="0" t="0"/>
             <wp:docPr descr="" title="" id="16" name="Picture"/>
             <a:graphic>
               <a:graphicData uri="http://schemas.openxmlformats.org/drawingml/2006/picture">
                 <pic:pic>
                   <pic:nvPicPr>
-                    <pic:cNvPr descr="2023-浙江预赛_p09.png" id="17" name="Picture"/>
+                    <pic:cNvPr descr="cef87b9b4175dfe3.png" id="17" name="Picture"/>
                     <pic:cNvPicPr>
                       <a:picLocks noChangeArrowheads="1" noChangeAspect="1"/>
                     </pic:cNvPicPr>
@@ -1546,7 +1546,7 @@
                   <pic:spPr bwMode="auto">
                     <a:xfrm>
                       <a:off x="0" y="0"/>
-                      <a:ext cx="3240000" cy="4584609"/>
+                      <a:ext cx="3600000" cy="1294822"/>
                     </a:xfrm>
                     <a:prstGeom prst="rect">
                       <a:avLst/>
@@ -9544,14 +9544,14 @@
         </w:rPr>
         <w:drawing>
           <wp:inline>
-            <wp:extent cx="3240000" cy="4584609"/>
+            <wp:extent cx="3600000" cy="1059039"/>
             <wp:effectExtent b="0" l="0" r="0" t="0"/>
             <wp:docPr descr="" title="" id="34" name="Picture"/>
             <a:graphic>
               <a:graphicData uri="http://schemas.openxmlformats.org/drawingml/2006/picture">
                 <pic:pic>
                   <pic:nvPicPr>
-                    <pic:cNvPr descr="2021-浙江预赛_p14.png" id="35" name="Picture"/>
+                    <pic:cNvPr descr="b5972bef11503802.png" id="35" name="Picture"/>
                     <pic:cNvPicPr>
                       <a:picLocks noChangeArrowheads="1" noChangeAspect="1"/>
                     </pic:cNvPicPr>
@@ -9565,7 +9565,7 @@
                   <pic:spPr bwMode="auto">
                     <a:xfrm>
                       <a:off x="0" y="0"/>
-                      <a:ext cx="3240000" cy="4584609"/>
+                      <a:ext cx="3600000" cy="1059039"/>
                     </a:xfrm>
                     <a:prstGeom prst="rect">
                       <a:avLst/>

--- a/00-首页/题组Word/第一轮·综合套卷/第一轮综合卷03（教师版）.docx
+++ b/00-首页/题组Word/第一轮·综合套卷/第一轮综合卷03（教师版）.docx
@@ -526,10 +526,6 @@
     <w:p>
       <w:pPr>
         <w:pStyle w:val="Compact"/>
-        <w:numPr>
-          <w:ilvl w:val="0"/>
-          <w:numId w:val="1001"/>
-        </w:numPr>
       </w:pPr>
       <w:r>
         <w:rPr>
@@ -573,10 +569,6 @@
     <w:p>
       <w:pPr>
         <w:pStyle w:val="Compact"/>
-        <w:numPr>
-          <w:ilvl w:val="0"/>
-          <w:numId w:val="1001"/>
-        </w:numPr>
       </w:pPr>
       <w:r>
         <w:rPr>
@@ -620,10 +612,6 @@
     <w:p>
       <w:pPr>
         <w:pStyle w:val="Compact"/>
-        <w:numPr>
-          <w:ilvl w:val="0"/>
-          <w:numId w:val="1001"/>
-        </w:numPr>
       </w:pPr>
       <w:r>
         <w:rPr>
@@ -692,10 +680,6 @@
     <w:p>
       <w:pPr>
         <w:pStyle w:val="Compact"/>
-        <w:numPr>
-          <w:ilvl w:val="0"/>
-          <w:numId w:val="1001"/>
-        </w:numPr>
       </w:pPr>
       <w:r>
         <w:rPr>
@@ -1023,7 +1007,7 @@
         </w:rPr>
         <w:drawing>
           <wp:inline>
-            <wp:extent cx="3240000" cy="3013953"/>
+            <wp:extent cx="2837239" cy="3013953"/>
             <wp:effectExtent b="0" l="0" r="0" t="0"/>
             <wp:docPr descr="" title="" id="12" name="Picture"/>
             <a:graphic>
@@ -1044,7 +1028,7 @@
                   <pic:spPr bwMode="auto">
                     <a:xfrm>
                       <a:off x="0" y="0"/>
-                      <a:ext cx="3240000" cy="3013953"/>
+                      <a:ext cx="2837239" cy="3013953"/>
                     </a:xfrm>
                     <a:prstGeom prst="rect">
                       <a:avLst/>
@@ -1066,10 +1050,6 @@
     <w:p>
       <w:pPr>
         <w:pStyle w:val="Compact"/>
-        <w:numPr>
-          <w:ilvl w:val="0"/>
-          <w:numId w:val="1002"/>
-        </w:numPr>
       </w:pPr>
       <w:r>
         <w:rPr>
@@ -1137,10 +1117,6 @@
     <w:p>
       <w:pPr>
         <w:pStyle w:val="Compact"/>
-        <w:numPr>
-          <w:ilvl w:val="0"/>
-          <w:numId w:val="1002"/>
-        </w:numPr>
       </w:pPr>
       <w:r>
         <w:rPr>
@@ -1219,10 +1195,6 @@
     <w:p>
       <w:pPr>
         <w:pStyle w:val="Compact"/>
-        <w:numPr>
-          <w:ilvl w:val="0"/>
-          <w:numId w:val="1002"/>
-        </w:numPr>
       </w:pPr>
       <w:r>
         <w:rPr>
@@ -1264,10 +1236,6 @@
     <w:p>
       <w:pPr>
         <w:pStyle w:val="Compact"/>
-        <w:numPr>
-          <w:ilvl w:val="0"/>
-          <w:numId w:val="1002"/>
-        </w:numPr>
       </w:pPr>
       <w:r>
         <w:rPr>
@@ -1568,10 +1536,6 @@
     <w:p>
       <w:pPr>
         <w:pStyle w:val="Compact"/>
-        <w:numPr>
-          <w:ilvl w:val="0"/>
-          <w:numId w:val="1003"/>
-        </w:numPr>
       </w:pPr>
       <w:r>
         <w:rPr>
@@ -1601,10 +1565,6 @@
     <w:p>
       <w:pPr>
         <w:pStyle w:val="Compact"/>
-        <w:numPr>
-          <w:ilvl w:val="0"/>
-          <w:numId w:val="1003"/>
-        </w:numPr>
       </w:pPr>
       <w:r>
         <w:rPr>
@@ -1647,10 +1607,6 @@
     <w:p>
       <w:pPr>
         <w:pStyle w:val="Compact"/>
-        <w:numPr>
-          <w:ilvl w:val="0"/>
-          <w:numId w:val="1003"/>
-        </w:numPr>
       </w:pPr>
       <w:r>
         <w:rPr>
@@ -1668,10 +1624,6 @@
     <w:p>
       <w:pPr>
         <w:pStyle w:val="Compact"/>
-        <w:numPr>
-          <w:ilvl w:val="0"/>
-          <w:numId w:val="1003"/>
-        </w:numPr>
       </w:pPr>
       <w:r>
         <w:rPr>
@@ -1918,7 +1870,7 @@
         </w:rPr>
         <w:drawing>
           <wp:inline>
-            <wp:extent cx="2908300" cy="3924300"/>
+            <wp:extent cx="2908300" cy="3838956"/>
             <wp:effectExtent b="0" l="0" r="0" t="0"/>
             <wp:docPr descr="" title="" id="20" name="Picture"/>
             <a:graphic>
@@ -1939,7 +1891,7 @@
                   <pic:spPr bwMode="auto">
                     <a:xfrm>
                       <a:off x="0" y="0"/>
-                      <a:ext cx="2908300" cy="3924300"/>
+                      <a:ext cx="2908300" cy="3838956"/>
                     </a:xfrm>
                     <a:prstGeom prst="rect">
                       <a:avLst/>
@@ -2593,6 +2545,8 @@
     <w:p>
       <w:pPr>
         <w:pStyle w:val="FirstParagraph"/>
+        <w:ind w:left="480" w:hanging="480"/>
+        <w:spacing w:after="0"/>
       </w:pPr>
       <w:r>
         <w:rPr>
@@ -2724,6 +2678,13 @@
         </w:rPr>
         <w:t xml:space="preserve"> </w:t>
       </w:r>
+    </w:p>
+    <w:p>
+      <w:pPr>
+        <w:pStyle w:val="FirstParagraph"/>
+        <w:ind w:left="480" w:hanging="480"/>
+        <w:spacing w:before="0" w:after="0"/>
+      </w:pPr>
       <w:r>
         <w:rPr>
           <w:rFonts w:ascii="Times New Roman" w:hAnsi="Times New Roman" w:eastAsia="Times New Roman" w:cs="Times New Roman"/>
@@ -2740,7 +2701,20 @@
         <w:rPr>
           <w:rFonts w:ascii="Times New Roman" w:hAnsi="Times New Roman" w:eastAsia="Times New Roman" w:cs="Times New Roman"/>
         </w:rPr>
-        <w:t xml:space="preserve"> B. </w:t>
+        <w:t xml:space="preserve"> </w:t>
+      </w:r>
+    </w:p>
+    <w:p>
+      <w:pPr>
+        <w:pStyle w:val="FirstParagraph"/>
+        <w:ind w:left="480" w:hanging="480"/>
+        <w:spacing w:before="0" w:after="0"/>
+      </w:pPr>
+      <w:r>
+        <w:rPr>
+          <w:rFonts w:ascii="Times New Roman" w:hAnsi="Times New Roman" w:eastAsia="Times New Roman" w:cs="Times New Roman"/>
+        </w:rPr>
+        <w:t xml:space="preserve">B. </w:t>
       </w:r>
       <w:r>
         <w:rPr>
@@ -2752,7 +2726,20 @@
         <w:rPr>
           <w:rFonts w:ascii="Times New Roman" w:hAnsi="Times New Roman" w:eastAsia="Times New Roman" w:cs="Times New Roman"/>
         </w:rPr>
-        <w:t xml:space="preserve"> C. </w:t>
+        <w:t xml:space="preserve"> </w:t>
+      </w:r>
+    </w:p>
+    <w:p>
+      <w:pPr>
+        <w:pStyle w:val="FirstParagraph"/>
+        <w:ind w:left="480" w:hanging="480"/>
+        <w:spacing w:before="0" w:after="0"/>
+      </w:pPr>
+      <w:r>
+        <w:rPr>
+          <w:rFonts w:ascii="Times New Roman" w:hAnsi="Times New Roman" w:eastAsia="Times New Roman" w:cs="Times New Roman"/>
+        </w:rPr>
+        <w:t xml:space="preserve">C. </w:t>
       </w:r>
       <w:r>
         <w:rPr>
@@ -2764,7 +2751,20 @@
         <w:rPr>
           <w:rFonts w:ascii="Times New Roman" w:hAnsi="Times New Roman" w:eastAsia="Times New Roman" w:cs="Times New Roman"/>
         </w:rPr>
-        <w:t xml:space="preserve"> D. </w:t>
+        <w:t xml:space="preserve"> </w:t>
+      </w:r>
+    </w:p>
+    <w:p>
+      <w:pPr>
+        <w:pStyle w:val="FirstParagraph"/>
+        <w:ind w:left="480" w:hanging="480"/>
+        <w:spacing w:before="0" w:after="180"/>
+      </w:pPr>
+      <w:r>
+        <w:rPr>
+          <w:rFonts w:ascii="Times New Roman" w:hAnsi="Times New Roman" w:eastAsia="Times New Roman" w:cs="Times New Roman"/>
+        </w:rPr>
+        <w:t xml:space="preserve">D. </w:t>
       </w:r>
       <w:r>
         <w:rPr>
@@ -2875,6 +2875,8 @@
     <w:p>
       <w:pPr>
         <w:pStyle w:val="FirstParagraph"/>
+        <w:ind w:left="480" w:hanging="480"/>
+        <w:spacing w:after="0"/>
       </w:pPr>
       <w:r>
         <w:rPr>
@@ -2966,11 +2968,57 @@
         </w:rPr>
         <w:t xml:space="preserve"> </w:t>
       </w:r>
-      <w:r>
-        <w:rPr>
-          <w:rFonts w:ascii="Times New Roman" w:hAnsi="Times New Roman" w:eastAsia="Times New Roman" w:cs="Times New Roman"/>
-        </w:rPr>
-        <w:t xml:space="preserve">A. 5.75 B. 74.66 C. 90.65 D. 38.57</w:t>
+    </w:p>
+    <w:p>
+      <w:pPr>
+        <w:pStyle w:val="FirstParagraph"/>
+        <w:ind w:left="480" w:hanging="480"/>
+        <w:spacing w:before="0" w:after="0"/>
+      </w:pPr>
+      <w:r>
+        <w:rPr>
+          <w:rFonts w:ascii="Times New Roman" w:hAnsi="Times New Roman" w:eastAsia="Times New Roman" w:cs="Times New Roman"/>
+        </w:rPr>
+        <w:t xml:space="preserve">A. 5.75 </w:t>
+      </w:r>
+    </w:p>
+    <w:p>
+      <w:pPr>
+        <w:pStyle w:val="FirstParagraph"/>
+        <w:ind w:left="480" w:hanging="480"/>
+        <w:spacing w:before="0" w:after="0"/>
+      </w:pPr>
+      <w:r>
+        <w:rPr>
+          <w:rFonts w:ascii="Times New Roman" w:hAnsi="Times New Roman" w:eastAsia="Times New Roman" w:cs="Times New Roman"/>
+        </w:rPr>
+        <w:t xml:space="preserve">B. 74.66 </w:t>
+      </w:r>
+    </w:p>
+    <w:p>
+      <w:pPr>
+        <w:pStyle w:val="FirstParagraph"/>
+        <w:ind w:left="480" w:hanging="480"/>
+        <w:spacing w:before="0" w:after="0"/>
+      </w:pPr>
+      <w:r>
+        <w:rPr>
+          <w:rFonts w:ascii="Times New Roman" w:hAnsi="Times New Roman" w:eastAsia="Times New Roman" w:cs="Times New Roman"/>
+        </w:rPr>
+        <w:t xml:space="preserve">C. 90.65 </w:t>
+      </w:r>
+    </w:p>
+    <w:p>
+      <w:pPr>
+        <w:pStyle w:val="FirstParagraph"/>
+        <w:ind w:left="480" w:hanging="480"/>
+        <w:spacing w:before="0" w:after="180"/>
+      </w:pPr>
+      <w:r>
+        <w:rPr>
+          <w:rFonts w:ascii="Times New Roman" w:hAnsi="Times New Roman" w:eastAsia="Times New Roman" w:cs="Times New Roman"/>
+        </w:rPr>
+        <w:t xml:space="preserve">D. 38.57</w:t>
       </w:r>
     </w:p>
     <w:p>
@@ -3683,7 +3731,7 @@
         </w:rPr>
         <w:drawing>
           <wp:inline>
-            <wp:extent cx="3600000" cy="2415669"/>
+            <wp:extent cx="3309177" cy="2415669"/>
             <wp:effectExtent b="0" l="0" r="0" t="0"/>
             <wp:docPr descr="" title="" id="26" name="Picture"/>
             <a:graphic>
@@ -3704,7 +3752,7 @@
                   <pic:spPr bwMode="auto">
                     <a:xfrm>
                       <a:off x="0" y="0"/>
-                      <a:ext cx="3600000" cy="2415669"/>
+                      <a:ext cx="3309177" cy="2415669"/>
                     </a:xfrm>
                     <a:prstGeom prst="rect">
                       <a:avLst/>
@@ -6483,7 +6531,7 @@
         </w:rPr>
         <w:drawing>
           <wp:inline>
-            <wp:extent cx="3600000" cy="2191304"/>
+            <wp:extent cx="3600000" cy="2085417"/>
             <wp:effectExtent b="0" l="0" r="0" t="0"/>
             <wp:docPr descr="" title="" id="30" name="Picture"/>
             <a:graphic>
@@ -6504,7 +6552,7 @@
                   <pic:spPr bwMode="auto">
                     <a:xfrm>
                       <a:off x="0" y="0"/>
-                      <a:ext cx="3600000" cy="2191304"/>
+                      <a:ext cx="3600000" cy="2085417"/>
                     </a:xfrm>
                     <a:prstGeom prst="rect">
                       <a:avLst/>
@@ -9544,7 +9592,7 @@
         </w:rPr>
         <w:drawing>
           <wp:inline>
-            <wp:extent cx="3600000" cy="1059039"/>
+            <wp:extent cx="3243307" cy="1059039"/>
             <wp:effectExtent b="0" l="0" r="0" t="0"/>
             <wp:docPr descr="" title="" id="34" name="Picture"/>
             <a:graphic>
@@ -9565,7 +9613,7 @@
                   <pic:spPr bwMode="auto">
                     <a:xfrm>
                       <a:off x="0" y="0"/>
-                      <a:ext cx="3600000" cy="1059039"/>
+                      <a:ext cx="3243307" cy="1059039"/>
                     </a:xfrm>
                     <a:prstGeom prst="rect">
                       <a:avLst/>
@@ -9587,10 +9635,6 @@
     <w:p>
       <w:pPr>
         <w:pStyle w:val="Compact"/>
-        <w:numPr>
-          <w:ilvl w:val="0"/>
-          <w:numId w:val="1014"/>
-        </w:numPr>
       </w:pPr>
       <w:r>
         <w:rPr>
@@ -9715,10 +9759,6 @@
     <w:p>
       <w:pPr>
         <w:pStyle w:val="Compact"/>
-        <w:numPr>
-          <w:ilvl w:val="0"/>
-          <w:numId w:val="1014"/>
-        </w:numPr>
       </w:pPr>
       <w:r>
         <w:rPr>
@@ -9754,10 +9794,6 @@
     <w:p>
       <w:pPr>
         <w:pStyle w:val="Compact"/>
-        <w:numPr>
-          <w:ilvl w:val="0"/>
-          <w:numId w:val="1014"/>
-        </w:numPr>
       </w:pPr>
       <w:r>
         <w:rPr>
@@ -9824,10 +9860,6 @@
     <w:p>
       <w:pPr>
         <w:pStyle w:val="Compact"/>
-        <w:numPr>
-          <w:ilvl w:val="0"/>
-          <w:numId w:val="1014"/>
-        </w:numPr>
       </w:pPr>
       <w:r>
         <w:rPr>
@@ -12169,7 +12201,7 @@
         </w:rPr>
         <w:drawing>
           <wp:inline>
-            <wp:extent cx="3600000" cy="1943252"/>
+            <wp:extent cx="3600000" cy="1921708"/>
             <wp:effectExtent b="0" l="0" r="0" t="0"/>
             <wp:docPr descr="" title="" id="40" name="Picture"/>
             <a:graphic>
@@ -12190,7 +12222,7 @@
                   <pic:spPr bwMode="auto">
                     <a:xfrm>
                       <a:off x="0" y="0"/>
-                      <a:ext cx="3600000" cy="1943252"/>
+                      <a:ext cx="3600000" cy="1921708"/>
                     </a:xfrm>
                     <a:prstGeom prst="rect">
                       <a:avLst/>
@@ -12486,7 +12518,7 @@
         </w:rPr>
         <w:drawing>
           <wp:inline>
-            <wp:extent cx="3600000" cy="1819148"/>
+            <wp:extent cx="3580545" cy="1819148"/>
             <wp:effectExtent b="0" l="0" r="0" t="0"/>
             <wp:docPr descr="" title="" id="44" name="Picture"/>
             <a:graphic>
@@ -12507,7 +12539,7 @@
                   <pic:spPr bwMode="auto">
                     <a:xfrm>
                       <a:off x="0" y="0"/>
-                      <a:ext cx="3600000" cy="1819148"/>
+                      <a:ext cx="3580545" cy="1819148"/>
                     </a:xfrm>
                     <a:prstGeom prst="rect">
                       <a:avLst/>
@@ -12782,7 +12814,7 @@
         </w:rPr>
         <w:drawing>
           <wp:inline>
-            <wp:extent cx="3240000" cy="2590059"/>
+            <wp:extent cx="3240000" cy="2580182"/>
             <wp:effectExtent b="0" l="0" r="0" t="0"/>
             <wp:docPr descr="" title="" id="47" name="Picture"/>
             <a:graphic>
@@ -12803,7 +12835,7 @@
                   <pic:spPr bwMode="auto">
                     <a:xfrm>
                       <a:off x="0" y="0"/>
-                      <a:ext cx="3240000" cy="2590059"/>
+                      <a:ext cx="3240000" cy="2580182"/>
                     </a:xfrm>
                     <a:prstGeom prst="rect">
                       <a:avLst/>
@@ -14492,7 +14524,7 @@
         </w:rPr>
         <w:drawing>
           <wp:inline>
-            <wp:extent cx="3600000" cy="2273344"/>
+            <wp:extent cx="3597309" cy="2273344"/>
             <wp:effectExtent b="0" l="0" r="0" t="0"/>
             <wp:docPr descr="" title="" id="51" name="Picture"/>
             <a:graphic>
@@ -14513,7 +14545,7 @@
                   <pic:spPr bwMode="auto">
                     <a:xfrm>
                       <a:off x="0" y="0"/>
-                      <a:ext cx="3600000" cy="2273344"/>
+                      <a:ext cx="3597309" cy="2273344"/>
                     </a:xfrm>
                     <a:prstGeom prst="rect">
                       <a:avLst/>
@@ -14974,7 +15006,7 @@
         </w:rPr>
         <w:drawing>
           <wp:inline>
-            <wp:extent cx="3240000" cy="2702454"/>
+            <wp:extent cx="3240000" cy="2697523"/>
             <wp:effectExtent b="0" l="0" r="0" t="0"/>
             <wp:docPr descr="" title="" id="54" name="Picture"/>
             <a:graphic>
@@ -14995,7 +15027,7 @@
                   <pic:spPr bwMode="auto">
                     <a:xfrm>
                       <a:off x="0" y="0"/>
-                      <a:ext cx="3240000" cy="2702454"/>
+                      <a:ext cx="3240000" cy="2697523"/>
                     </a:xfrm>
                     <a:prstGeom prst="rect">
                       <a:avLst/>
@@ -16092,7 +16124,7 @@
         </w:rPr>
         <w:drawing>
           <wp:inline>
-            <wp:extent cx="2520000" cy="4063500"/>
+            <wp:extent cx="2511982" cy="4063500"/>
             <wp:effectExtent b="0" l="0" r="0" t="0"/>
             <wp:docPr descr="" title="" id="58" name="Picture"/>
             <a:graphic>
@@ -16113,7 +16145,7 @@
                   <pic:spPr bwMode="auto">
                     <a:xfrm>
                       <a:off x="0" y="0"/>
-                      <a:ext cx="2520000" cy="4063500"/>
+                      <a:ext cx="2511982" cy="4063500"/>
                     </a:xfrm>
                     <a:prstGeom prst="rect">
                       <a:avLst/>
@@ -16174,7 +16206,7 @@
         </w:rPr>
         <w:drawing>
           <wp:inline>
-            <wp:extent cx="2520000" cy="3982222"/>
+            <wp:extent cx="2495387" cy="3982222"/>
             <wp:effectExtent b="0" l="0" r="0" t="0"/>
             <wp:docPr descr="" title="" id="61" name="Picture"/>
             <a:graphic>
@@ -16195,7 +16227,7 @@
                   <pic:spPr bwMode="auto">
                     <a:xfrm>
                       <a:off x="0" y="0"/>
-                      <a:ext cx="2520000" cy="3982222"/>
+                      <a:ext cx="2495387" cy="3982222"/>
                     </a:xfrm>
                     <a:prstGeom prst="rect">
                       <a:avLst/>
@@ -29606,7 +29638,7 @@
         </w:rPr>
         <w:drawing>
           <wp:inline>
-            <wp:extent cx="3600000" cy="1459458"/>
+            <wp:extent cx="3592512" cy="1459458"/>
             <wp:effectExtent b="0" l="0" r="0" t="0"/>
             <wp:docPr descr="" title="" id="76" name="Picture"/>
             <a:graphic>
@@ -29627,7 +29659,7 @@
                   <pic:spPr bwMode="auto">
                     <a:xfrm>
                       <a:off x="0" y="0"/>
-                      <a:ext cx="3600000" cy="1459458"/>
+                      <a:ext cx="3592512" cy="1459458"/>
                     </a:xfrm>
                     <a:prstGeom prst="rect">
                       <a:avLst/>
@@ -29882,7 +29914,7 @@
         </w:rPr>
         <w:drawing>
           <wp:inline>
-            <wp:extent cx="3048000" cy="2019300"/>
+            <wp:extent cx="3009900" cy="2019300"/>
             <wp:effectExtent b="0" l="0" r="0" t="0"/>
             <wp:docPr descr="" title="" id="79" name="Picture"/>
             <a:graphic>
@@ -29903,7 +29935,7 @@
                   <pic:spPr bwMode="auto">
                     <a:xfrm>
                       <a:off x="0" y="0"/>
-                      <a:ext cx="3048000" cy="2019300"/>
+                      <a:ext cx="3009900" cy="2019300"/>
                     </a:xfrm>
                     <a:prstGeom prst="rect">
                       <a:avLst/>

--- a/00-首页/题组Word/第一轮·综合套卷/第一轮综合卷03（教师版）.docx
+++ b/00-首页/题组Word/第一轮·综合套卷/第一轮综合卷03（教师版）.docx
@@ -57,6 +57,14 @@
       <w:tblPr>
         <w:tblStyle w:val="Table"/>
         <w:tblW w:type="auto" w:w="0"/>
+        <w:tblBorders>
+          <w:top w:val="single" w:sz="12" w:space="0" w:color="000000"/>
+          <w:left w:val="none" w:sz="0" w:space="0" w:color="auto"/>
+          <w:bottom w:val="single" w:sz="12" w:space="0" w:color="000000"/>
+          <w:right w:val="none" w:sz="0" w:space="0" w:color="auto"/>
+          <w:insideH w:val="none" w:sz="0" w:space="0" w:color="auto"/>
+          <w:insideV w:val="none" w:sz="0" w:space="0" w:color="auto"/>
+        </w:tblBorders>
         <w:tblLook w:firstRow="1" w:lastRow="0" w:firstColumn="0" w:lastColumn="0" w:noHBand="0" w:noVBand="0" w:val="0020"/>
       </w:tblPr>
       <w:tblGrid>
@@ -69,7 +77,11 @@
           <w:tblHeader w:val="on"/>
         </w:trPr>
         <w:tc>
-          <w:tcPr/>
+          <w:tcPr>
+            <w:tcBorders>
+              <w:bottom w:val="single" w:sz="8" w:space="0" w:color="000000"/>
+            </w:tcBorders>
+          </w:tcPr>
           <w:p>
             <w:pPr>
               <w:pStyle w:val="Compact"/>
@@ -85,7 +97,11 @@
           </w:p>
         </w:tc>
         <w:tc>
-          <w:tcPr/>
+          <w:tcPr>
+            <w:tcBorders>
+              <w:bottom w:val="single" w:sz="8" w:space="0" w:color="000000"/>
+            </w:tcBorders>
+          </w:tcPr>
           <w:p>
             <w:pPr>
               <w:pStyle w:val="Compact"/>
@@ -101,7 +117,11 @@
           </w:p>
         </w:tc>
         <w:tc>
-          <w:tcPr/>
+          <w:tcPr>
+            <w:tcBorders>
+              <w:bottom w:val="single" w:sz="8" w:space="0" w:color="000000"/>
+            </w:tcBorders>
+          </w:tcPr>
           <w:p>
             <w:pPr>
               <w:pStyle w:val="Compact"/>
@@ -526,6 +546,7 @@
     <w:p>
       <w:pPr>
         <w:pStyle w:val="Compact"/>
+        <w:spacing w:before="0" w:after="0"/>
       </w:pPr>
       <w:r>
         <w:rPr>
@@ -569,6 +590,7 @@
     <w:p>
       <w:pPr>
         <w:pStyle w:val="Compact"/>
+        <w:spacing w:before="0" w:after="0"/>
       </w:pPr>
       <w:r>
         <w:rPr>
@@ -612,6 +634,7 @@
     <w:p>
       <w:pPr>
         <w:pStyle w:val="Compact"/>
+        <w:spacing w:before="0" w:after="0"/>
       </w:pPr>
       <w:r>
         <w:rPr>
@@ -680,6 +703,7 @@
     <w:p>
       <w:pPr>
         <w:pStyle w:val="Compact"/>
+        <w:spacing w:before="0" w:after="0"/>
       </w:pPr>
       <w:r>
         <w:rPr>
@@ -1050,6 +1074,7 @@
     <w:p>
       <w:pPr>
         <w:pStyle w:val="Compact"/>
+        <w:spacing w:before="0" w:after="0"/>
       </w:pPr>
       <w:r>
         <w:rPr>
@@ -1117,6 +1142,7 @@
     <w:p>
       <w:pPr>
         <w:pStyle w:val="Compact"/>
+        <w:spacing w:before="0" w:after="0"/>
       </w:pPr>
       <w:r>
         <w:rPr>
@@ -1195,6 +1221,7 @@
     <w:p>
       <w:pPr>
         <w:pStyle w:val="Compact"/>
+        <w:spacing w:before="0" w:after="0"/>
       </w:pPr>
       <w:r>
         <w:rPr>
@@ -1236,6 +1263,7 @@
     <w:p>
       <w:pPr>
         <w:pStyle w:val="Compact"/>
+        <w:spacing w:before="0" w:after="0"/>
       </w:pPr>
       <w:r>
         <w:rPr>
@@ -1536,6 +1564,7 @@
     <w:p>
       <w:pPr>
         <w:pStyle w:val="Compact"/>
+        <w:spacing w:before="0" w:after="0"/>
       </w:pPr>
       <w:r>
         <w:rPr>
@@ -1565,6 +1594,7 @@
     <w:p>
       <w:pPr>
         <w:pStyle w:val="Compact"/>
+        <w:spacing w:before="0" w:after="0"/>
       </w:pPr>
       <w:r>
         <w:rPr>
@@ -1607,6 +1637,7 @@
     <w:p>
       <w:pPr>
         <w:pStyle w:val="Compact"/>
+        <w:spacing w:before="0" w:after="0"/>
       </w:pPr>
       <w:r>
         <w:rPr>
@@ -1624,6 +1655,7 @@
     <w:p>
       <w:pPr>
         <w:pStyle w:val="Compact"/>
+        <w:spacing w:before="0" w:after="0"/>
       </w:pPr>
       <w:r>
         <w:rPr>
@@ -2545,8 +2577,8 @@
     <w:p>
       <w:pPr>
         <w:pStyle w:val="FirstParagraph"/>
+        <w:spacing w:before="0" w:after="0"/>
         <w:ind w:left="480" w:hanging="480"/>
-        <w:spacing w:after="0"/>
       </w:pPr>
       <w:r>
         <w:rPr>
@@ -2682,8 +2714,8 @@
     <w:p>
       <w:pPr>
         <w:pStyle w:val="FirstParagraph"/>
+        <w:spacing w:before="0" w:after="0"/>
         <w:ind w:left="480" w:hanging="480"/>
-        <w:spacing w:before="0" w:after="0"/>
       </w:pPr>
       <w:r>
         <w:rPr>
@@ -2707,8 +2739,8 @@
     <w:p>
       <w:pPr>
         <w:pStyle w:val="FirstParagraph"/>
+        <w:spacing w:before="0" w:after="0"/>
         <w:ind w:left="480" w:hanging="480"/>
-        <w:spacing w:before="0" w:after="0"/>
       </w:pPr>
       <w:r>
         <w:rPr>
@@ -2732,8 +2764,8 @@
     <w:p>
       <w:pPr>
         <w:pStyle w:val="FirstParagraph"/>
+        <w:spacing w:before="0" w:after="0"/>
         <w:ind w:left="480" w:hanging="480"/>
-        <w:spacing w:before="0" w:after="0"/>
       </w:pPr>
       <w:r>
         <w:rPr>
@@ -2757,8 +2789,8 @@
     <w:p>
       <w:pPr>
         <w:pStyle w:val="FirstParagraph"/>
+        <w:spacing w:before="0" w:after="0"/>
         <w:ind w:left="480" w:hanging="480"/>
-        <w:spacing w:before="0" w:after="180"/>
       </w:pPr>
       <w:r>
         <w:rPr>
@@ -2875,8 +2907,8 @@
     <w:p>
       <w:pPr>
         <w:pStyle w:val="FirstParagraph"/>
+        <w:spacing w:before="0" w:after="0"/>
         <w:ind w:left="480" w:hanging="480"/>
-        <w:spacing w:after="0"/>
       </w:pPr>
       <w:r>
         <w:rPr>
@@ -2972,8 +3004,8 @@
     <w:p>
       <w:pPr>
         <w:pStyle w:val="FirstParagraph"/>
+        <w:spacing w:before="0" w:after="0"/>
         <w:ind w:left="480" w:hanging="480"/>
-        <w:spacing w:before="0" w:after="0"/>
       </w:pPr>
       <w:r>
         <w:rPr>
@@ -2985,8 +3017,8 @@
     <w:p>
       <w:pPr>
         <w:pStyle w:val="FirstParagraph"/>
+        <w:spacing w:before="0" w:after="0"/>
         <w:ind w:left="480" w:hanging="480"/>
-        <w:spacing w:before="0" w:after="0"/>
       </w:pPr>
       <w:r>
         <w:rPr>
@@ -2998,8 +3030,8 @@
     <w:p>
       <w:pPr>
         <w:pStyle w:val="FirstParagraph"/>
+        <w:spacing w:before="0" w:after="0"/>
         <w:ind w:left="480" w:hanging="480"/>
-        <w:spacing w:before="0" w:after="0"/>
       </w:pPr>
       <w:r>
         <w:rPr>
@@ -3011,8 +3043,8 @@
     <w:p>
       <w:pPr>
         <w:pStyle w:val="FirstParagraph"/>
+        <w:spacing w:before="0" w:after="0"/>
         <w:ind w:left="480" w:hanging="480"/>
-        <w:spacing w:before="0" w:after="180"/>
       </w:pPr>
       <w:r>
         <w:rPr>
@@ -9635,6 +9667,7 @@
     <w:p>
       <w:pPr>
         <w:pStyle w:val="Compact"/>
+        <w:spacing w:before="0" w:after="0"/>
       </w:pPr>
       <w:r>
         <w:rPr>
@@ -9759,6 +9792,7 @@
     <w:p>
       <w:pPr>
         <w:pStyle w:val="Compact"/>
+        <w:spacing w:before="0" w:after="0"/>
       </w:pPr>
       <w:r>
         <w:rPr>
@@ -9794,6 +9828,7 @@
     <w:p>
       <w:pPr>
         <w:pStyle w:val="Compact"/>
+        <w:spacing w:before="0" w:after="0"/>
       </w:pPr>
       <w:r>
         <w:rPr>
@@ -9860,6 +9895,7 @@
     <w:p>
       <w:pPr>
         <w:pStyle w:val="Compact"/>
+        <w:spacing w:before="0" w:after="0"/>
       </w:pPr>
       <w:r>
         <w:rPr>
@@ -24451,6 +24487,7 @@
     <w:p>
       <w:pPr>
         <w:pStyle w:val="BodyText"/>
+        <w:spacing w:before="0" w:after="0"/>
       </w:pPr>
       <w:r>
         <w:rPr>
@@ -24555,6 +24592,7 @@
     <w:p>
       <w:pPr>
         <w:pStyle w:val="BodyText"/>
+        <w:spacing w:before="0" w:after="0"/>
       </w:pPr>
       <w:r>
         <w:rPr>
@@ -24572,6 +24610,7 @@
     <w:p>
       <w:pPr>
         <w:pStyle w:val="BodyText"/>
+        <w:spacing w:before="0" w:after="0"/>
       </w:pPr>
       <w:r>
         <w:rPr>
@@ -24601,6 +24640,7 @@
     <w:p>
       <w:pPr>
         <w:pStyle w:val="BodyText"/>
+        <w:spacing w:before="0" w:after="0"/>
       </w:pPr>
       <w:r>
         <w:rPr>
@@ -29122,6 +29162,14 @@
         <w:tblStyle w:val="Table"/>
         <w:tblW w:type="pct" w:w="5000"/>
         <w:tblLayout w:type="fixed"/>
+        <w:tblBorders>
+          <w:top w:val="single" w:sz="12" w:space="0" w:color="000000"/>
+          <w:left w:val="none" w:sz="0" w:space="0" w:color="auto"/>
+          <w:bottom w:val="single" w:sz="12" w:space="0" w:color="000000"/>
+          <w:right w:val="none" w:sz="0" w:space="0" w:color="auto"/>
+          <w:insideH w:val="none" w:sz="0" w:space="0" w:color="auto"/>
+          <w:insideV w:val="none" w:sz="0" w:space="0" w:color="auto"/>
+        </w:tblBorders>
         <w:tblLook w:firstRow="1" w:lastRow="0" w:firstColumn="0" w:lastColumn="0" w:noHBand="0" w:noVBand="0" w:val="0020"/>
       </w:tblPr>
       <w:tblGrid>
@@ -29135,7 +29183,11 @@
           <w:tblHeader w:val="on"/>
         </w:trPr>
         <w:tc>
-          <w:tcPr/>
+          <w:tcPr>
+            <w:tcBorders>
+              <w:bottom w:val="single" w:sz="8" w:space="0" w:color="000000"/>
+            </w:tcBorders>
+          </w:tcPr>
           <w:p>
             <w:pPr>
               <w:pStyle w:val="Compact"/>
@@ -29151,7 +29203,11 @@
           </w:p>
         </w:tc>
         <w:tc>
-          <w:tcPr/>
+          <w:tcPr>
+            <w:tcBorders>
+              <w:bottom w:val="single" w:sz="8" w:space="0" w:color="000000"/>
+            </w:tcBorders>
+          </w:tcPr>
           <w:p>
             <w:pPr>
               <w:pStyle w:val="Compact"/>
@@ -29167,7 +29223,11 @@
           </w:p>
         </w:tc>
         <w:tc>
-          <w:tcPr/>
+          <w:tcPr>
+            <w:tcBorders>
+              <w:bottom w:val="single" w:sz="8" w:space="0" w:color="000000"/>
+            </w:tcBorders>
+          </w:tcPr>
           <w:p>
             <w:pPr>
               <w:pStyle w:val="Compact"/>
@@ -29183,7 +29243,11 @@
           </w:p>
         </w:tc>
         <w:tc>
-          <w:tcPr/>
+          <w:tcPr>
+            <w:tcBorders>
+              <w:bottom w:val="single" w:sz="8" w:space="0" w:color="000000"/>
+            </w:tcBorders>
+          </w:tcPr>
           <w:p>
             <w:pPr>
               <w:pStyle w:val="Compact"/>
@@ -34791,6 +34855,14 @@
         <w:tblStyle w:val="Table"/>
         <w:tblW w:type="pct" w:w="5000"/>
         <w:tblLayout w:type="fixed"/>
+        <w:tblBorders>
+          <w:top w:val="single" w:sz="12" w:space="0" w:color="000000"/>
+          <w:left w:val="none" w:sz="0" w:space="0" w:color="auto"/>
+          <w:bottom w:val="single" w:sz="12" w:space="0" w:color="000000"/>
+          <w:right w:val="none" w:sz="0" w:space="0" w:color="auto"/>
+          <w:insideH w:val="none" w:sz="0" w:space="0" w:color="auto"/>
+          <w:insideV w:val="none" w:sz="0" w:space="0" w:color="auto"/>
+        </w:tblBorders>
         <w:tblLook w:firstRow="1" w:lastRow="0" w:firstColumn="0" w:lastColumn="0" w:noHBand="0" w:noVBand="0" w:val="0020"/>
       </w:tblPr>
       <w:tblGrid>
@@ -34810,7 +34882,11 @@
           <w:tblHeader w:val="on"/>
         </w:trPr>
         <w:tc>
-          <w:tcPr/>
+          <w:tcPr>
+            <w:tcBorders>
+              <w:bottom w:val="single" w:sz="8" w:space="0" w:color="000000"/>
+            </w:tcBorders>
+          </w:tcPr>
           <w:p>
             <w:pPr>
               <w:pStyle w:val="Compact"/>
@@ -34826,7 +34902,11 @@
           </w:p>
         </w:tc>
         <w:tc>
-          <w:tcPr/>
+          <w:tcPr>
+            <w:tcBorders>
+              <w:bottom w:val="single" w:sz="8" w:space="0" w:color="000000"/>
+            </w:tcBorders>
+          </w:tcPr>
           <w:p>
             <w:pPr>
               <w:pStyle w:val="Compact"/>
@@ -34842,7 +34922,11 @@
           </w:p>
         </w:tc>
         <w:tc>
-          <w:tcPr/>
+          <w:tcPr>
+            <w:tcBorders>
+              <w:bottom w:val="single" w:sz="8" w:space="0" w:color="000000"/>
+            </w:tcBorders>
+          </w:tcPr>
           <w:p>
             <w:pPr>
               <w:pStyle w:val="Compact"/>
@@ -34858,7 +34942,11 @@
           </w:p>
         </w:tc>
         <w:tc>
-          <w:tcPr/>
+          <w:tcPr>
+            <w:tcBorders>
+              <w:bottom w:val="single" w:sz="8" w:space="0" w:color="000000"/>
+            </w:tcBorders>
+          </w:tcPr>
           <w:p>
             <w:pPr>
               <w:pStyle w:val="Compact"/>
@@ -34874,7 +34962,11 @@
           </w:p>
         </w:tc>
         <w:tc>
-          <w:tcPr/>
+          <w:tcPr>
+            <w:tcBorders>
+              <w:bottom w:val="single" w:sz="8" w:space="0" w:color="000000"/>
+            </w:tcBorders>
+          </w:tcPr>
           <w:p>
             <w:pPr>
               <w:pStyle w:val="Compact"/>
@@ -34890,7 +34982,11 @@
           </w:p>
         </w:tc>
         <w:tc>
-          <w:tcPr/>
+          <w:tcPr>
+            <w:tcBorders>
+              <w:bottom w:val="single" w:sz="8" w:space="0" w:color="000000"/>
+            </w:tcBorders>
+          </w:tcPr>
           <w:p>
             <w:pPr>
               <w:pStyle w:val="Compact"/>
@@ -34906,7 +35002,11 @@
           </w:p>
         </w:tc>
         <w:tc>
-          <w:tcPr/>
+          <w:tcPr>
+            <w:tcBorders>
+              <w:bottom w:val="single" w:sz="8" w:space="0" w:color="000000"/>
+            </w:tcBorders>
+          </w:tcPr>
           <w:p>
             <w:pPr>
               <w:pStyle w:val="Compact"/>
@@ -34922,7 +35022,11 @@
           </w:p>
         </w:tc>
         <w:tc>
-          <w:tcPr/>
+          <w:tcPr>
+            <w:tcBorders>
+              <w:bottom w:val="single" w:sz="8" w:space="0" w:color="000000"/>
+            </w:tcBorders>
+          </w:tcPr>
           <w:p>
             <w:pPr>
               <w:pStyle w:val="Compact"/>
@@ -34938,7 +35042,11 @@
           </w:p>
         </w:tc>
         <w:tc>
-          <w:tcPr/>
+          <w:tcPr>
+            <w:tcBorders>
+              <w:bottom w:val="single" w:sz="8" w:space="0" w:color="000000"/>
+            </w:tcBorders>
+          </w:tcPr>
           <w:p>
             <w:pPr>
               <w:pStyle w:val="Compact"/>
@@ -34954,7 +35062,11 @@
           </w:p>
         </w:tc>
         <w:tc>
-          <w:tcPr/>
+          <w:tcPr>
+            <w:tcBorders>
+              <w:bottom w:val="single" w:sz="8" w:space="0" w:color="000000"/>
+            </w:tcBorders>
+          </w:tcPr>
           <w:p>
             <w:pPr>
               <w:pStyle w:val="Compact"/>
@@ -35231,6 +35343,14 @@
       <w:tblPr>
         <w:tblStyle w:val="Table"/>
         <w:tblW w:type="auto" w:w="0"/>
+        <w:tblBorders>
+          <w:top w:val="single" w:sz="12" w:space="0" w:color="000000"/>
+          <w:left w:val="none" w:sz="0" w:space="0" w:color="auto"/>
+          <w:bottom w:val="single" w:sz="12" w:space="0" w:color="000000"/>
+          <w:right w:val="none" w:sz="0" w:space="0" w:color="auto"/>
+          <w:insideH w:val="none" w:sz="0" w:space="0" w:color="auto"/>
+          <w:insideV w:val="none" w:sz="0" w:space="0" w:color="auto"/>
+        </w:tblBorders>
         <w:tblLook w:firstRow="1" w:lastRow="0" w:firstColumn="0" w:lastColumn="0" w:noHBand="0" w:noVBand="0" w:val="0020"/>
       </w:tblPr>
       <w:tblGrid>
@@ -35245,7 +35365,11 @@
           <w:tblHeader w:val="on"/>
         </w:trPr>
         <w:tc>
-          <w:tcPr/>
+          <w:tcPr>
+            <w:tcBorders>
+              <w:bottom w:val="single" w:sz="8" w:space="0" w:color="000000"/>
+            </w:tcBorders>
+          </w:tcPr>
           <w:p>
             <w:pPr>
               <w:pStyle w:val="Compact"/>
@@ -35317,7 +35441,11 @@
           </w:p>
         </w:tc>
         <w:tc>
-          <w:tcPr/>
+          <w:tcPr>
+            <w:tcBorders>
+              <w:bottom w:val="single" w:sz="8" w:space="0" w:color="000000"/>
+            </w:tcBorders>
+          </w:tcPr>
           <w:p>
             <w:pPr>
               <w:pStyle w:val="Compact"/>
@@ -35333,7 +35461,11 @@
           </w:p>
         </w:tc>
         <w:tc>
-          <w:tcPr/>
+          <w:tcPr>
+            <w:tcBorders>
+              <w:bottom w:val="single" w:sz="8" w:space="0" w:color="000000"/>
+            </w:tcBorders>
+          </w:tcPr>
           <w:p>
             <w:pPr>
               <w:pStyle w:val="Compact"/>
@@ -35349,7 +35481,11 @@
           </w:p>
         </w:tc>
         <w:tc>
-          <w:tcPr/>
+          <w:tcPr>
+            <w:tcBorders>
+              <w:bottom w:val="single" w:sz="8" w:space="0" w:color="000000"/>
+            </w:tcBorders>
+          </w:tcPr>
           <w:p>
             <w:pPr>
               <w:pStyle w:val="Compact"/>
@@ -35365,7 +35501,11 @@
           </w:p>
         </w:tc>
         <w:tc>
-          <w:tcPr/>
+          <w:tcPr>
+            <w:tcBorders>
+              <w:bottom w:val="single" w:sz="8" w:space="0" w:color="000000"/>
+            </w:tcBorders>
+          </w:tcPr>
           <w:p>
             <w:pPr>
               <w:pStyle w:val="Compact"/>
@@ -38110,7 +38250,7 @@
     <ns0:rPr>
       <ns0:rFonts ns0:ascii="Times New Roman" ns0:cs="Times New Roman" ns0:eastAsia="SimHei" ns0:hAnsi="Times New Roman"/>
       <ns0:b/>
-      <ns0:color ns0:val="17324D"/>
+      <ns0:color ns0:val="000000"/>
       <ns0:sz ns0:val="44"/>
       <ns0:szCs ns0:val="56"/>
     </ns0:rPr>
@@ -38252,7 +38392,7 @@
     <ns0:rPr>
       <ns0:rFonts ns0:ascii="Times New Roman" ns0:cs="Times New Roman" ns0:eastAsia="SimHei" ns0:hAnsi="Times New Roman"/>
       <ns0:b/>
-      <ns0:color ns0:val="17324D"/>
+      <ns0:color ns0:val="000000"/>
       <ns0:sz ns0:val="32"/>
       <ns0:szCs ns0:val="40"/>
     </ns0:rPr>
@@ -38276,7 +38416,7 @@
     <ns0:rPr>
       <ns0:rFonts ns0:ascii="Times New Roman" ns0:cs="Times New Roman" ns0:eastAsia="SimHei" ns0:hAnsi="Times New Roman"/>
       <ns0:b/>
-      <ns0:color ns0:val="17324D"/>
+      <ns0:color ns0:val="000000"/>
       <ns0:sz ns0:val="28"/>
       <ns0:szCs ns0:val="32"/>
     </ns0:rPr>
@@ -38300,7 +38440,7 @@
     <ns0:rPr>
       <ns0:rFonts ns0:ascii="Times New Roman" ns0:cs="Times New Roman" ns0:eastAsia="SimHei" ns0:hAnsi="Times New Roman"/>
       <ns0:b/>
-      <ns0:color ns0:val="17324D"/>
+      <ns0:color ns0:val="000000"/>
       <ns0:sz ns0:val="25"/>
       <ns0:szCs ns0:val="28"/>
     </ns0:rPr>

--- a/00-首页/题组Word/第一轮·综合套卷/第一轮综合卷03（教师版）.docx
+++ b/00-首页/题组Word/第一轮·综合套卷/第一轮综合卷03（教师版）.docx
@@ -57,14 +57,6 @@
       <w:tblPr>
         <w:tblStyle w:val="Table"/>
         <w:tblW w:type="auto" w:w="0"/>
-        <w:tblBorders>
-          <w:top w:val="single" w:sz="12" w:space="0" w:color="000000"/>
-          <w:left w:val="none" w:sz="0" w:space="0" w:color="auto"/>
-          <w:bottom w:val="single" w:sz="12" w:space="0" w:color="000000"/>
-          <w:right w:val="none" w:sz="0" w:space="0" w:color="auto"/>
-          <w:insideH w:val="none" w:sz="0" w:space="0" w:color="auto"/>
-          <w:insideV w:val="none" w:sz="0" w:space="0" w:color="auto"/>
-        </w:tblBorders>
         <w:tblLook w:firstRow="1" w:lastRow="0" w:firstColumn="0" w:lastColumn="0" w:noHBand="0" w:noVBand="0" w:val="0020"/>
       </w:tblPr>
       <w:tblGrid>
@@ -77,11 +69,7 @@
           <w:tblHeader w:val="on"/>
         </w:trPr>
         <w:tc>
-          <w:tcPr>
-            <w:tcBorders>
-              <w:bottom w:val="single" w:sz="8" w:space="0" w:color="000000"/>
-            </w:tcBorders>
-          </w:tcPr>
+          <w:tcPr/>
           <w:p>
             <w:pPr>
               <w:pStyle w:val="Compact"/>
@@ -97,11 +85,7 @@
           </w:p>
         </w:tc>
         <w:tc>
-          <w:tcPr>
-            <w:tcBorders>
-              <w:bottom w:val="single" w:sz="8" w:space="0" w:color="000000"/>
-            </w:tcBorders>
-          </w:tcPr>
+          <w:tcPr/>
           <w:p>
             <w:pPr>
               <w:pStyle w:val="Compact"/>
@@ -117,11 +101,7 @@
           </w:p>
         </w:tc>
         <w:tc>
-          <w:tcPr>
-            <w:tcBorders>
-              <w:bottom w:val="single" w:sz="8" w:space="0" w:color="000000"/>
-            </w:tcBorders>
-          </w:tcPr>
+          <w:tcPr/>
           <w:p>
             <w:pPr>
               <w:pStyle w:val="Compact"/>
@@ -546,7 +526,10 @@
     <w:p>
       <w:pPr>
         <w:pStyle w:val="Compact"/>
-        <w:spacing w:before="0" w:after="0"/>
+        <w:numPr>
+          <w:ilvl w:val="0"/>
+          <w:numId w:val="1001"/>
+        </w:numPr>
       </w:pPr>
       <w:r>
         <w:rPr>
@@ -590,7 +573,10 @@
     <w:p>
       <w:pPr>
         <w:pStyle w:val="Compact"/>
-        <w:spacing w:before="0" w:after="0"/>
+        <w:numPr>
+          <w:ilvl w:val="0"/>
+          <w:numId w:val="1001"/>
+        </w:numPr>
       </w:pPr>
       <w:r>
         <w:rPr>
@@ -634,7 +620,10 @@
     <w:p>
       <w:pPr>
         <w:pStyle w:val="Compact"/>
-        <w:spacing w:before="0" w:after="0"/>
+        <w:numPr>
+          <w:ilvl w:val="0"/>
+          <w:numId w:val="1001"/>
+        </w:numPr>
       </w:pPr>
       <w:r>
         <w:rPr>
@@ -703,7 +692,10 @@
     <w:p>
       <w:pPr>
         <w:pStyle w:val="Compact"/>
-        <w:spacing w:before="0" w:after="0"/>
+        <w:numPr>
+          <w:ilvl w:val="0"/>
+          <w:numId w:val="1001"/>
+        </w:numPr>
       </w:pPr>
       <w:r>
         <w:rPr>
@@ -1031,7 +1023,7 @@
         </w:rPr>
         <w:drawing>
           <wp:inline>
-            <wp:extent cx="2837239" cy="3013953"/>
+            <wp:extent cx="3240000" cy="3013953"/>
             <wp:effectExtent b="0" l="0" r="0" t="0"/>
             <wp:docPr descr="" title="" id="12" name="Picture"/>
             <a:graphic>
@@ -1052,7 +1044,7 @@
                   <pic:spPr bwMode="auto">
                     <a:xfrm>
                       <a:off x="0" y="0"/>
-                      <a:ext cx="2837239" cy="3013953"/>
+                      <a:ext cx="3240000" cy="3013953"/>
                     </a:xfrm>
                     <a:prstGeom prst="rect">
                       <a:avLst/>
@@ -1074,7 +1066,10 @@
     <w:p>
       <w:pPr>
         <w:pStyle w:val="Compact"/>
-        <w:spacing w:before="0" w:after="0"/>
+        <w:numPr>
+          <w:ilvl w:val="0"/>
+          <w:numId w:val="1002"/>
+        </w:numPr>
       </w:pPr>
       <w:r>
         <w:rPr>
@@ -1142,7 +1137,10 @@
     <w:p>
       <w:pPr>
         <w:pStyle w:val="Compact"/>
-        <w:spacing w:before="0" w:after="0"/>
+        <w:numPr>
+          <w:ilvl w:val="0"/>
+          <w:numId w:val="1002"/>
+        </w:numPr>
       </w:pPr>
       <w:r>
         <w:rPr>
@@ -1221,7 +1219,10 @@
     <w:p>
       <w:pPr>
         <w:pStyle w:val="Compact"/>
-        <w:spacing w:before="0" w:after="0"/>
+        <w:numPr>
+          <w:ilvl w:val="0"/>
+          <w:numId w:val="1002"/>
+        </w:numPr>
       </w:pPr>
       <w:r>
         <w:rPr>
@@ -1263,7 +1264,10 @@
     <w:p>
       <w:pPr>
         <w:pStyle w:val="Compact"/>
-        <w:spacing w:before="0" w:after="0"/>
+        <w:numPr>
+          <w:ilvl w:val="0"/>
+          <w:numId w:val="1002"/>
+        </w:numPr>
       </w:pPr>
       <w:r>
         <w:rPr>
@@ -1564,7 +1568,10 @@
     <w:p>
       <w:pPr>
         <w:pStyle w:val="Compact"/>
-        <w:spacing w:before="0" w:after="0"/>
+        <w:numPr>
+          <w:ilvl w:val="0"/>
+          <w:numId w:val="1003"/>
+        </w:numPr>
       </w:pPr>
       <w:r>
         <w:rPr>
@@ -1594,7 +1601,10 @@
     <w:p>
       <w:pPr>
         <w:pStyle w:val="Compact"/>
-        <w:spacing w:before="0" w:after="0"/>
+        <w:numPr>
+          <w:ilvl w:val="0"/>
+          <w:numId w:val="1003"/>
+        </w:numPr>
       </w:pPr>
       <w:r>
         <w:rPr>
@@ -1637,7 +1647,10 @@
     <w:p>
       <w:pPr>
         <w:pStyle w:val="Compact"/>
-        <w:spacing w:before="0" w:after="0"/>
+        <w:numPr>
+          <w:ilvl w:val="0"/>
+          <w:numId w:val="1003"/>
+        </w:numPr>
       </w:pPr>
       <w:r>
         <w:rPr>
@@ -1655,7 +1668,10 @@
     <w:p>
       <w:pPr>
         <w:pStyle w:val="Compact"/>
-        <w:spacing w:before="0" w:after="0"/>
+        <w:numPr>
+          <w:ilvl w:val="0"/>
+          <w:numId w:val="1003"/>
+        </w:numPr>
       </w:pPr>
       <w:r>
         <w:rPr>
@@ -1902,7 +1918,7 @@
         </w:rPr>
         <w:drawing>
           <wp:inline>
-            <wp:extent cx="2908300" cy="3838956"/>
+            <wp:extent cx="2908300" cy="3924300"/>
             <wp:effectExtent b="0" l="0" r="0" t="0"/>
             <wp:docPr descr="" title="" id="20" name="Picture"/>
             <a:graphic>
@@ -1923,7 +1939,7 @@
                   <pic:spPr bwMode="auto">
                     <a:xfrm>
                       <a:off x="0" y="0"/>
-                      <a:ext cx="2908300" cy="3838956"/>
+                      <a:ext cx="2908300" cy="3924300"/>
                     </a:xfrm>
                     <a:prstGeom prst="rect">
                       <a:avLst/>
@@ -2577,8 +2593,6 @@
     <w:p>
       <w:pPr>
         <w:pStyle w:val="FirstParagraph"/>
-        <w:spacing w:before="0" w:after="0"/>
-        <w:ind w:left="480" w:hanging="480"/>
       </w:pPr>
       <w:r>
         <w:rPr>
@@ -2710,13 +2724,6 @@
         </w:rPr>
         <w:t xml:space="preserve"> </w:t>
       </w:r>
-    </w:p>
-    <w:p>
-      <w:pPr>
-        <w:pStyle w:val="FirstParagraph"/>
-        <w:spacing w:before="0" w:after="0"/>
-        <w:ind w:left="480" w:hanging="480"/>
-      </w:pPr>
       <w:r>
         <w:rPr>
           <w:rFonts w:ascii="Times New Roman" w:hAnsi="Times New Roman" w:eastAsia="Times New Roman" w:cs="Times New Roman"/>
@@ -2733,20 +2740,7 @@
         <w:rPr>
           <w:rFonts w:ascii="Times New Roman" w:hAnsi="Times New Roman" w:eastAsia="Times New Roman" w:cs="Times New Roman"/>
         </w:rPr>
-        <w:t xml:space="preserve"> </w:t>
-      </w:r>
-    </w:p>
-    <w:p>
-      <w:pPr>
-        <w:pStyle w:val="FirstParagraph"/>
-        <w:spacing w:before="0" w:after="0"/>
-        <w:ind w:left="480" w:hanging="480"/>
-      </w:pPr>
-      <w:r>
-        <w:rPr>
-          <w:rFonts w:ascii="Times New Roman" w:hAnsi="Times New Roman" w:eastAsia="Times New Roman" w:cs="Times New Roman"/>
-        </w:rPr>
-        <w:t xml:space="preserve">B. </w:t>
+        <w:t xml:space="preserve"> B. </w:t>
       </w:r>
       <w:r>
         <w:rPr>
@@ -2758,20 +2752,7 @@
         <w:rPr>
           <w:rFonts w:ascii="Times New Roman" w:hAnsi="Times New Roman" w:eastAsia="Times New Roman" w:cs="Times New Roman"/>
         </w:rPr>
-        <w:t xml:space="preserve"> </w:t>
-      </w:r>
-    </w:p>
-    <w:p>
-      <w:pPr>
-        <w:pStyle w:val="FirstParagraph"/>
-        <w:spacing w:before="0" w:after="0"/>
-        <w:ind w:left="480" w:hanging="480"/>
-      </w:pPr>
-      <w:r>
-        <w:rPr>
-          <w:rFonts w:ascii="Times New Roman" w:hAnsi="Times New Roman" w:eastAsia="Times New Roman" w:cs="Times New Roman"/>
-        </w:rPr>
-        <w:t xml:space="preserve">C. </w:t>
+        <w:t xml:space="preserve"> C. </w:t>
       </w:r>
       <w:r>
         <w:rPr>
@@ -2783,20 +2764,7 @@
         <w:rPr>
           <w:rFonts w:ascii="Times New Roman" w:hAnsi="Times New Roman" w:eastAsia="Times New Roman" w:cs="Times New Roman"/>
         </w:rPr>
-        <w:t xml:space="preserve"> </w:t>
-      </w:r>
-    </w:p>
-    <w:p>
-      <w:pPr>
-        <w:pStyle w:val="FirstParagraph"/>
-        <w:spacing w:before="0" w:after="0"/>
-        <w:ind w:left="480" w:hanging="480"/>
-      </w:pPr>
-      <w:r>
-        <w:rPr>
-          <w:rFonts w:ascii="Times New Roman" w:hAnsi="Times New Roman" w:eastAsia="Times New Roman" w:cs="Times New Roman"/>
-        </w:rPr>
-        <w:t xml:space="preserve">D. </w:t>
+        <w:t xml:space="preserve"> D. </w:t>
       </w:r>
       <w:r>
         <w:rPr>
@@ -2907,8 +2875,6 @@
     <w:p>
       <w:pPr>
         <w:pStyle w:val="FirstParagraph"/>
-        <w:spacing w:before="0" w:after="0"/>
-        <w:ind w:left="480" w:hanging="480"/>
       </w:pPr>
       <w:r>
         <w:rPr>
@@ -3000,57 +2966,11 @@
         </w:rPr>
         <w:t xml:space="preserve"> </w:t>
       </w:r>
-    </w:p>
-    <w:p>
-      <w:pPr>
-        <w:pStyle w:val="FirstParagraph"/>
-        <w:spacing w:before="0" w:after="0"/>
-        <w:ind w:left="480" w:hanging="480"/>
-      </w:pPr>
-      <w:r>
-        <w:rPr>
-          <w:rFonts w:ascii="Times New Roman" w:hAnsi="Times New Roman" w:eastAsia="Times New Roman" w:cs="Times New Roman"/>
-        </w:rPr>
-        <w:t xml:space="preserve">A. 5.75 </w:t>
-      </w:r>
-    </w:p>
-    <w:p>
-      <w:pPr>
-        <w:pStyle w:val="FirstParagraph"/>
-        <w:spacing w:before="0" w:after="0"/>
-        <w:ind w:left="480" w:hanging="480"/>
-      </w:pPr>
-      <w:r>
-        <w:rPr>
-          <w:rFonts w:ascii="Times New Roman" w:hAnsi="Times New Roman" w:eastAsia="Times New Roman" w:cs="Times New Roman"/>
-        </w:rPr>
-        <w:t xml:space="preserve">B. 74.66 </w:t>
-      </w:r>
-    </w:p>
-    <w:p>
-      <w:pPr>
-        <w:pStyle w:val="FirstParagraph"/>
-        <w:spacing w:before="0" w:after="0"/>
-        <w:ind w:left="480" w:hanging="480"/>
-      </w:pPr>
-      <w:r>
-        <w:rPr>
-          <w:rFonts w:ascii="Times New Roman" w:hAnsi="Times New Roman" w:eastAsia="Times New Roman" w:cs="Times New Roman"/>
-        </w:rPr>
-        <w:t xml:space="preserve">C. 90.65 </w:t>
-      </w:r>
-    </w:p>
-    <w:p>
-      <w:pPr>
-        <w:pStyle w:val="FirstParagraph"/>
-        <w:spacing w:before="0" w:after="0"/>
-        <w:ind w:left="480" w:hanging="480"/>
-      </w:pPr>
-      <w:r>
-        <w:rPr>
-          <w:rFonts w:ascii="Times New Roman" w:hAnsi="Times New Roman" w:eastAsia="Times New Roman" w:cs="Times New Roman"/>
-        </w:rPr>
-        <w:t xml:space="preserve">D. 38.57</w:t>
+      <w:r>
+        <w:rPr>
+          <w:rFonts w:ascii="Times New Roman" w:hAnsi="Times New Roman" w:eastAsia="Times New Roman" w:cs="Times New Roman"/>
+        </w:rPr>
+        <w:t xml:space="preserve">A. 5.75 B. 74.66 C. 90.65 D. 38.57</w:t>
       </w:r>
     </w:p>
     <w:p>
@@ -3763,7 +3683,7 @@
         </w:rPr>
         <w:drawing>
           <wp:inline>
-            <wp:extent cx="3309177" cy="2415669"/>
+            <wp:extent cx="3600000" cy="2415669"/>
             <wp:effectExtent b="0" l="0" r="0" t="0"/>
             <wp:docPr descr="" title="" id="26" name="Picture"/>
             <a:graphic>
@@ -3784,7 +3704,7 @@
                   <pic:spPr bwMode="auto">
                     <a:xfrm>
                       <a:off x="0" y="0"/>
-                      <a:ext cx="3309177" cy="2415669"/>
+                      <a:ext cx="3600000" cy="2415669"/>
                     </a:xfrm>
                     <a:prstGeom prst="rect">
                       <a:avLst/>
@@ -6563,7 +6483,7 @@
         </w:rPr>
         <w:drawing>
           <wp:inline>
-            <wp:extent cx="3600000" cy="2085417"/>
+            <wp:extent cx="3600000" cy="2191304"/>
             <wp:effectExtent b="0" l="0" r="0" t="0"/>
             <wp:docPr descr="" title="" id="30" name="Picture"/>
             <a:graphic>
@@ -6584,7 +6504,7 @@
                   <pic:spPr bwMode="auto">
                     <a:xfrm>
                       <a:off x="0" y="0"/>
-                      <a:ext cx="3600000" cy="2085417"/>
+                      <a:ext cx="3600000" cy="2191304"/>
                     </a:xfrm>
                     <a:prstGeom prst="rect">
                       <a:avLst/>
@@ -9624,7 +9544,7 @@
         </w:rPr>
         <w:drawing>
           <wp:inline>
-            <wp:extent cx="3243307" cy="1059039"/>
+            <wp:extent cx="3600000" cy="1059039"/>
             <wp:effectExtent b="0" l="0" r="0" t="0"/>
             <wp:docPr descr="" title="" id="34" name="Picture"/>
             <a:graphic>
@@ -9645,7 +9565,7 @@
                   <pic:spPr bwMode="auto">
                     <a:xfrm>
                       <a:off x="0" y="0"/>
-                      <a:ext cx="3243307" cy="1059039"/>
+                      <a:ext cx="3600000" cy="1059039"/>
                     </a:xfrm>
                     <a:prstGeom prst="rect">
                       <a:avLst/>
@@ -9667,7 +9587,10 @@
     <w:p>
       <w:pPr>
         <w:pStyle w:val="Compact"/>
-        <w:spacing w:before="0" w:after="0"/>
+        <w:numPr>
+          <w:ilvl w:val="0"/>
+          <w:numId w:val="1014"/>
+        </w:numPr>
       </w:pPr>
       <w:r>
         <w:rPr>
@@ -9792,7 +9715,10 @@
     <w:p>
       <w:pPr>
         <w:pStyle w:val="Compact"/>
-        <w:spacing w:before="0" w:after="0"/>
+        <w:numPr>
+          <w:ilvl w:val="0"/>
+          <w:numId w:val="1014"/>
+        </w:numPr>
       </w:pPr>
       <w:r>
         <w:rPr>
@@ -9828,7 +9754,10 @@
     <w:p>
       <w:pPr>
         <w:pStyle w:val="Compact"/>
-        <w:spacing w:before="0" w:after="0"/>
+        <w:numPr>
+          <w:ilvl w:val="0"/>
+          <w:numId w:val="1014"/>
+        </w:numPr>
       </w:pPr>
       <w:r>
         <w:rPr>
@@ -9895,7 +9824,10 @@
     <w:p>
       <w:pPr>
         <w:pStyle w:val="Compact"/>
-        <w:spacing w:before="0" w:after="0"/>
+        <w:numPr>
+          <w:ilvl w:val="0"/>
+          <w:numId w:val="1014"/>
+        </w:numPr>
       </w:pPr>
       <w:r>
         <w:rPr>
@@ -12237,7 +12169,7 @@
         </w:rPr>
         <w:drawing>
           <wp:inline>
-            <wp:extent cx="3600000" cy="1921708"/>
+            <wp:extent cx="3600000" cy="1943252"/>
             <wp:effectExtent b="0" l="0" r="0" t="0"/>
             <wp:docPr descr="" title="" id="40" name="Picture"/>
             <a:graphic>
@@ -12258,7 +12190,7 @@
                   <pic:spPr bwMode="auto">
                     <a:xfrm>
                       <a:off x="0" y="0"/>
-                      <a:ext cx="3600000" cy="1921708"/>
+                      <a:ext cx="3600000" cy="1943252"/>
                     </a:xfrm>
                     <a:prstGeom prst="rect">
                       <a:avLst/>
@@ -12554,7 +12486,7 @@
         </w:rPr>
         <w:drawing>
           <wp:inline>
-            <wp:extent cx="3580545" cy="1819148"/>
+            <wp:extent cx="3600000" cy="1819148"/>
             <wp:effectExtent b="0" l="0" r="0" t="0"/>
             <wp:docPr descr="" title="" id="44" name="Picture"/>
             <a:graphic>
@@ -12575,7 +12507,7 @@
                   <pic:spPr bwMode="auto">
                     <a:xfrm>
                       <a:off x="0" y="0"/>
-                      <a:ext cx="3580545" cy="1819148"/>
+                      <a:ext cx="3600000" cy="1819148"/>
                     </a:xfrm>
                     <a:prstGeom prst="rect">
                       <a:avLst/>
@@ -12850,7 +12782,7 @@
         </w:rPr>
         <w:drawing>
           <wp:inline>
-            <wp:extent cx="3240000" cy="2580182"/>
+            <wp:extent cx="3240000" cy="2590059"/>
             <wp:effectExtent b="0" l="0" r="0" t="0"/>
             <wp:docPr descr="" title="" id="47" name="Picture"/>
             <a:graphic>
@@ -12871,7 +12803,7 @@
                   <pic:spPr bwMode="auto">
                     <a:xfrm>
                       <a:off x="0" y="0"/>
-                      <a:ext cx="3240000" cy="2580182"/>
+                      <a:ext cx="3240000" cy="2590059"/>
                     </a:xfrm>
                     <a:prstGeom prst="rect">
                       <a:avLst/>
@@ -14560,7 +14492,7 @@
         </w:rPr>
         <w:drawing>
           <wp:inline>
-            <wp:extent cx="3597309" cy="2273344"/>
+            <wp:extent cx="3600000" cy="2273344"/>
             <wp:effectExtent b="0" l="0" r="0" t="0"/>
             <wp:docPr descr="" title="" id="51" name="Picture"/>
             <a:graphic>
@@ -14581,7 +14513,7 @@
                   <pic:spPr bwMode="auto">
                     <a:xfrm>
                       <a:off x="0" y="0"/>
-                      <a:ext cx="3597309" cy="2273344"/>
+                      <a:ext cx="3600000" cy="2273344"/>
                     </a:xfrm>
                     <a:prstGeom prst="rect">
                       <a:avLst/>
@@ -15042,7 +14974,7 @@
         </w:rPr>
         <w:drawing>
           <wp:inline>
-            <wp:extent cx="3240000" cy="2697523"/>
+            <wp:extent cx="3240000" cy="2702454"/>
             <wp:effectExtent b="0" l="0" r="0" t="0"/>
             <wp:docPr descr="" title="" id="54" name="Picture"/>
             <a:graphic>
@@ -15063,7 +14995,7 @@
                   <pic:spPr bwMode="auto">
                     <a:xfrm>
                       <a:off x="0" y="0"/>
-                      <a:ext cx="3240000" cy="2697523"/>
+                      <a:ext cx="3240000" cy="2702454"/>
                     </a:xfrm>
                     <a:prstGeom prst="rect">
                       <a:avLst/>
@@ -16160,7 +16092,7 @@
         </w:rPr>
         <w:drawing>
           <wp:inline>
-            <wp:extent cx="2511982" cy="4063500"/>
+            <wp:extent cx="2520000" cy="4063500"/>
             <wp:effectExtent b="0" l="0" r="0" t="0"/>
             <wp:docPr descr="" title="" id="58" name="Picture"/>
             <a:graphic>
@@ -16181,7 +16113,7 @@
                   <pic:spPr bwMode="auto">
                     <a:xfrm>
                       <a:off x="0" y="0"/>
-                      <a:ext cx="2511982" cy="4063500"/>
+                      <a:ext cx="2520000" cy="4063500"/>
                     </a:xfrm>
                     <a:prstGeom prst="rect">
                       <a:avLst/>
@@ -16242,7 +16174,7 @@
         </w:rPr>
         <w:drawing>
           <wp:inline>
-            <wp:extent cx="2495387" cy="3982222"/>
+            <wp:extent cx="2520000" cy="3982222"/>
             <wp:effectExtent b="0" l="0" r="0" t="0"/>
             <wp:docPr descr="" title="" id="61" name="Picture"/>
             <a:graphic>
@@ -16263,7 +16195,7 @@
                   <pic:spPr bwMode="auto">
                     <a:xfrm>
                       <a:off x="0" y="0"/>
-                      <a:ext cx="2495387" cy="3982222"/>
+                      <a:ext cx="2520000" cy="3982222"/>
                     </a:xfrm>
                     <a:prstGeom prst="rect">
                       <a:avLst/>
@@ -24487,7 +24419,6 @@
     <w:p>
       <w:pPr>
         <w:pStyle w:val="BodyText"/>
-        <w:spacing w:before="0" w:after="0"/>
       </w:pPr>
       <w:r>
         <w:rPr>
@@ -24592,7 +24523,6 @@
     <w:p>
       <w:pPr>
         <w:pStyle w:val="BodyText"/>
-        <w:spacing w:before="0" w:after="0"/>
       </w:pPr>
       <w:r>
         <w:rPr>
@@ -24610,7 +24540,6 @@
     <w:p>
       <w:pPr>
         <w:pStyle w:val="BodyText"/>
-        <w:spacing w:before="0" w:after="0"/>
       </w:pPr>
       <w:r>
         <w:rPr>
@@ -24640,7 +24569,6 @@
     <w:p>
       <w:pPr>
         <w:pStyle w:val="BodyText"/>
-        <w:spacing w:before="0" w:after="0"/>
       </w:pPr>
       <w:r>
         <w:rPr>
@@ -29162,14 +29090,6 @@
         <w:tblStyle w:val="Table"/>
         <w:tblW w:type="pct" w:w="5000"/>
         <w:tblLayout w:type="fixed"/>
-        <w:tblBorders>
-          <w:top w:val="single" w:sz="12" w:space="0" w:color="000000"/>
-          <w:left w:val="none" w:sz="0" w:space="0" w:color="auto"/>
-          <w:bottom w:val="single" w:sz="12" w:space="0" w:color="000000"/>
-          <w:right w:val="none" w:sz="0" w:space="0" w:color="auto"/>
-          <w:insideH w:val="none" w:sz="0" w:space="0" w:color="auto"/>
-          <w:insideV w:val="none" w:sz="0" w:space="0" w:color="auto"/>
-        </w:tblBorders>
         <w:tblLook w:firstRow="1" w:lastRow="0" w:firstColumn="0" w:lastColumn="0" w:noHBand="0" w:noVBand="0" w:val="0020"/>
       </w:tblPr>
       <w:tblGrid>
@@ -29183,11 +29103,7 @@
           <w:tblHeader w:val="on"/>
         </w:trPr>
         <w:tc>
-          <w:tcPr>
-            <w:tcBorders>
-              <w:bottom w:val="single" w:sz="8" w:space="0" w:color="000000"/>
-            </w:tcBorders>
-          </w:tcPr>
+          <w:tcPr/>
           <w:p>
             <w:pPr>
               <w:pStyle w:val="Compact"/>
@@ -29203,11 +29119,7 @@
           </w:p>
         </w:tc>
         <w:tc>
-          <w:tcPr>
-            <w:tcBorders>
-              <w:bottom w:val="single" w:sz="8" w:space="0" w:color="000000"/>
-            </w:tcBorders>
-          </w:tcPr>
+          <w:tcPr/>
           <w:p>
             <w:pPr>
               <w:pStyle w:val="Compact"/>
@@ -29223,11 +29135,7 @@
           </w:p>
         </w:tc>
         <w:tc>
-          <w:tcPr>
-            <w:tcBorders>
-              <w:bottom w:val="single" w:sz="8" w:space="0" w:color="000000"/>
-            </w:tcBorders>
-          </w:tcPr>
+          <w:tcPr/>
           <w:p>
             <w:pPr>
               <w:pStyle w:val="Compact"/>
@@ -29243,11 +29151,7 @@
           </w:p>
         </w:tc>
         <w:tc>
-          <w:tcPr>
-            <w:tcBorders>
-              <w:bottom w:val="single" w:sz="8" w:space="0" w:color="000000"/>
-            </w:tcBorders>
-          </w:tcPr>
+          <w:tcPr/>
           <w:p>
             <w:pPr>
               <w:pStyle w:val="Compact"/>
@@ -29702,7 +29606,7 @@
         </w:rPr>
         <w:drawing>
           <wp:inline>
-            <wp:extent cx="3592512" cy="1459458"/>
+            <wp:extent cx="3600000" cy="1459458"/>
             <wp:effectExtent b="0" l="0" r="0" t="0"/>
             <wp:docPr descr="" title="" id="76" name="Picture"/>
             <a:graphic>
@@ -29723,7 +29627,7 @@
                   <pic:spPr bwMode="auto">
                     <a:xfrm>
                       <a:off x="0" y="0"/>
-                      <a:ext cx="3592512" cy="1459458"/>
+                      <a:ext cx="3600000" cy="1459458"/>
                     </a:xfrm>
                     <a:prstGeom prst="rect">
                       <a:avLst/>
@@ -29978,7 +29882,7 @@
         </w:rPr>
         <w:drawing>
           <wp:inline>
-            <wp:extent cx="3009900" cy="2019300"/>
+            <wp:extent cx="3048000" cy="2019300"/>
             <wp:effectExtent b="0" l="0" r="0" t="0"/>
             <wp:docPr descr="" title="" id="79" name="Picture"/>
             <a:graphic>
@@ -29999,7 +29903,7 @@
                   <pic:spPr bwMode="auto">
                     <a:xfrm>
                       <a:off x="0" y="0"/>
-                      <a:ext cx="3009900" cy="2019300"/>
+                      <a:ext cx="3048000" cy="2019300"/>
                     </a:xfrm>
                     <a:prstGeom prst="rect">
                       <a:avLst/>
@@ -34855,14 +34759,6 @@
         <w:tblStyle w:val="Table"/>
         <w:tblW w:type="pct" w:w="5000"/>
         <w:tblLayout w:type="fixed"/>
-        <w:tblBorders>
-          <w:top w:val="single" w:sz="12" w:space="0" w:color="000000"/>
-          <w:left w:val="none" w:sz="0" w:space="0" w:color="auto"/>
-          <w:bottom w:val="single" w:sz="12" w:space="0" w:color="000000"/>
-          <w:right w:val="none" w:sz="0" w:space="0" w:color="auto"/>
-          <w:insideH w:val="none" w:sz="0" w:space="0" w:color="auto"/>
-          <w:insideV w:val="none" w:sz="0" w:space="0" w:color="auto"/>
-        </w:tblBorders>
         <w:tblLook w:firstRow="1" w:lastRow="0" w:firstColumn="0" w:lastColumn="0" w:noHBand="0" w:noVBand="0" w:val="0020"/>
       </w:tblPr>
       <w:tblGrid>
@@ -34882,11 +34778,7 @@
           <w:tblHeader w:val="on"/>
         </w:trPr>
         <w:tc>
-          <w:tcPr>
-            <w:tcBorders>
-              <w:bottom w:val="single" w:sz="8" w:space="0" w:color="000000"/>
-            </w:tcBorders>
-          </w:tcPr>
+          <w:tcPr/>
           <w:p>
             <w:pPr>
               <w:pStyle w:val="Compact"/>
@@ -34902,11 +34794,7 @@
           </w:p>
         </w:tc>
         <w:tc>
-          <w:tcPr>
-            <w:tcBorders>
-              <w:bottom w:val="single" w:sz="8" w:space="0" w:color="000000"/>
-            </w:tcBorders>
-          </w:tcPr>
+          <w:tcPr/>
           <w:p>
             <w:pPr>
               <w:pStyle w:val="Compact"/>
@@ -34922,11 +34810,7 @@
           </w:p>
         </w:tc>
         <w:tc>
-          <w:tcPr>
-            <w:tcBorders>
-              <w:bottom w:val="single" w:sz="8" w:space="0" w:color="000000"/>
-            </w:tcBorders>
-          </w:tcPr>
+          <w:tcPr/>
           <w:p>
             <w:pPr>
               <w:pStyle w:val="Compact"/>
@@ -34942,11 +34826,7 @@
           </w:p>
         </w:tc>
         <w:tc>
-          <w:tcPr>
-            <w:tcBorders>
-              <w:bottom w:val="single" w:sz="8" w:space="0" w:color="000000"/>
-            </w:tcBorders>
-          </w:tcPr>
+          <w:tcPr/>
           <w:p>
             <w:pPr>
               <w:pStyle w:val="Compact"/>
@@ -34962,11 +34842,7 @@
           </w:p>
         </w:tc>
         <w:tc>
-          <w:tcPr>
-            <w:tcBorders>
-              <w:bottom w:val="single" w:sz="8" w:space="0" w:color="000000"/>
-            </w:tcBorders>
-          </w:tcPr>
+          <w:tcPr/>
           <w:p>
             <w:pPr>
               <w:pStyle w:val="Compact"/>
@@ -34982,11 +34858,7 @@
           </w:p>
         </w:tc>
         <w:tc>
-          <w:tcPr>
-            <w:tcBorders>
-              <w:bottom w:val="single" w:sz="8" w:space="0" w:color="000000"/>
-            </w:tcBorders>
-          </w:tcPr>
+          <w:tcPr/>
           <w:p>
             <w:pPr>
               <w:pStyle w:val="Compact"/>
@@ -35002,11 +34874,7 @@
           </w:p>
         </w:tc>
         <w:tc>
-          <w:tcPr>
-            <w:tcBorders>
-              <w:bottom w:val="single" w:sz="8" w:space="0" w:color="000000"/>
-            </w:tcBorders>
-          </w:tcPr>
+          <w:tcPr/>
           <w:p>
             <w:pPr>
               <w:pStyle w:val="Compact"/>
@@ -35022,11 +34890,7 @@
           </w:p>
         </w:tc>
         <w:tc>
-          <w:tcPr>
-            <w:tcBorders>
-              <w:bottom w:val="single" w:sz="8" w:space="0" w:color="000000"/>
-            </w:tcBorders>
-          </w:tcPr>
+          <w:tcPr/>
           <w:p>
             <w:pPr>
               <w:pStyle w:val="Compact"/>
@@ -35042,11 +34906,7 @@
           </w:p>
         </w:tc>
         <w:tc>
-          <w:tcPr>
-            <w:tcBorders>
-              <w:bottom w:val="single" w:sz="8" w:space="0" w:color="000000"/>
-            </w:tcBorders>
-          </w:tcPr>
+          <w:tcPr/>
           <w:p>
             <w:pPr>
               <w:pStyle w:val="Compact"/>
@@ -35062,11 +34922,7 @@
           </w:p>
         </w:tc>
         <w:tc>
-          <w:tcPr>
-            <w:tcBorders>
-              <w:bottom w:val="single" w:sz="8" w:space="0" w:color="000000"/>
-            </w:tcBorders>
-          </w:tcPr>
+          <w:tcPr/>
           <w:p>
             <w:pPr>
               <w:pStyle w:val="Compact"/>
@@ -35343,14 +35199,6 @@
       <w:tblPr>
         <w:tblStyle w:val="Table"/>
         <w:tblW w:type="auto" w:w="0"/>
-        <w:tblBorders>
-          <w:top w:val="single" w:sz="12" w:space="0" w:color="000000"/>
-          <w:left w:val="none" w:sz="0" w:space="0" w:color="auto"/>
-          <w:bottom w:val="single" w:sz="12" w:space="0" w:color="000000"/>
-          <w:right w:val="none" w:sz="0" w:space="0" w:color="auto"/>
-          <w:insideH w:val="none" w:sz="0" w:space="0" w:color="auto"/>
-          <w:insideV w:val="none" w:sz="0" w:space="0" w:color="auto"/>
-        </w:tblBorders>
         <w:tblLook w:firstRow="1" w:lastRow="0" w:firstColumn="0" w:lastColumn="0" w:noHBand="0" w:noVBand="0" w:val="0020"/>
       </w:tblPr>
       <w:tblGrid>
@@ -35365,11 +35213,7 @@
           <w:tblHeader w:val="on"/>
         </w:trPr>
         <w:tc>
-          <w:tcPr>
-            <w:tcBorders>
-              <w:bottom w:val="single" w:sz="8" w:space="0" w:color="000000"/>
-            </w:tcBorders>
-          </w:tcPr>
+          <w:tcPr/>
           <w:p>
             <w:pPr>
               <w:pStyle w:val="Compact"/>
@@ -35441,11 +35285,7 @@
           </w:p>
         </w:tc>
         <w:tc>
-          <w:tcPr>
-            <w:tcBorders>
-              <w:bottom w:val="single" w:sz="8" w:space="0" w:color="000000"/>
-            </w:tcBorders>
-          </w:tcPr>
+          <w:tcPr/>
           <w:p>
             <w:pPr>
               <w:pStyle w:val="Compact"/>
@@ -35461,11 +35301,7 @@
           </w:p>
         </w:tc>
         <w:tc>
-          <w:tcPr>
-            <w:tcBorders>
-              <w:bottom w:val="single" w:sz="8" w:space="0" w:color="000000"/>
-            </w:tcBorders>
-          </w:tcPr>
+          <w:tcPr/>
           <w:p>
             <w:pPr>
               <w:pStyle w:val="Compact"/>
@@ -35481,11 +35317,7 @@
           </w:p>
         </w:tc>
         <w:tc>
-          <w:tcPr>
-            <w:tcBorders>
-              <w:bottom w:val="single" w:sz="8" w:space="0" w:color="000000"/>
-            </w:tcBorders>
-          </w:tcPr>
+          <w:tcPr/>
           <w:p>
             <w:pPr>
               <w:pStyle w:val="Compact"/>
@@ -35501,11 +35333,7 @@
           </w:p>
         </w:tc>
         <w:tc>
-          <w:tcPr>
-            <w:tcBorders>
-              <w:bottom w:val="single" w:sz="8" w:space="0" w:color="000000"/>
-            </w:tcBorders>
-          </w:tcPr>
+          <w:tcPr/>
           <w:p>
             <w:pPr>
               <w:pStyle w:val="Compact"/>
@@ -38250,7 +38078,7 @@
     <ns0:rPr>
       <ns0:rFonts ns0:ascii="Times New Roman" ns0:cs="Times New Roman" ns0:eastAsia="SimHei" ns0:hAnsi="Times New Roman"/>
       <ns0:b/>
-      <ns0:color ns0:val="000000"/>
+      <ns0:color ns0:val="17324D"/>
       <ns0:sz ns0:val="44"/>
       <ns0:szCs ns0:val="56"/>
     </ns0:rPr>
@@ -38392,7 +38220,7 @@
     <ns0:rPr>
       <ns0:rFonts ns0:ascii="Times New Roman" ns0:cs="Times New Roman" ns0:eastAsia="SimHei" ns0:hAnsi="Times New Roman"/>
       <ns0:b/>
-      <ns0:color ns0:val="000000"/>
+      <ns0:color ns0:val="17324D"/>
       <ns0:sz ns0:val="32"/>
       <ns0:szCs ns0:val="40"/>
     </ns0:rPr>
@@ -38416,7 +38244,7 @@
     <ns0:rPr>
       <ns0:rFonts ns0:ascii="Times New Roman" ns0:cs="Times New Roman" ns0:eastAsia="SimHei" ns0:hAnsi="Times New Roman"/>
       <ns0:b/>
-      <ns0:color ns0:val="000000"/>
+      <ns0:color ns0:val="17324D"/>
       <ns0:sz ns0:val="28"/>
       <ns0:szCs ns0:val="32"/>
     </ns0:rPr>
@@ -38440,7 +38268,7 @@
     <ns0:rPr>
       <ns0:rFonts ns0:ascii="Times New Roman" ns0:cs="Times New Roman" ns0:eastAsia="SimHei" ns0:hAnsi="Times New Roman"/>
       <ns0:b/>
-      <ns0:color ns0:val="000000"/>
+      <ns0:color ns0:val="17324D"/>
       <ns0:sz ns0:val="25"/>
       <ns0:szCs ns0:val="28"/>
     </ns0:rPr>

--- a/00-首页/题组Word/第一轮·综合套卷/第一轮综合卷03（教师版）.docx
+++ b/00-首页/题组Word/第一轮·综合套卷/第一轮综合卷03（教师版）.docx
@@ -19429,1018 +19429,6 @@
       <w:r>
         <w:rPr>
           <w:rFonts w:hint="eastAsia" w:ascii="Times New Roman" w:hAnsi="Times New Roman" w:eastAsia="FangSong" w:cs="Times New Roman"/>
-        </w:rPr>
-        <w:t>回答下列与配位化学有关的问题</w:t>
-      </w:r>
-      <w:r>
-        <w:rPr>
-          <w:rFonts w:hint="eastAsia" w:ascii="Times New Roman" w:hAnsi="Times New Roman" w:eastAsia="Times New Roman" w:cs="Times New Roman"/>
-        </w:rPr>
-        <w:t>。</w:t>
-      </w:r>
-    </w:p>
-    <w:p>
-      <w:pPr>
-        <w:numPr>
-          <w:ilvl w:val="0"/>
-          <w:numId w:val="1024"/>
-        </w:numPr>
-        <w:ind w:firstLine="420"/>
-      </w:pPr>
-      <w:r>
-        <w:rPr>
-          <w:rFonts w:hint="eastAsia" w:ascii="Times New Roman" w:hAnsi="Times New Roman" w:eastAsia="FangSong" w:cs="Times New Roman"/>
-        </w:rPr>
-        <w:t xml:space="preserve">为什么</w:t>
-      </w:r>
-      <w:r>
-        <w:rPr>
-          <w:rFonts w:ascii="Times New Roman" w:hAnsi="Times New Roman" w:eastAsia="Times New Roman" w:cs="Times New Roman"/>
-        </w:rPr>
-        <w:t xml:space="preserve"> </w:t>
-      </w:r>
-      <m:oMath>
-        <m:oMathPr>
-          <m:ctrlPr>
-            <w:rPr>
-              <w:sz w:val="28"/>
-              <w:szCs w:val="28"/>
-            </w:rPr>
-          </m:ctrlPr>
-        </m:oMathPr>
-        <m:sSup>
-          <m:e>
-            <m:d>
-              <m:dPr>
-                <m:begChr m:val="["/>
-                <m:sepChr m:val=""/>
-                <m:endChr m:val="]"/>
-                <m:grow/>
-              </m:dPr>
-              <m:e>
-                <m:r>
-                  <m:rPr>
-                    <m:sty m:val="p"/>
-                  </m:rPr>
-                  <m:t>N</m:t>
-                </m:r>
-                <m:r>
-                  <m:rPr>
-                    <m:sty m:val="p"/>
-                  </m:rPr>
-                  <m:t>i</m:t>
-                </m:r>
-                <m:sSub>
-                  <m:e>
-                    <m:d>
-                      <m:dPr>
-                        <m:begChr m:val="("/>
-                        <m:sepChr m:val=""/>
-                        <m:endChr m:val=")"/>
-                        <m:grow/>
-                      </m:dPr>
-                      <m:e>
-                        <m:sSub>
-                          <m:e>
-                            <m:r>
-                              <m:rPr>
-                                <m:sty m:val="p"/>
-                              </m:rPr>
-                              <m:t>H</m:t>
-                            </m:r>
-                          </m:e>
-                          <m:sub>
-                            <m:r>
-                              <m:t>2</m:t>
-                            </m:r>
-                          </m:sub>
-                        </m:sSub>
-                        <m:r>
-                          <m:rPr>
-                            <m:sty m:val="p"/>
-                          </m:rPr>
-                          <m:t>O</m:t>
-                        </m:r>
-                      </m:e>
-                    </m:d>
-                  </m:e>
-                  <m:sub>
-                    <m:r>
-                      <m:t>4</m:t>
-                    </m:r>
-                  </m:sub>
-                </m:sSub>
-              </m:e>
-            </m:d>
-          </m:e>
-          <m:sup>
-            <m:r>
-              <m:t>2</m:t>
-            </m:r>
-            <m:r>
-              <m:rPr>
-                <m:sty m:val="p"/>
-              </m:rPr>
-              <m:t>+</m:t>
-            </m:r>
-          </m:sup>
-        </m:sSup>
-      </m:oMath>
-      <w:r>
-        <w:rPr>
-          <w:rFonts w:ascii="Times New Roman" w:hAnsi="Times New Roman" w:eastAsia="Times New Roman" w:cs="Times New Roman"/>
-        </w:rPr>
-        <w:t xml:space="preserve"> </w:t>
-      </w:r>
-      <w:r>
-        <w:rPr>
-          <w:rFonts w:hint="eastAsia" w:ascii="Times New Roman" w:hAnsi="Times New Roman" w:eastAsia="FangSong" w:cs="Times New Roman"/>
-        </w:rPr>
-        <w:t>的空间结构为四面体</w:t>
-      </w:r>
-      <w:r>
-        <w:rPr>
-          <w:rFonts w:hint="eastAsia" w:ascii="Times New Roman" w:hAnsi="Times New Roman" w:eastAsia="Times New Roman" w:cs="Times New Roman"/>
-        </w:rPr>
-        <w:t>，</w:t>
-      </w:r>
-      <w:r>
-        <w:rPr>
-          <w:rFonts w:hint="eastAsia" w:ascii="Times New Roman" w:hAnsi="Times New Roman" w:eastAsia="FangSong" w:cs="Times New Roman"/>
-        </w:rPr>
-        <w:t>而</w:t>
-      </w:r>
-      <w:r>
-        <w:rPr>
-          <w:rFonts w:ascii="Times New Roman" w:hAnsi="Times New Roman" w:eastAsia="Times New Roman" w:cs="Times New Roman"/>
-        </w:rPr>
-        <w:t xml:space="preserve"> </w:t>
-      </w:r>
-      <m:oMath>
-        <m:oMathPr>
-          <m:ctrlPr>
-            <w:rPr>
-              <w:sz w:val="28"/>
-              <w:szCs w:val="28"/>
-            </w:rPr>
-          </m:ctrlPr>
-        </m:oMathPr>
-        <m:sSup>
-          <m:e>
-            <m:d>
-              <m:dPr>
-                <m:begChr m:val="["/>
-                <m:sepChr m:val=""/>
-                <m:endChr m:val="]"/>
-                <m:grow/>
-              </m:dPr>
-              <m:e>
-                <m:r>
-                  <m:rPr>
-                    <m:sty m:val="p"/>
-                  </m:rPr>
-                  <m:t>N</m:t>
-                </m:r>
-                <m:r>
-                  <m:rPr>
-                    <m:sty m:val="p"/>
-                  </m:rPr>
-                  <m:t>i</m:t>
-                </m:r>
-                <m:sSub>
-                  <m:e>
-                    <m:d>
-                      <m:dPr>
-                        <m:begChr m:val="("/>
-                        <m:sepChr m:val=""/>
-                        <m:endChr m:val=")"/>
-                        <m:grow/>
-                      </m:dPr>
-                      <m:e>
-                        <m:r>
-                          <m:rPr>
-                            <m:sty m:val="p"/>
-                          </m:rPr>
-                          <m:t>C</m:t>
-                        </m:r>
-                        <m:r>
-                          <m:rPr>
-                            <m:sty m:val="p"/>
-                          </m:rPr>
-                          <m:t>N</m:t>
-                        </m:r>
-                      </m:e>
-                    </m:d>
-                  </m:e>
-                  <m:sub>
-                    <m:r>
-                      <m:t>4</m:t>
-                    </m:r>
-                  </m:sub>
-                </m:sSub>
-              </m:e>
-            </m:d>
-          </m:e>
-          <m:sup>
-            <m:r>
-              <m:t>2</m:t>
-            </m:r>
-            <m:r>
-              <m:rPr>
-                <m:sty m:val="p"/>
-              </m:rPr>
-              <m:t>−</m:t>
-            </m:r>
-          </m:sup>
-        </m:sSup>
-      </m:oMath>
-      <w:r>
-        <w:rPr>
-          <w:rFonts w:ascii="Times New Roman" w:hAnsi="Times New Roman" w:eastAsia="Times New Roman" w:cs="Times New Roman"/>
-        </w:rPr>
-        <w:t xml:space="preserve"> </w:t>
-      </w:r>
-      <w:r>
-        <w:rPr>
-          <w:rFonts w:hint="eastAsia" w:ascii="Times New Roman" w:hAnsi="Times New Roman" w:eastAsia="FangSong" w:cs="Times New Roman"/>
-        </w:rPr>
-        <w:t>的空间结构为正方形</w:t>
-      </w:r>
-      <w:r>
-        <w:rPr>
-          <w:rFonts w:hint="eastAsia" w:ascii="Times New Roman" w:hAnsi="Times New Roman" w:eastAsia="Times New Roman" w:cs="Times New Roman"/>
-        </w:rPr>
-        <w:t>？</w:t>
-      </w:r>
-    </w:p>
-    <w:p>
-      <w:pPr>
-        <w:numPr>
-          <w:ilvl w:val="0"/>
-          <w:numId w:val="1024"/>
-        </w:numPr>
-        <w:ind w:firstLine="420"/>
-      </w:pPr>
-      <w:r>
-        <w:rPr>
-          <w:rFonts w:hint="eastAsia" w:ascii="Times New Roman" w:hAnsi="Times New Roman" w:eastAsia="FangSong" w:cs="Times New Roman"/>
-        </w:rPr>
-        <w:t xml:space="preserve">为什么</w:t>
-      </w:r>
-      <w:r>
-        <w:rPr>
-          <w:rFonts w:ascii="Times New Roman" w:hAnsi="Times New Roman" w:eastAsia="Times New Roman" w:cs="Times New Roman"/>
-        </w:rPr>
-        <w:t xml:space="preserve"> </w:t>
-      </w:r>
-      <m:oMath>
-        <m:oMathPr>
-          <m:ctrlPr>
-            <w:rPr>
-              <w:sz w:val="28"/>
-              <w:szCs w:val="28"/>
-            </w:rPr>
-          </m:ctrlPr>
-        </m:oMathPr>
-        <m:sSup>
-          <m:e>
-            <m:d>
-              <m:dPr>
-                <m:begChr m:val="["/>
-                <m:sepChr m:val=""/>
-                <m:endChr m:val="]"/>
-                <m:grow/>
-              </m:dPr>
-              <m:e>
-                <m:r>
-                  <m:rPr>
-                    <m:sty m:val="p"/>
-                  </m:rPr>
-                  <m:t>A</m:t>
-                </m:r>
-                <m:r>
-                  <m:rPr>
-                    <m:sty m:val="p"/>
-                  </m:rPr>
-                  <m:t>g</m:t>
-                </m:r>
-                <m:sSub>
-                  <m:e>
-                    <m:d>
-                      <m:dPr>
-                        <m:begChr m:val="("/>
-                        <m:sepChr m:val=""/>
-                        <m:endChr m:val=")"/>
-                        <m:grow/>
-                      </m:dPr>
-                      <m:e>
-                        <m:sSub>
-                          <m:e>
-                            <m:r>
-                              <m:rPr>
-                                <m:sty m:val="p"/>
-                              </m:rPr>
-                              <m:t>N</m:t>
-                            </m:r>
-                            <m:r>
-                              <m:rPr>
-                                <m:sty m:val="p"/>
-                              </m:rPr>
-                              <m:t>H</m:t>
-                            </m:r>
-                          </m:e>
-                          <m:sub>
-                            <m:r>
-                              <m:t>3</m:t>
-                            </m:r>
-                          </m:sub>
-                        </m:sSub>
-                      </m:e>
-                    </m:d>
-                  </m:e>
-                  <m:sub>
-                    <m:r>
-                      <m:t>2</m:t>
-                    </m:r>
-                  </m:sub>
-                </m:sSub>
-              </m:e>
-            </m:d>
-          </m:e>
-          <m:sup>
-            <m:r>
-              <m:rPr>
-                <m:sty m:val="p"/>
-              </m:rPr>
-              <m:t>+</m:t>
-            </m:r>
-          </m:sup>
-        </m:sSup>
-      </m:oMath>
-      <w:r>
-        <w:rPr>
-          <w:rFonts w:ascii="Times New Roman" w:hAnsi="Times New Roman" w:eastAsia="Times New Roman" w:cs="Times New Roman"/>
-        </w:rPr>
-        <w:t xml:space="preserve"> </w:t>
-      </w:r>
-      <w:r>
-        <w:rPr>
-          <w:rFonts w:hint="eastAsia" w:ascii="Times New Roman" w:hAnsi="Times New Roman" w:eastAsia="FangSong" w:cs="Times New Roman"/>
-        </w:rPr>
-        <w:t xml:space="preserve">的</w:t>
-      </w:r>
-      <w:r>
-        <w:rPr>
-          <w:rFonts w:ascii="Times New Roman" w:hAnsi="Times New Roman" w:eastAsia="Times New Roman" w:cs="Times New Roman"/>
-        </w:rPr>
-        <w:t xml:space="preserve"> </w:t>
-      </w:r>
-      <m:oMath>
-        <m:r>
-          <m:rPr>
-            <m:sty m:val="p"/>
-          </m:rPr>
-          <m:t>lg</m:t>
-        </m:r>
-        <m:r>
-          <m:t>β</m:t>
-        </m:r>
-      </m:oMath>
-      <w:r>
-        <w:rPr>
-          <w:rFonts w:ascii="Times New Roman" w:hAnsi="Times New Roman" w:eastAsia="Times New Roman" w:cs="Times New Roman"/>
-        </w:rPr>
-        <w:t xml:space="preserve"> </w:t>
-      </w:r>
-      <w:r>
-        <w:rPr>
-          <w:rFonts w:hint="eastAsia" w:ascii="Times New Roman" w:hAnsi="Times New Roman" w:eastAsia="FangSong" w:cs="Times New Roman"/>
-        </w:rPr>
-        <w:t xml:space="preserve">为</w:t>
-      </w:r>
-      <w:r>
-        <w:rPr>
-          <w:rFonts w:ascii="Times New Roman" w:hAnsi="Times New Roman" w:eastAsia="Times New Roman" w:cs="Times New Roman"/>
-        </w:rPr>
-        <w:t xml:space="preserve"> </w:t>
-      </w:r>
-      <w:r>
-        <w:rPr>
-          <w:rFonts w:hint="eastAsia" w:ascii="Times New Roman" w:hAnsi="Times New Roman" w:eastAsia="Times New Roman" w:cs="Times New Roman"/>
-        </w:rPr>
-        <w:t>7.2，</w:t>
-      </w:r>
-      <w:r>
-        <w:rPr>
-          <w:rFonts w:hint="eastAsia" w:ascii="Times New Roman" w:hAnsi="Times New Roman" w:eastAsia="FangSong" w:cs="Times New Roman"/>
-        </w:rPr>
-        <w:t>而</w:t>
-      </w:r>
-      <w:r>
-        <w:rPr>
-          <w:rFonts w:ascii="Times New Roman" w:hAnsi="Times New Roman" w:eastAsia="Times New Roman" w:cs="Times New Roman"/>
-        </w:rPr>
-        <w:t xml:space="preserve"> </w:t>
-      </w:r>
-      <m:oMath>
-        <m:oMathPr>
-          <m:ctrlPr>
-            <w:rPr>
-              <w:sz w:val="28"/>
-              <w:szCs w:val="28"/>
-            </w:rPr>
-          </m:ctrlPr>
-        </m:oMathPr>
-        <m:r>
-          <m:rPr>
-            <m:sty m:val="p"/>
-          </m:rPr>
-          <m:t>[</m:t>
-        </m:r>
-        <m:r>
-          <m:rPr>
-            <m:sty m:val="p"/>
-          </m:rPr>
-          <m:t>A</m:t>
-        </m:r>
-        <m:r>
-          <m:rPr>
-            <m:sty m:val="p"/>
-          </m:rPr>
-          <m:t>g</m:t>
-        </m:r>
-        <m:r>
-          <m:rPr>
-            <m:sty m:val="p"/>
-          </m:rPr>
-          <m:t>(</m:t>
-        </m:r>
-        <m:r>
-          <m:rPr>
-            <m:sty m:val="p"/>
-          </m:rPr>
-          <m:t>e</m:t>
-        </m:r>
-        <m:r>
-          <m:rPr>
-            <m:sty m:val="p"/>
-          </m:rPr>
-          <m:t>n</m:t>
-        </m:r>
-        <m:r>
-          <m:rPr>
-            <m:sty m:val="p"/>
-          </m:rPr>
-          <m:t>)</m:t>
-        </m:r>
-        <m:sSup>
-          <m:e>
-            <m:r>
-              <m:rPr>
-                <m:sty m:val="p"/>
-              </m:rPr>
-              <m:t>]</m:t>
-            </m:r>
-          </m:e>
-          <m:sup>
-            <m:r>
-              <m:rPr>
-                <m:sty m:val="p"/>
-              </m:rPr>
-              <m:t>+</m:t>
-            </m:r>
-          </m:sup>
-        </m:sSup>
-      </m:oMath>
-      <w:r>
-        <w:rPr>
-          <w:rFonts w:ascii="Times New Roman" w:hAnsi="Times New Roman" w:eastAsia="Times New Roman" w:cs="Times New Roman"/>
-        </w:rPr>
-        <w:t xml:space="preserve"> </w:t>
-      </w:r>
-      <w:r>
-        <w:rPr>
-          <w:rFonts w:hint="eastAsia" w:ascii="Times New Roman" w:hAnsi="Times New Roman" w:eastAsia="FangSong" w:cs="Times New Roman"/>
-        </w:rPr>
-        <w:t xml:space="preserve">的</w:t>
-      </w:r>
-      <w:r>
-        <w:rPr>
-          <w:rFonts w:ascii="Times New Roman" w:hAnsi="Times New Roman" w:eastAsia="Times New Roman" w:cs="Times New Roman"/>
-        </w:rPr>
-        <w:t xml:space="preserve"> </w:t>
-      </w:r>
-      <m:oMath>
-        <m:r>
-          <m:rPr>
-            <m:sty m:val="p"/>
-          </m:rPr>
-          <m:t>lg</m:t>
-        </m:r>
-        <m:r>
-          <m:t>β</m:t>
-        </m:r>
-      </m:oMath>
-      <w:r>
-        <w:rPr>
-          <w:rFonts w:ascii="Times New Roman" w:hAnsi="Times New Roman" w:eastAsia="Times New Roman" w:cs="Times New Roman"/>
-        </w:rPr>
-        <w:t xml:space="preserve"> </w:t>
-      </w:r>
-      <w:r>
-        <w:rPr>
-          <w:rFonts w:hint="eastAsia" w:ascii="Times New Roman" w:hAnsi="Times New Roman" w:eastAsia="FangSong" w:cs="Times New Roman"/>
-        </w:rPr>
-        <w:t xml:space="preserve">只有</w:t>
-      </w:r>
-      <w:r>
-        <w:rPr>
-          <w:rFonts w:ascii="Times New Roman" w:hAnsi="Times New Roman" w:eastAsia="Times New Roman" w:cs="Times New Roman"/>
-        </w:rPr>
-        <w:t xml:space="preserve"> </w:t>
-      </w:r>
-      <w:r>
-        <w:rPr>
-          <w:rFonts w:hint="eastAsia" w:ascii="Times New Roman" w:hAnsi="Times New Roman" w:eastAsia="Times New Roman" w:cs="Times New Roman"/>
-        </w:rPr>
-        <w:t xml:space="preserve">6.0？</w:t>
-      </w:r>
-    </w:p>
-    <w:p>
-      <w:pPr>
-        <w:numPr>
-          <w:ilvl w:val="0"/>
-          <w:numId w:val="1024"/>
-        </w:numPr>
-        <w:ind w:firstLine="420"/>
-      </w:pPr>
-      <w:r>
-        <w:rPr>
-          <w:rFonts w:hint="eastAsia" w:ascii="Times New Roman" w:hAnsi="Times New Roman" w:eastAsia="FangSong" w:cs="Times New Roman"/>
-        </w:rPr>
-        <w:t xml:space="preserve">为什么</w:t>
-      </w:r>
-      <w:r>
-        <w:rPr>
-          <w:rFonts w:ascii="Times New Roman" w:hAnsi="Times New Roman" w:eastAsia="Times New Roman" w:cs="Times New Roman"/>
-        </w:rPr>
-        <w:t xml:space="preserve"> </w:t>
-      </w:r>
-      <m:oMath>
-        <m:oMathPr>
-          <m:ctrlPr>
-            <w:rPr>
-              <w:sz w:val="28"/>
-              <w:szCs w:val="28"/>
-            </w:rPr>
-          </m:ctrlPr>
-        </m:oMathPr>
-        <m:sSup>
-          <m:e>
-            <m:d>
-              <m:dPr>
-                <m:begChr m:val="["/>
-                <m:sepChr m:val=""/>
-                <m:endChr m:val="]"/>
-                <m:grow/>
-              </m:dPr>
-              <m:e>
-                <m:r>
-                  <m:rPr>
-                    <m:sty m:val="p"/>
-                  </m:rPr>
-                  <m:t>C</m:t>
-                </m:r>
-                <m:r>
-                  <m:rPr>
-                    <m:sty m:val="p"/>
-                  </m:rPr>
-                  <m:t>o</m:t>
-                </m:r>
-                <m:r>
-                  <m:rPr>
-                    <m:sty m:val="p"/>
-                  </m:rPr>
-                  <m:t>(</m:t>
-                </m:r>
-                <m:r>
-                  <m:rPr>
-                    <m:sty m:val="p"/>
-                  </m:rPr>
-                  <m:t>S</m:t>
-                </m:r>
-                <m:r>
-                  <m:rPr>
-                    <m:sty m:val="p"/>
-                  </m:rPr>
-                  <m:t>C</m:t>
-                </m:r>
-                <m:r>
-                  <m:rPr>
-                    <m:sty m:val="p"/>
-                  </m:rPr>
-                  <m:t>N</m:t>
-                </m:r>
-                <m:sSub>
-                  <m:e>
-                    <m:r>
-                      <m:rPr>
-                        <m:sty m:val="p"/>
-                      </m:rPr>
-                      <m:t>)</m:t>
-                    </m:r>
-                  </m:e>
-                  <m:sub>
-                    <m:r>
-                      <m:t>6</m:t>
-                    </m:r>
-                  </m:sub>
-                </m:sSub>
-              </m:e>
-            </m:d>
-          </m:e>
-          <m:sup>
-            <m:r>
-              <m:t>4</m:t>
-            </m:r>
-            <m:r>
-              <m:rPr>
-                <m:sty m:val="p"/>
-              </m:rPr>
-              <m:t>−</m:t>
-            </m:r>
-          </m:sup>
-        </m:sSup>
-      </m:oMath>
-      <w:r>
-        <w:rPr>
-          <w:rFonts w:ascii="Times New Roman" w:hAnsi="Times New Roman" w:eastAsia="Times New Roman" w:cs="Times New Roman"/>
-        </w:rPr>
-        <w:t xml:space="preserve"> </w:t>
-      </w:r>
-      <w:r>
-        <w:rPr>
-          <w:rFonts w:hint="eastAsia" w:ascii="Times New Roman" w:hAnsi="Times New Roman" w:eastAsia="FangSong" w:cs="Times New Roman"/>
-        </w:rPr>
-        <w:t xml:space="preserve">的稳定常数比</w:t>
-      </w:r>
-      <w:r>
-        <w:rPr>
-          <w:rFonts w:ascii="Times New Roman" w:hAnsi="Times New Roman" w:eastAsia="Times New Roman" w:cs="Times New Roman"/>
-        </w:rPr>
-        <w:t xml:space="preserve"> </w:t>
-      </w:r>
-      <m:oMath>
-        <m:oMathPr>
-          <m:ctrlPr>
-            <w:rPr>
-              <w:sz w:val="28"/>
-              <w:szCs w:val="28"/>
-            </w:rPr>
-          </m:ctrlPr>
-        </m:oMathPr>
-        <m:sSup>
-          <m:e>
-            <m:d>
-              <m:dPr>
-                <m:begChr m:val="["/>
-                <m:sepChr m:val=""/>
-                <m:endChr m:val="]"/>
-                <m:grow/>
-              </m:dPr>
-              <m:e>
-                <m:r>
-                  <m:rPr>
-                    <m:sty m:val="p"/>
-                  </m:rPr>
-                  <m:t>C</m:t>
-                </m:r>
-                <m:r>
-                  <m:rPr>
-                    <m:sty m:val="p"/>
-                  </m:rPr>
-                  <m:t>o</m:t>
-                </m:r>
-                <m:r>
-                  <m:rPr>
-                    <m:sty m:val="p"/>
-                  </m:rPr>
-                  <m:t>(</m:t>
-                </m:r>
-                <m:sSub>
-                  <m:e>
-                    <m:r>
-                      <m:rPr>
-                        <m:sty m:val="p"/>
-                      </m:rPr>
-                      <m:t>N</m:t>
-                    </m:r>
-                    <m:r>
-                      <m:rPr>
-                        <m:sty m:val="p"/>
-                      </m:rPr>
-                      <m:t>H</m:t>
-                    </m:r>
-                  </m:e>
-                  <m:sub>
-                    <m:r>
-                      <m:t>3</m:t>
-                    </m:r>
-                  </m:sub>
-                </m:sSub>
-                <m:sSub>
-                  <m:e>
-                    <m:r>
-                      <m:rPr>
-                        <m:sty m:val="p"/>
-                      </m:rPr>
-                      <m:t>)</m:t>
-                    </m:r>
-                  </m:e>
-                  <m:sub>
-                    <m:r>
-                      <m:t>6</m:t>
-                    </m:r>
-                  </m:sub>
-                </m:sSub>
-              </m:e>
-            </m:d>
-          </m:e>
-          <m:sup>
-            <m:r>
-              <m:t>2</m:t>
-            </m:r>
-            <m:r>
-              <m:rPr>
-                <m:sty m:val="p"/>
-              </m:rPr>
-              <m:t>+</m:t>
-            </m:r>
-          </m:sup>
-        </m:sSup>
-      </m:oMath>
-      <w:r>
-        <w:rPr>
-          <w:rFonts w:ascii="Times New Roman" w:hAnsi="Times New Roman" w:eastAsia="Times New Roman" w:cs="Times New Roman"/>
-        </w:rPr>
-        <w:t xml:space="preserve"> </w:t>
-      </w:r>
-      <w:r>
-        <w:rPr>
-          <w:rFonts w:hint="eastAsia" w:ascii="Times New Roman" w:hAnsi="Times New Roman" w:eastAsia="FangSong" w:cs="Times New Roman"/>
-        </w:rPr>
-        <w:t>小</w:t>
-      </w:r>
-      <w:r>
-        <w:rPr>
-          <w:rFonts w:hint="eastAsia" w:ascii="Times New Roman" w:hAnsi="Times New Roman" w:eastAsia="Times New Roman" w:cs="Times New Roman"/>
-        </w:rPr>
-        <w:t>，</w:t>
-      </w:r>
-      <w:r>
-        <w:rPr>
-          <w:rFonts w:hint="eastAsia" w:ascii="Times New Roman" w:hAnsi="Times New Roman" w:eastAsia="FangSong" w:cs="Times New Roman"/>
-        </w:rPr>
-        <w:t>但在酸性溶液中</w:t>
-      </w:r>
-      <w:r>
-        <w:rPr>
-          <w:rFonts w:hint="eastAsia" w:ascii="Times New Roman" w:hAnsi="Times New Roman" w:eastAsia="Times New Roman" w:cs="Times New Roman"/>
-        </w:rPr>
-        <w:t>，</w:t>
-      </w:r>
-      <w:r>
-        <w:rPr>
-          <w:rFonts w:ascii="Times New Roman" w:hAnsi="Times New Roman" w:eastAsia="Times New Roman" w:cs="Times New Roman"/>
-        </w:rPr>
-        <w:t xml:space="preserve"> </w:t>
-      </w:r>
-      <m:oMath>
-        <m:oMathPr>
-          <m:ctrlPr>
-            <w:rPr>
-              <w:sz w:val="28"/>
-              <w:szCs w:val="28"/>
-            </w:rPr>
-          </m:ctrlPr>
-        </m:oMathPr>
-        <m:sSup>
-          <m:e>
-            <m:d>
-              <m:dPr>
-                <m:begChr m:val="["/>
-                <m:sepChr m:val=""/>
-                <m:endChr m:val="]"/>
-                <m:grow/>
-              </m:dPr>
-              <m:e>
-                <m:r>
-                  <m:rPr>
-                    <m:sty m:val="p"/>
-                  </m:rPr>
-                  <m:t>C</m:t>
-                </m:r>
-                <m:r>
-                  <m:rPr>
-                    <m:sty m:val="p"/>
-                  </m:rPr>
-                  <m:t>o</m:t>
-                </m:r>
-                <m:r>
-                  <m:rPr>
-                    <m:sty m:val="p"/>
-                  </m:rPr>
-                  <m:t>(</m:t>
-                </m:r>
-                <m:r>
-                  <m:rPr>
-                    <m:sty m:val="p"/>
-                  </m:rPr>
-                  <m:t>S</m:t>
-                </m:r>
-                <m:r>
-                  <m:rPr>
-                    <m:sty m:val="p"/>
-                  </m:rPr>
-                  <m:t>C</m:t>
-                </m:r>
-                <m:r>
-                  <m:rPr>
-                    <m:sty m:val="p"/>
-                  </m:rPr>
-                  <m:t>N</m:t>
-                </m:r>
-                <m:sSub>
-                  <m:e>
-                    <m:r>
-                      <m:rPr>
-                        <m:sty m:val="p"/>
-                      </m:rPr>
-                      <m:t>)</m:t>
-                    </m:r>
-                  </m:e>
-                  <m:sub>
-                    <m:r>
-                      <m:t>6</m:t>
-                    </m:r>
-                  </m:sub>
-                </m:sSub>
-              </m:e>
-            </m:d>
-          </m:e>
-          <m:sup>
-            <m:r>
-              <m:t>4</m:t>
-            </m:r>
-            <m:r>
-              <m:rPr>
-                <m:sty m:val="p"/>
-              </m:rPr>
-              <m:t>−</m:t>
-            </m:r>
-          </m:sup>
-        </m:sSup>
-      </m:oMath>
-      <w:r>
-        <w:rPr>
-          <w:rFonts w:ascii="Times New Roman" w:hAnsi="Times New Roman" w:eastAsia="Times New Roman" w:cs="Times New Roman"/>
-        </w:rPr>
-        <w:t xml:space="preserve"> </w:t>
-      </w:r>
-      <w:r>
-        <w:rPr>
-          <w:rFonts w:hint="eastAsia" w:ascii="Times New Roman" w:hAnsi="Times New Roman" w:eastAsia="FangSong" w:cs="Times New Roman"/>
-        </w:rPr>
-        <w:t>可以存在</w:t>
-      </w:r>
-      <w:r>
-        <w:rPr>
-          <w:rFonts w:hint="eastAsia" w:ascii="Times New Roman" w:hAnsi="Times New Roman" w:eastAsia="Times New Roman" w:cs="Times New Roman"/>
-        </w:rPr>
-        <w:t>，</w:t>
-      </w:r>
-      <w:r>
-        <w:rPr>
-          <w:rFonts w:ascii="Times New Roman" w:hAnsi="Times New Roman" w:eastAsia="Times New Roman" w:cs="Times New Roman"/>
-        </w:rPr>
-        <w:t xml:space="preserve"> </w:t>
-      </w:r>
-      <m:oMath>
-        <m:oMathPr>
-          <m:ctrlPr>
-            <w:rPr>
-              <w:sz w:val="28"/>
-              <w:szCs w:val="28"/>
-            </w:rPr>
-          </m:ctrlPr>
-        </m:oMathPr>
-        <m:sSup>
-          <m:e>
-            <m:d>
-              <m:dPr>
-                <m:begChr m:val="["/>
-                <m:sepChr m:val=""/>
-                <m:endChr m:val="]"/>
-                <m:grow/>
-              </m:dPr>
-              <m:e>
-                <m:r>
-                  <m:rPr>
-                    <m:sty m:val="p"/>
-                  </m:rPr>
-                  <m:t>C</m:t>
-                </m:r>
-                <m:r>
-                  <m:rPr>
-                    <m:sty m:val="p"/>
-                  </m:rPr>
-                  <m:t>o</m:t>
-                </m:r>
-                <m:r>
-                  <m:rPr>
-                    <m:sty m:val="p"/>
-                  </m:rPr>
-                  <m:t>(</m:t>
-                </m:r>
-                <m:sSub>
-                  <m:e>
-                    <m:r>
-                      <m:rPr>
-                        <m:sty m:val="p"/>
-                      </m:rPr>
-                      <m:t>N</m:t>
-                    </m:r>
-                    <m:r>
-                      <m:rPr>
-                        <m:sty m:val="p"/>
-                      </m:rPr>
-                      <m:t>H</m:t>
-                    </m:r>
-                  </m:e>
-                  <m:sub>
-                    <m:r>
-                      <m:t>3</m:t>
-                    </m:r>
-                  </m:sub>
-                </m:sSub>
-                <m:sSub>
-                  <m:e>
-                    <m:r>
-                      <m:rPr>
-                        <m:sty m:val="p"/>
-                      </m:rPr>
-                      <m:t>)</m:t>
-                    </m:r>
-                  </m:e>
-                  <m:sub>
-                    <m:r>
-                      <m:t>6</m:t>
-                    </m:r>
-                  </m:sub>
-                </m:sSub>
-              </m:e>
-            </m:d>
-          </m:e>
-          <m:sup>
-            <m:r>
-              <m:t>2</m:t>
-            </m:r>
-            <m:r>
-              <m:rPr>
-                <m:sty m:val="p"/>
-              </m:rPr>
-              <m:t>+</m:t>
-            </m:r>
-          </m:sup>
-        </m:sSup>
-      </m:oMath>
-      <w:r>
-        <w:rPr>
-          <w:rFonts w:ascii="Times New Roman" w:hAnsi="Times New Roman" w:eastAsia="Times New Roman" w:cs="Times New Roman"/>
-        </w:rPr>
-        <w:t xml:space="preserve"> </w:t>
-      </w:r>
-      <w:r>
-        <w:rPr>
-          <w:rFonts w:hint="eastAsia" w:ascii="Times New Roman" w:hAnsi="Times New Roman" w:eastAsia="FangSong" w:cs="Times New Roman"/>
-        </w:rPr>
-        <w:t>不能存在</w:t>
-      </w:r>
-      <w:r>
-        <w:rPr>
-          <w:rFonts w:hint="eastAsia" w:ascii="Times New Roman" w:hAnsi="Times New Roman" w:eastAsia="Times New Roman" w:cs="Times New Roman"/>
-        </w:rPr>
-        <w:t>？</w:t>
-      </w:r>
-    </w:p>
-    <w:p>
-      <w:pPr>
-        <w:pStyle w:val="FirstParagraph"/>
-        <w:ind w:firstLine="420"/>
-      </w:pPr>
-      <w:r>
-        <w:rPr>
-          <w:rFonts w:hint="eastAsia" w:ascii="Times New Roman" w:hAnsi="Times New Roman" w:eastAsia="FangSong" w:cs="Times New Roman"/>
           <w:b/>
           <w:bCs/>
         </w:rPr>
@@ -21676,951 +20664,6 @@
         </w:drawing>
       </w:r>
     </w:p>
-    <w:p>
-      <w:pPr>
-        <w:pStyle w:val="BodyText"/>
-        <w:ind w:firstLine="420"/>
-      </w:pPr>
-      <w:r>
-        <w:rPr>
-          <w:rFonts w:ascii="Times New Roman" w:hAnsi="Times New Roman" w:eastAsia="Times New Roman" w:cs="Times New Roman"/>
-          <w:b/>
-          <w:bCs/>
-        </w:rPr>
-        <w:t xml:space="preserve">(4)</w:t>
-      </w:r>
-      <w:r>
-        <w:rPr>
-          <w:rFonts w:ascii="Times New Roman" w:hAnsi="Times New Roman" w:eastAsia="Times New Roman" w:cs="Times New Roman"/>
-        </w:rPr>
-        <w:t xml:space="preserve"> </w:t>
-      </w:r>
-      <w:r>
-        <w:rPr>
-          <w:rFonts w:hint="eastAsia" w:ascii="Times New Roman" w:hAnsi="Times New Roman" w:eastAsia="FangSong" w:cs="Times New Roman"/>
-        </w:rPr>
-        <w:t xml:space="preserve">四配位的</w:t>
-      </w:r>
-      <w:r>
-        <w:rPr>
-          <w:rFonts w:ascii="Times New Roman" w:hAnsi="Times New Roman" w:eastAsia="Times New Roman" w:cs="Times New Roman"/>
-        </w:rPr>
-        <w:t xml:space="preserve"> Ni </w:t>
-      </w:r>
-      <w:r>
-        <w:rPr>
-          <w:rFonts w:hint="eastAsia" w:ascii="Times New Roman" w:hAnsi="Times New Roman" w:eastAsia="FangSong" w:cs="Times New Roman"/>
-        </w:rPr>
-        <w:t>离子较小</w:t>
-      </w:r>
-      <w:r>
-        <w:rPr>
-          <w:rFonts w:hint="eastAsia" w:ascii="Times New Roman" w:hAnsi="Times New Roman" w:eastAsia="Times New Roman" w:cs="Times New Roman"/>
-        </w:rPr>
-        <w:t>，</w:t>
-      </w:r>
-      <w:r>
-        <w:rPr>
-          <w:rFonts w:hint="eastAsia" w:ascii="Times New Roman" w:hAnsi="Times New Roman" w:eastAsia="FangSong" w:cs="Times New Roman"/>
-        </w:rPr>
-        <w:t>遇到电负性高</w:t>
-      </w:r>
-      <w:r>
-        <w:rPr>
-          <w:rFonts w:hint="eastAsia" w:ascii="Times New Roman" w:hAnsi="Times New Roman" w:eastAsia="Times New Roman" w:cs="Times New Roman"/>
-        </w:rPr>
-        <w:t>、</w:t>
-      </w:r>
-      <w:r>
-        <w:rPr>
-          <w:rFonts w:hint="eastAsia" w:ascii="Times New Roman" w:hAnsi="Times New Roman" w:eastAsia="FangSong" w:cs="Times New Roman"/>
-        </w:rPr>
-        <w:t>体积大的配体时</w:t>
-      </w:r>
-      <w:r>
-        <w:rPr>
-          <w:rFonts w:hint="eastAsia" w:ascii="Times New Roman" w:hAnsi="Times New Roman" w:eastAsia="Times New Roman" w:cs="Times New Roman"/>
-        </w:rPr>
-        <w:t>，</w:t>
-      </w:r>
-      <w:r>
-        <w:rPr>
-          <w:rFonts w:hint="eastAsia" w:ascii="Times New Roman" w:hAnsi="Times New Roman" w:eastAsia="FangSong" w:cs="Times New Roman"/>
-        </w:rPr>
-        <w:t>为了规避排斥</w:t>
-      </w:r>
-      <w:r>
-        <w:rPr>
-          <w:rFonts w:hint="eastAsia" w:ascii="Times New Roman" w:hAnsi="Times New Roman" w:eastAsia="Times New Roman" w:cs="Times New Roman"/>
-        </w:rPr>
-        <w:t>，</w:t>
-      </w:r>
-      <w:r>
-        <w:rPr>
-          <w:rFonts w:hint="eastAsia" w:ascii="Times New Roman" w:hAnsi="Times New Roman" w:eastAsia="FangSong" w:cs="Times New Roman"/>
-        </w:rPr>
-        <w:t>往往采取四面体构型</w:t>
-      </w:r>
-      <w:r>
-        <w:rPr>
-          <w:rFonts w:hint="eastAsia" w:ascii="Times New Roman" w:hAnsi="Times New Roman" w:eastAsia="Times New Roman" w:cs="Times New Roman"/>
-        </w:rPr>
-        <w:t>。</w:t>
-      </w:r>
-      <w:r>
-        <w:rPr>
-          <w:rFonts w:hint="eastAsia" w:ascii="Times New Roman" w:hAnsi="Times New Roman" w:eastAsia="FangSong" w:cs="Times New Roman"/>
-        </w:rPr>
-        <w:t>而当配体之间的排斥作用不那么强时</w:t>
-      </w:r>
-      <w:r>
-        <w:rPr>
-          <w:rFonts w:hint="eastAsia" w:ascii="Times New Roman" w:hAnsi="Times New Roman" w:eastAsia="Times New Roman" w:cs="Times New Roman"/>
-        </w:rPr>
-        <w:t>，</w:t>
-      </w:r>
-      <m:oMath>
-        <m:sSup>
-          <m:e>
-            <m:r>
-              <m:t>d</m:t>
-            </m:r>
-          </m:e>
-          <m:sup>
-            <m:r>
-              <m:t>8</m:t>
-            </m:r>
-          </m:sup>
-        </m:sSup>
-      </m:oMath>
-      <w:r>
-        <w:rPr>
-          <w:rFonts w:ascii="Times New Roman" w:hAnsi="Times New Roman" w:eastAsia="Times New Roman" w:cs="Times New Roman"/>
-        </w:rPr>
-        <w:t xml:space="preserve"> </w:t>
-      </w:r>
-      <w:r>
-        <w:rPr>
-          <w:rFonts w:hint="eastAsia" w:ascii="Times New Roman" w:hAnsi="Times New Roman" w:eastAsia="FangSong" w:cs="Times New Roman"/>
-        </w:rPr>
-        <w:t xml:space="preserve">的</w:t>
-      </w:r>
-      <w:r>
-        <w:rPr>
-          <w:rFonts w:ascii="Times New Roman" w:hAnsi="Times New Roman" w:eastAsia="Times New Roman" w:cs="Times New Roman"/>
-        </w:rPr>
-        <w:t xml:space="preserve"> Ni </w:t>
-      </w:r>
-      <w:r>
-        <w:rPr>
-          <w:rFonts w:hint="eastAsia" w:ascii="Times New Roman" w:hAnsi="Times New Roman" w:eastAsia="FangSong" w:cs="Times New Roman"/>
-        </w:rPr>
-        <w:t>采取平面四方构型时获得的晶体场稳定化能较多</w:t>
-      </w:r>
-      <w:r>
-        <w:rPr>
-          <w:rFonts w:hint="eastAsia" w:ascii="Times New Roman" w:hAnsi="Times New Roman" w:eastAsia="Times New Roman" w:cs="Times New Roman"/>
-        </w:rPr>
-        <w:t>，</w:t>
-      </w:r>
-      <w:r>
-        <w:rPr>
-          <w:rFonts w:hint="eastAsia" w:ascii="Times New Roman" w:hAnsi="Times New Roman" w:eastAsia="FangSong" w:cs="Times New Roman"/>
-        </w:rPr>
-        <w:t>故多采取平面正方形构型</w:t>
-      </w:r>
-      <w:r>
-        <w:rPr>
-          <w:rFonts w:hint="eastAsia" w:ascii="Times New Roman" w:hAnsi="Times New Roman" w:eastAsia="Times New Roman" w:cs="Times New Roman"/>
-        </w:rPr>
-        <w:t>。</w:t>
-      </w:r>
-    </w:p>
-    <w:p>
-      <w:pPr>
-        <w:pStyle w:val="BodyText"/>
-        <w:ind w:firstLine="420"/>
-      </w:pPr>
-      <w:r>
-        <w:rPr>
-          <w:rFonts w:ascii="Times New Roman" w:hAnsi="Times New Roman" w:eastAsia="Times New Roman" w:cs="Times New Roman"/>
-          <w:b/>
-          <w:bCs/>
-        </w:rPr>
-        <w:t xml:space="preserve">(5)</w:t>
-      </w:r>
-      <w:r>
-        <w:rPr>
-          <w:rFonts w:ascii="Times New Roman" w:hAnsi="Times New Roman" w:eastAsia="Times New Roman" w:cs="Times New Roman"/>
-        </w:rPr>
-        <w:t xml:space="preserve"> </w:t>
-      </w:r>
-      <w:r>
-        <w:rPr>
-          <w:rFonts w:hint="eastAsia" w:ascii="Times New Roman" w:hAnsi="Times New Roman" w:eastAsia="FangSong" w:cs="Times New Roman"/>
-        </w:rPr>
-        <w:t xml:space="preserve">二配位的</w:t>
-      </w:r>
-      <w:r>
-        <w:rPr>
-          <w:rFonts w:ascii="Times New Roman" w:hAnsi="Times New Roman" w:eastAsia="Times New Roman" w:cs="Times New Roman"/>
-        </w:rPr>
-        <w:t xml:space="preserve"> </w:t>
-      </w:r>
-      <m:oMath>
-        <m:sSup>
-          <m:e>
-            <m:r>
-              <m:rPr>
-                <m:sty m:val="p"/>
-              </m:rPr>
-              <m:t>A</m:t>
-            </m:r>
-            <m:r>
-              <m:rPr>
-                <m:sty m:val="p"/>
-              </m:rPr>
-              <m:t>g</m:t>
-            </m:r>
-          </m:e>
-          <m:sup>
-            <m:r>
-              <m:rPr>
-                <m:sty m:val="p"/>
-              </m:rPr>
-              <m:t>+</m:t>
-            </m:r>
-          </m:sup>
-        </m:sSup>
-      </m:oMath>
-      <w:r>
-        <w:rPr>
-          <w:rFonts w:ascii="Times New Roman" w:hAnsi="Times New Roman" w:eastAsia="Times New Roman" w:cs="Times New Roman"/>
-        </w:rPr>
-        <w:t xml:space="preserve"> </w:t>
-      </w:r>
-      <w:r>
-        <w:rPr>
-          <w:rFonts w:hint="eastAsia" w:ascii="Times New Roman" w:hAnsi="Times New Roman" w:eastAsia="FangSong" w:cs="Times New Roman"/>
-        </w:rPr>
-        <w:t xml:space="preserve">为</w:t>
-      </w:r>
-      <w:r>
-        <w:rPr>
-          <w:rFonts w:ascii="Times New Roman" w:hAnsi="Times New Roman" w:eastAsia="Times New Roman" w:cs="Times New Roman"/>
-        </w:rPr>
-        <w:t xml:space="preserve"> sp </w:t>
-      </w:r>
-      <w:r>
-        <w:rPr>
-          <w:rFonts w:hint="eastAsia" w:ascii="Times New Roman" w:hAnsi="Times New Roman" w:eastAsia="FangSong" w:cs="Times New Roman"/>
-        </w:rPr>
-        <w:t>杂化的直线型构型</w:t>
-      </w:r>
-      <w:r>
-        <w:rPr>
-          <w:rFonts w:hint="eastAsia" w:ascii="Times New Roman" w:hAnsi="Times New Roman" w:eastAsia="Times New Roman" w:cs="Times New Roman"/>
-        </w:rPr>
-        <w:t>，</w:t>
-      </w:r>
-      <m:oMath>
-        <m:oMathPr>
-          <m:ctrlPr>
-            <w:rPr>
-              <w:sz w:val="28"/>
-              <w:szCs w:val="28"/>
-            </w:rPr>
-          </m:ctrlPr>
-        </m:oMathPr>
-        <m:r>
-          <m:rPr>
-            <m:sty m:val="p"/>
-          </m:rPr>
-          <m:t>[</m:t>
-        </m:r>
-        <m:r>
-          <m:rPr>
-            <m:sty m:val="p"/>
-          </m:rPr>
-          <m:t>A</m:t>
-        </m:r>
-        <m:r>
-          <m:rPr>
-            <m:sty m:val="p"/>
-          </m:rPr>
-          <m:t>g</m:t>
-        </m:r>
-        <m:r>
-          <m:rPr>
-            <m:sty m:val="p"/>
-          </m:rPr>
-          <m:t>(</m:t>
-        </m:r>
-        <m:r>
-          <m:rPr>
-            <m:sty m:val="p"/>
-          </m:rPr>
-          <m:t>e</m:t>
-        </m:r>
-        <m:r>
-          <m:rPr>
-            <m:sty m:val="p"/>
-          </m:rPr>
-          <m:t>n</m:t>
-        </m:r>
-        <m:r>
-          <m:rPr>
-            <m:sty m:val="p"/>
-          </m:rPr>
-          <m:t>)</m:t>
-        </m:r>
-        <m:sSup>
-          <m:e>
-            <m:r>
-              <m:rPr>
-                <m:sty m:val="p"/>
-              </m:rPr>
-              <m:t>]</m:t>
-            </m:r>
-          </m:e>
-          <m:sup>
-            <m:r>
-              <m:rPr>
-                <m:sty m:val="p"/>
-              </m:rPr>
-              <m:t>+</m:t>
-            </m:r>
-          </m:sup>
-        </m:sSup>
-      </m:oMath>
-      <w:r>
-        <w:rPr>
-          <w:rFonts w:ascii="Times New Roman" w:hAnsi="Times New Roman" w:eastAsia="Times New Roman" w:cs="Times New Roman"/>
-        </w:rPr>
-        <w:t xml:space="preserve"> </w:t>
-      </w:r>
-      <w:r>
-        <w:rPr>
-          <w:rFonts w:hint="eastAsia" w:ascii="Times New Roman" w:hAnsi="Times New Roman" w:eastAsia="FangSong" w:cs="Times New Roman"/>
-        </w:rPr>
-        <w:t>中</w:t>
-      </w:r>
-      <w:r>
-        <w:rPr>
-          <w:rFonts w:hint="eastAsia" w:ascii="Times New Roman" w:hAnsi="Times New Roman" w:eastAsia="Times New Roman" w:cs="Times New Roman"/>
-        </w:rPr>
-        <w:t>，</w:t>
-      </w:r>
-      <w:r>
-        <w:rPr>
-          <w:rFonts w:hint="eastAsia" w:ascii="Times New Roman" w:hAnsi="Times New Roman" w:eastAsia="FangSong" w:cs="Times New Roman"/>
-        </w:rPr>
-        <w:t>乙二胺与两个</w:t>
-      </w:r>
-      <w:r>
-        <w:rPr>
-          <w:rFonts w:ascii="Times New Roman" w:hAnsi="Times New Roman" w:eastAsia="Times New Roman" w:cs="Times New Roman"/>
-        </w:rPr>
-        <w:t xml:space="preserve"> sp </w:t>
-      </w:r>
-      <w:r>
-        <w:rPr>
-          <w:rFonts w:hint="eastAsia" w:ascii="Times New Roman" w:hAnsi="Times New Roman" w:eastAsia="FangSong" w:cs="Times New Roman"/>
-        </w:rPr>
-        <w:t>杂化的轨道同时重叠较差</w:t>
-      </w:r>
-      <w:r>
-        <w:rPr>
-          <w:rFonts w:hint="eastAsia" w:ascii="Times New Roman" w:hAnsi="Times New Roman" w:eastAsia="Times New Roman" w:cs="Times New Roman"/>
-        </w:rPr>
-        <w:t>，</w:t>
-      </w:r>
-      <w:r>
-        <w:rPr>
-          <w:rFonts w:hint="eastAsia" w:ascii="Times New Roman" w:hAnsi="Times New Roman" w:eastAsia="FangSong" w:cs="Times New Roman"/>
-        </w:rPr>
-        <w:t>因此稳定性下降</w:t>
-      </w:r>
-      <w:r>
-        <w:rPr>
-          <w:rFonts w:hint="eastAsia" w:ascii="Times New Roman" w:hAnsi="Times New Roman" w:eastAsia="Times New Roman" w:cs="Times New Roman"/>
-        </w:rPr>
-        <w:t>。</w:t>
-      </w:r>
-      <w:r>
-        <w:rPr>
-          <w:rFonts w:hint="eastAsia" w:ascii="Times New Roman" w:hAnsi="Times New Roman" w:eastAsia="FangSong" w:cs="Times New Roman"/>
-        </w:rPr>
-        <w:t>或者答其形成直线型结构的张力太大</w:t>
-      </w:r>
-      <w:r>
-        <w:rPr>
-          <w:rFonts w:hint="eastAsia" w:ascii="Times New Roman" w:hAnsi="Times New Roman" w:eastAsia="Times New Roman" w:cs="Times New Roman"/>
-        </w:rPr>
-        <w:t>，</w:t>
-      </w:r>
-      <w:r>
-        <w:rPr>
-          <w:rFonts w:hint="eastAsia" w:ascii="Times New Roman" w:hAnsi="Times New Roman" w:eastAsia="FangSong" w:cs="Times New Roman"/>
-        </w:rPr>
-        <w:t>不够稳定</w:t>
-      </w:r>
-      <w:r>
-        <w:rPr>
-          <w:rFonts w:hint="eastAsia" w:ascii="Times New Roman" w:hAnsi="Times New Roman" w:eastAsia="Times New Roman" w:cs="Times New Roman"/>
-        </w:rPr>
-        <w:t>。</w:t>
-      </w:r>
-    </w:p>
-    <w:p>
-      <w:pPr>
-        <w:pStyle w:val="BodyText"/>
-        <w:ind w:firstLine="420"/>
-      </w:pPr>
-      <w:r>
-        <w:rPr>
-          <w:rFonts w:ascii="Times New Roman" w:hAnsi="Times New Roman" w:eastAsia="Times New Roman" w:cs="Times New Roman"/>
-          <w:b/>
-          <w:bCs/>
-        </w:rPr>
-        <w:t xml:space="preserve">(6)</w:t>
-      </w:r>
-      <w:r>
-        <w:rPr>
-          <w:rFonts w:ascii="Times New Roman" w:hAnsi="Times New Roman" w:eastAsia="Times New Roman" w:cs="Times New Roman"/>
-        </w:rPr>
-        <w:t xml:space="preserve"> </w:t>
-      </w:r>
-      <m:oMath>
-        <m:sSup>
-          <m:e>
-            <m:r>
-              <m:rPr>
-                <m:sty m:val="p"/>
-              </m:rPr>
-              <m:t>S</m:t>
-            </m:r>
-            <m:r>
-              <m:rPr>
-                <m:sty m:val="p"/>
-              </m:rPr>
-              <m:t>C</m:t>
-            </m:r>
-            <m:r>
-              <m:rPr>
-                <m:sty m:val="p"/>
-              </m:rPr>
-              <m:t>N</m:t>
-            </m:r>
-          </m:e>
-          <m:sup>
-            <m:r>
-              <m:rPr>
-                <m:sty m:val="p"/>
-              </m:rPr>
-              <m:t>−</m:t>
-            </m:r>
-          </m:sup>
-        </m:sSup>
-      </m:oMath>
-      <w:r>
-        <w:rPr>
-          <w:rFonts w:ascii="Times New Roman" w:hAnsi="Times New Roman" w:eastAsia="Times New Roman" w:cs="Times New Roman"/>
-        </w:rPr>
-        <w:t xml:space="preserve"> </w:t>
-      </w:r>
-      <w:r>
-        <w:rPr>
-          <w:rFonts w:hint="eastAsia" w:ascii="Times New Roman" w:hAnsi="Times New Roman" w:eastAsia="FangSong" w:cs="Times New Roman"/>
-        </w:rPr>
-        <w:t>的体积较大</w:t>
-      </w:r>
-      <w:r>
-        <w:rPr>
-          <w:rFonts w:hint="eastAsia" w:ascii="Times New Roman" w:hAnsi="Times New Roman" w:eastAsia="Times New Roman" w:cs="Times New Roman"/>
-        </w:rPr>
-        <w:t>，</w:t>
-      </w:r>
-      <w:r>
-        <w:rPr>
-          <w:rFonts w:hint="eastAsia" w:ascii="Times New Roman" w:hAnsi="Times New Roman" w:eastAsia="FangSong" w:cs="Times New Roman"/>
-        </w:rPr>
-        <w:t>配合物空间较为拥挤</w:t>
-      </w:r>
-      <w:r>
-        <w:rPr>
-          <w:rFonts w:hint="eastAsia" w:ascii="Times New Roman" w:hAnsi="Times New Roman" w:eastAsia="Times New Roman" w:cs="Times New Roman"/>
-        </w:rPr>
-        <w:t>，</w:t>
-      </w:r>
-      <w:r>
-        <w:rPr>
-          <w:rFonts w:hint="eastAsia" w:ascii="Times New Roman" w:hAnsi="Times New Roman" w:eastAsia="FangSong" w:cs="Times New Roman"/>
-        </w:rPr>
-        <w:t>因此水溶液中</w:t>
-      </w:r>
-      <w:r>
-        <w:rPr>
-          <w:rFonts w:ascii="Times New Roman" w:hAnsi="Times New Roman" w:eastAsia="Times New Roman" w:cs="Times New Roman"/>
-        </w:rPr>
-        <w:t xml:space="preserve"> </w:t>
-      </w:r>
-      <m:oMath>
-        <m:oMathPr>
-          <m:ctrlPr>
-            <w:rPr>
-              <w:sz w:val="28"/>
-              <w:szCs w:val="28"/>
-            </w:rPr>
-          </m:ctrlPr>
-        </m:oMathPr>
-        <m:r>
-          <m:rPr>
-            <m:sty m:val="p"/>
-          </m:rPr>
-          <m:t>[</m:t>
-        </m:r>
-        <m:r>
-          <m:rPr>
-            <m:sty m:val="p"/>
-          </m:rPr>
-          <m:t>C</m:t>
-        </m:r>
-        <m:r>
-          <m:rPr>
-            <m:sty m:val="p"/>
-          </m:rPr>
-          <m:t>o</m:t>
-        </m:r>
-        <m:r>
-          <m:rPr>
-            <m:sty m:val="p"/>
-          </m:rPr>
-          <m:t>(</m:t>
-        </m:r>
-        <m:r>
-          <m:rPr>
-            <m:sty m:val="p"/>
-          </m:rPr>
-          <m:t>S</m:t>
-        </m:r>
-        <m:r>
-          <m:rPr>
-            <m:sty m:val="p"/>
-          </m:rPr>
-          <m:t>C</m:t>
-        </m:r>
-        <m:r>
-          <m:rPr>
-            <m:sty m:val="p"/>
-          </m:rPr>
-          <m:t>N</m:t>
-        </m:r>
-        <m:sSub>
-          <m:e>
-            <m:r>
-              <m:rPr>
-                <m:sty m:val="p"/>
-              </m:rPr>
-              <m:t>)</m:t>
-            </m:r>
-          </m:e>
-          <m:sub>
-            <m:r>
-              <m:t>6</m:t>
-            </m:r>
-          </m:sub>
-        </m:sSub>
-        <m:sSup>
-          <m:e>
-            <m:r>
-              <m:rPr>
-                <m:sty m:val="p"/>
-              </m:rPr>
-              <m:t>]</m:t>
-            </m:r>
-          </m:e>
-          <m:sup>
-            <m:r>
-              <m:t>4</m:t>
-            </m:r>
-            <m:r>
-              <m:rPr>
-                <m:sty m:val="p"/>
-              </m:rPr>
-              <m:t>−</m:t>
-            </m:r>
-          </m:sup>
-        </m:sSup>
-      </m:oMath>
-      <w:r>
-        <w:rPr>
-          <w:rFonts w:ascii="Times New Roman" w:hAnsi="Times New Roman" w:eastAsia="Times New Roman" w:cs="Times New Roman"/>
-        </w:rPr>
-        <w:t xml:space="preserve"> </w:t>
-      </w:r>
-      <w:r>
-        <w:rPr>
-          <w:rFonts w:hint="eastAsia" w:ascii="Times New Roman" w:hAnsi="Times New Roman" w:eastAsia="FangSong" w:cs="Times New Roman"/>
-        </w:rPr>
-        <w:t>较为不稳定</w:t>
-      </w:r>
-      <w:r>
-        <w:rPr>
-          <w:rFonts w:hint="eastAsia" w:ascii="Times New Roman" w:hAnsi="Times New Roman" w:eastAsia="Times New Roman" w:cs="Times New Roman"/>
-        </w:rPr>
-        <w:t>。</w:t>
-      </w:r>
-      <m:oMath>
-        <m:sSub>
-          <m:e>
-            <m:r>
-              <m:rPr>
-                <m:sty m:val="p"/>
-              </m:rPr>
-              <m:t>N</m:t>
-            </m:r>
-            <m:r>
-              <m:rPr>
-                <m:sty m:val="p"/>
-              </m:rPr>
-              <m:t>H</m:t>
-            </m:r>
-          </m:e>
-          <m:sub>
-            <m:r>
-              <m:t>3</m:t>
-            </m:r>
-          </m:sub>
-        </m:sSub>
-      </m:oMath>
-      <w:r>
-        <w:rPr>
-          <w:rFonts w:ascii="Times New Roman" w:hAnsi="Times New Roman" w:eastAsia="Times New Roman" w:cs="Times New Roman"/>
-        </w:rPr>
-        <w:t xml:space="preserve"> </w:t>
-      </w:r>
-      <w:r>
-        <w:rPr>
-          <w:rFonts w:hint="eastAsia" w:ascii="Times New Roman" w:hAnsi="Times New Roman" w:eastAsia="FangSong" w:cs="Times New Roman"/>
-        </w:rPr>
-        <w:t xml:space="preserve">的碱性相比于</w:t>
-      </w:r>
-      <w:r>
-        <w:rPr>
-          <w:rFonts w:ascii="Times New Roman" w:hAnsi="Times New Roman" w:eastAsia="Times New Roman" w:cs="Times New Roman"/>
-        </w:rPr>
-        <w:t xml:space="preserve"> </w:t>
-      </w:r>
-      <m:oMath>
-        <m:sSup>
-          <m:e>
-            <m:r>
-              <m:rPr>
-                <m:sty m:val="p"/>
-              </m:rPr>
-              <m:t>S</m:t>
-            </m:r>
-            <m:r>
-              <m:rPr>
-                <m:sty m:val="p"/>
-              </m:rPr>
-              <m:t>C</m:t>
-            </m:r>
-            <m:r>
-              <m:rPr>
-                <m:sty m:val="p"/>
-              </m:rPr>
-              <m:t>N</m:t>
-            </m:r>
-          </m:e>
-          <m:sup>
-            <m:r>
-              <m:rPr>
-                <m:sty m:val="p"/>
-              </m:rPr>
-              <m:t>−</m:t>
-            </m:r>
-          </m:sup>
-        </m:sSup>
-      </m:oMath>
-      <w:r>
-        <w:rPr>
-          <w:rFonts w:ascii="Times New Roman" w:hAnsi="Times New Roman" w:eastAsia="Times New Roman" w:cs="Times New Roman"/>
-        </w:rPr>
-        <w:t xml:space="preserve"> </w:t>
-      </w:r>
-      <w:r>
-        <w:rPr>
-          <w:rFonts w:hint="eastAsia" w:ascii="Times New Roman" w:hAnsi="Times New Roman" w:eastAsia="FangSong" w:cs="Times New Roman"/>
-        </w:rPr>
-        <w:t>更强</w:t>
-      </w:r>
-      <w:r>
-        <w:rPr>
-          <w:rFonts w:hint="eastAsia" w:ascii="Times New Roman" w:hAnsi="Times New Roman" w:eastAsia="Times New Roman" w:cs="Times New Roman"/>
-        </w:rPr>
-        <w:t>，</w:t>
-      </w:r>
-      <w:r>
-        <w:rPr>
-          <w:rFonts w:hint="eastAsia" w:ascii="Times New Roman" w:hAnsi="Times New Roman" w:eastAsia="FangSong" w:cs="Times New Roman"/>
-        </w:rPr>
-        <w:t>因此酸性条件下更加容易解离</w:t>
-      </w:r>
-      <w:r>
-        <w:rPr>
-          <w:rFonts w:hint="eastAsia" w:ascii="Times New Roman" w:hAnsi="Times New Roman" w:eastAsia="Times New Roman" w:cs="Times New Roman"/>
-        </w:rPr>
-        <w:t>，</w:t>
-      </w:r>
-      <w:r>
-        <w:rPr>
-          <w:rFonts w:hint="eastAsia" w:ascii="Times New Roman" w:hAnsi="Times New Roman" w:eastAsia="FangSong" w:cs="Times New Roman"/>
-        </w:rPr>
-        <w:t>较为不稳定</w:t>
-      </w:r>
-      <w:r>
-        <w:rPr>
-          <w:rFonts w:hint="eastAsia" w:ascii="Times New Roman" w:hAnsi="Times New Roman" w:eastAsia="Times New Roman" w:cs="Times New Roman"/>
-        </w:rPr>
-        <w:t>。</w:t>
-      </w:r>
-      <w:r>
-        <w:rPr>
-          <w:rFonts w:hint="eastAsia" w:ascii="Times New Roman" w:hAnsi="Times New Roman" w:eastAsia="FangSong" w:cs="Times New Roman"/>
-        </w:rPr>
-        <w:t>另外</w:t>
-      </w:r>
-      <w:r>
-        <w:rPr>
-          <w:rFonts w:hint="eastAsia" w:ascii="Times New Roman" w:hAnsi="Times New Roman" w:eastAsia="Times New Roman" w:cs="Times New Roman"/>
-        </w:rPr>
-        <w:t>，</w:t>
-      </w:r>
-      <w:r>
-        <w:rPr>
-          <w:rFonts w:ascii="Times New Roman" w:hAnsi="Times New Roman" w:eastAsia="Times New Roman" w:cs="Times New Roman"/>
-        </w:rPr>
-        <w:t xml:space="preserve"> </w:t>
-      </w:r>
-      <m:oMath>
-        <m:oMathPr>
-          <m:ctrlPr>
-            <w:rPr>
-              <w:sz w:val="28"/>
-              <w:szCs w:val="28"/>
-            </w:rPr>
-          </m:ctrlPr>
-        </m:oMathPr>
-        <m:r>
-          <m:rPr>
-            <m:sty m:val="p"/>
-          </m:rPr>
-          <m:t>[</m:t>
-        </m:r>
-        <m:r>
-          <m:rPr>
-            <m:sty m:val="p"/>
-          </m:rPr>
-          <m:t>C</m:t>
-        </m:r>
-        <m:r>
-          <m:rPr>
-            <m:sty m:val="p"/>
-          </m:rPr>
-          <m:t>o</m:t>
-        </m:r>
-        <m:r>
-          <m:rPr>
-            <m:sty m:val="p"/>
-          </m:rPr>
-          <m:t>(</m:t>
-        </m:r>
-        <m:sSub>
-          <m:e>
-            <m:r>
-              <m:rPr>
-                <m:sty m:val="p"/>
-              </m:rPr>
-              <m:t>N</m:t>
-            </m:r>
-            <m:r>
-              <m:rPr>
-                <m:sty m:val="p"/>
-              </m:rPr>
-              <m:t>H</m:t>
-            </m:r>
-          </m:e>
-          <m:sub>
-            <m:r>
-              <m:t>3</m:t>
-            </m:r>
-          </m:sub>
-        </m:sSub>
-        <m:sSub>
-          <m:e>
-            <m:r>
-              <m:rPr>
-                <m:sty m:val="p"/>
-              </m:rPr>
-              <m:t>)</m:t>
-            </m:r>
-          </m:e>
-          <m:sub>
-            <m:r>
-              <m:t>6</m:t>
-            </m:r>
-          </m:sub>
-        </m:sSub>
-        <m:sSup>
-          <m:e>
-            <m:r>
-              <m:rPr>
-                <m:sty m:val="p"/>
-              </m:rPr>
-              <m:t>]</m:t>
-            </m:r>
-          </m:e>
-          <m:sup>
-            <m:r>
-              <m:t>2</m:t>
-            </m:r>
-            <m:r>
-              <m:rPr>
-                <m:sty m:val="p"/>
-              </m:rPr>
-              <m:t>+</m:t>
-            </m:r>
-          </m:sup>
-        </m:sSup>
-      </m:oMath>
-      <w:r>
-        <w:rPr>
-          <w:rFonts w:ascii="Times New Roman" w:hAnsi="Times New Roman" w:eastAsia="Times New Roman" w:cs="Times New Roman"/>
-        </w:rPr>
-        <w:t xml:space="preserve"> </w:t>
-      </w:r>
-      <w:r>
-        <w:rPr>
-          <w:rFonts w:hint="eastAsia" w:ascii="Times New Roman" w:hAnsi="Times New Roman" w:eastAsia="FangSong" w:cs="Times New Roman"/>
-        </w:rPr>
-        <w:t xml:space="preserve">在酸性条件下还容易被氧化为</w:t>
-      </w:r>
-      <w:r>
-        <w:rPr>
-          <w:rFonts w:ascii="Times New Roman" w:hAnsi="Times New Roman" w:eastAsia="Times New Roman" w:cs="Times New Roman"/>
-        </w:rPr>
-        <w:t xml:space="preserve"> </w:t>
-      </w:r>
-      <m:oMath>
-        <m:oMathPr>
-          <m:ctrlPr>
-            <w:rPr>
-              <w:sz w:val="28"/>
-              <w:szCs w:val="28"/>
-            </w:rPr>
-          </m:ctrlPr>
-        </m:oMathPr>
-        <m:r>
-          <m:rPr>
-            <m:sty m:val="p"/>
-          </m:rPr>
-          <m:t>[</m:t>
-        </m:r>
-        <m:r>
-          <m:rPr>
-            <m:sty m:val="p"/>
-          </m:rPr>
-          <m:t>C</m:t>
-        </m:r>
-        <m:r>
-          <m:rPr>
-            <m:sty m:val="p"/>
-          </m:rPr>
-          <m:t>o</m:t>
-        </m:r>
-        <m:r>
-          <m:rPr>
-            <m:sty m:val="p"/>
-          </m:rPr>
-          <m:t>(</m:t>
-        </m:r>
-        <m:sSub>
-          <m:e>
-            <m:r>
-              <m:rPr>
-                <m:sty m:val="p"/>
-              </m:rPr>
-              <m:t>N</m:t>
-            </m:r>
-            <m:r>
-              <m:rPr>
-                <m:sty m:val="p"/>
-              </m:rPr>
-              <m:t>H</m:t>
-            </m:r>
-          </m:e>
-          <m:sub>
-            <m:r>
-              <m:t>3</m:t>
-            </m:r>
-          </m:sub>
-        </m:sSub>
-        <m:sSub>
-          <m:e>
-            <m:r>
-              <m:rPr>
-                <m:sty m:val="p"/>
-              </m:rPr>
-              <m:t>)</m:t>
-            </m:r>
-          </m:e>
-          <m:sub>
-            <m:r>
-              <m:t>6</m:t>
-            </m:r>
-          </m:sub>
-        </m:sSub>
-        <m:sSup>
-          <m:e>
-            <m:r>
-              <m:rPr>
-                <m:sty m:val="p"/>
-              </m:rPr>
-              <m:t>]</m:t>
-            </m:r>
-          </m:e>
-          <m:sup>
-            <m:r>
-              <m:t>3</m:t>
-            </m:r>
-            <m:r>
-              <m:rPr>
-                <m:sty m:val="p"/>
-              </m:rPr>
-              <m:t>+</m:t>
-            </m:r>
-          </m:sup>
-        </m:sSup>
-      </m:oMath>
-      <w:r>
-        <w:rPr>
-          <w:rFonts w:ascii="Times New Roman" w:hAnsi="Times New Roman" w:eastAsia="Times New Roman" w:cs="Times New Roman"/>
-        </w:rPr>
-        <w:t xml:space="preserve">。</w:t>
-      </w:r>
-    </w:p>
-    <w:p>
-      <w:pPr>
-        <w:spacing w:before="160" w:after="80"/>
-      </w:pPr>
-      <w:r>
-        <w:pict>
-          <v:rect style="width:0;height:1.5pt" o:hralign="center" o:hrstd="t" o:hr="t"/>
-        </w:pict>
-      </w:r>
-    </w:p>
     <w:bookmarkEnd w:id="67"/>
     <w:bookmarkStart w:id="68" w:name="第17题"/>
     <w:p>
@@ -23000,7 +21043,7 @@
       <w:pPr>
         <w:numPr>
           <w:ilvl w:val="0"/>
-          <w:numId w:val="1025"/>
+          <w:numId w:val="1024"/>
         </w:numPr>
         <w:ind w:firstLine="420"/>
       </w:pPr>
@@ -23220,7 +21263,7 @@
       <w:pPr>
         <w:numPr>
           <w:ilvl w:val="0"/>
-          <w:numId w:val="1025"/>
+          <w:numId w:val="1024"/>
         </w:numPr>
         <w:ind w:firstLine="420"/>
       </w:pPr>
@@ -23912,7 +21955,7 @@
         <w:pStyle w:val="Compact"/>
         <w:numPr>
           <w:ilvl w:val="0"/>
-          <w:numId w:val="1026"/>
+          <w:numId w:val="1025"/>
         </w:numPr>
         <w:ind w:firstLine="420"/>
       </w:pPr>
@@ -23952,7 +21995,7 @@
         <w:pStyle w:val="Compact"/>
         <w:numPr>
           <w:ilvl w:val="0"/>
-          <w:numId w:val="1026"/>
+          <w:numId w:val="1025"/>
         </w:numPr>
         <w:ind w:firstLine="420"/>
       </w:pPr>
@@ -24130,7 +22173,7 @@
       <w:pPr>
         <w:numPr>
           <w:ilvl w:val="0"/>
-          <w:numId w:val="1027"/>
+          <w:numId w:val="1026"/>
         </w:numPr>
         <w:ind w:firstLine="420"/>
       </w:pPr>
@@ -24393,7 +22436,7 @@
       <w:pPr>
         <w:numPr>
           <w:ilvl w:val="0"/>
-          <w:numId w:val="1027"/>
+          <w:numId w:val="1026"/>
         </w:numPr>
       </w:pPr>
       <w:r>
@@ -24498,7 +22541,7 @@
       <w:pPr>
         <w:numPr>
           <w:ilvl w:val="0"/>
-          <w:numId w:val="1027"/>
+          <w:numId w:val="1026"/>
         </w:numPr>
       </w:pPr>
       <w:r>
@@ -24703,7 +22746,7 @@
         <w:pStyle w:val="Compact"/>
         <w:numPr>
           <w:ilvl w:val="0"/>
-          <w:numId w:val="1028"/>
+          <w:numId w:val="1027"/>
         </w:numPr>
       </w:pPr>
       <w:r>
@@ -24718,7 +22761,7 @@
         <w:pStyle w:val="Compact"/>
         <w:numPr>
           <w:ilvl w:val="0"/>
-          <w:numId w:val="1028"/>
+          <w:numId w:val="1027"/>
         </w:numPr>
       </w:pPr>
       <w:r>
@@ -24733,7 +22776,7 @@
         <w:pStyle w:val="Compact"/>
         <w:numPr>
           <w:ilvl w:val="0"/>
-          <w:numId w:val="1028"/>
+          <w:numId w:val="1027"/>
         </w:numPr>
         <w:ind w:firstLine="420"/>
       </w:pPr>
@@ -25733,7 +23776,7 @@
         <w:pStyle w:val="Compact"/>
         <w:numPr>
           <w:ilvl w:val="0"/>
-          <w:numId w:val="1029"/>
+          <w:numId w:val="1028"/>
         </w:numPr>
         <w:ind w:firstLine="420"/>
       </w:pPr>
@@ -25877,6 +23920,106 @@
         <w:pStyle w:val="Compact"/>
         <w:numPr>
           <w:ilvl w:val="0"/>
+          <w:numId w:val="1028"/>
+        </w:numPr>
+        <w:ind w:firstLine="420"/>
+      </w:pPr>
+      <w:r>
+        <w:rPr>
+          <w:rFonts w:hint="eastAsia" w:ascii="Times New Roman" w:hAnsi="Times New Roman" w:eastAsia="FangSong" w:cs="Times New Roman"/>
+        </w:rPr>
+        <w:t>若在水中分别添加酸碱</w:t>
+      </w:r>
+      <w:r>
+        <w:rPr>
+          <w:rFonts w:hint="eastAsia" w:ascii="Times New Roman" w:hAnsi="Times New Roman" w:eastAsia="Times New Roman" w:cs="Times New Roman"/>
+        </w:rPr>
+        <w:t>，</w:t>
+      </w:r>
+      <w:r>
+        <w:rPr>
+          <w:rFonts w:hint="eastAsia" w:ascii="Times New Roman" w:hAnsi="Times New Roman" w:eastAsia="FangSong" w:cs="Times New Roman"/>
+        </w:rPr>
+        <w:t>使得</w:t>
+      </w:r>
+      <w:r>
+        <w:rPr>
+          <w:rFonts w:ascii="Times New Roman" w:hAnsi="Times New Roman" w:eastAsia="Times New Roman" w:cs="Times New Roman"/>
+        </w:rPr>
+        <w:t xml:space="preserve"> pH </w:t>
+      </w:r>
+      <w:r>
+        <w:rPr>
+          <w:rFonts w:hint="eastAsia" w:ascii="Times New Roman" w:hAnsi="Times New Roman" w:eastAsia="FangSong" w:cs="Times New Roman"/>
+        </w:rPr>
+        <w:t xml:space="preserve">增加</w:t>
+      </w:r>
+      <w:r>
+        <w:rPr>
+          <w:rFonts w:ascii="Times New Roman" w:hAnsi="Times New Roman" w:eastAsia="Times New Roman" w:cs="Times New Roman"/>
+        </w:rPr>
+        <w:t xml:space="preserve"> 1 </w:t>
+      </w:r>
+      <w:r>
+        <w:rPr>
+          <w:rFonts w:hint="eastAsia" w:ascii="Times New Roman" w:hAnsi="Times New Roman" w:eastAsia="FangSong" w:cs="Times New Roman"/>
+        </w:rPr>
+        <w:t xml:space="preserve">或者</w:t>
+      </w:r>
+      <w:r>
+        <w:rPr>
+          <w:rFonts w:ascii="Times New Roman" w:hAnsi="Times New Roman" w:eastAsia="Times New Roman" w:cs="Times New Roman"/>
+        </w:rPr>
+        <w:t xml:space="preserve"> pH </w:t>
+      </w:r>
+      <w:r>
+        <w:rPr>
+          <w:rFonts w:hint="eastAsia" w:ascii="Times New Roman" w:hAnsi="Times New Roman" w:eastAsia="FangSong" w:cs="Times New Roman"/>
+        </w:rPr>
+        <w:t xml:space="preserve">减少</w:t>
+      </w:r>
+      <w:r>
+        <w:rPr>
+          <w:rFonts w:ascii="Times New Roman" w:hAnsi="Times New Roman" w:eastAsia="Times New Roman" w:cs="Times New Roman"/>
+        </w:rPr>
+        <w:t xml:space="preserve"> </w:t>
+      </w:r>
+      <w:r>
+        <w:rPr>
+          <w:rFonts w:hint="eastAsia" w:ascii="Times New Roman" w:hAnsi="Times New Roman" w:eastAsia="Times New Roman" w:cs="Times New Roman"/>
+        </w:rPr>
+        <w:t>1,</w:t>
+      </w:r>
+      <w:r>
+        <w:rPr>
+          <w:rFonts w:hint="eastAsia" w:ascii="Times New Roman" w:hAnsi="Times New Roman" w:eastAsia="FangSong" w:cs="Times New Roman"/>
+        </w:rPr>
+        <w:t>然后再让系统达到平衡</w:t>
+      </w:r>
+      <w:r>
+        <w:rPr>
+          <w:rFonts w:hint="eastAsia" w:ascii="Times New Roman" w:hAnsi="Times New Roman" w:eastAsia="Times New Roman" w:cs="Times New Roman"/>
+        </w:rPr>
+        <w:t>。</w:t>
+      </w:r>
+      <w:r>
+        <w:rPr>
+          <w:rFonts w:hint="eastAsia" w:ascii="Times New Roman" w:hAnsi="Times New Roman" w:eastAsia="FangSong" w:cs="Times New Roman"/>
+        </w:rPr>
+        <w:t>判断以下说法的正确性</w:t>
+      </w:r>
+      <w:r>
+        <w:rPr>
+          <w:rFonts w:hint="eastAsia" w:ascii="Times New Roman" w:hAnsi="Times New Roman" w:eastAsia="Times New Roman" w:cs="Times New Roman"/>
+        </w:rPr>
+        <w:t>:</w:t>
+      </w:r>
+    </w:p>
+    <w:p>
+      <w:pPr>
+        <w:pStyle w:val="Compact"/>
+        <w:numPr>
+          <w:ilvl w:val="0"/>
           <w:numId w:val="1029"/>
         </w:numPr>
         <w:ind w:firstLine="420"/>
@@ -25885,19 +24028,7 @@
         <w:rPr>
           <w:rFonts w:hint="eastAsia" w:ascii="Times New Roman" w:hAnsi="Times New Roman" w:eastAsia="FangSong" w:cs="Times New Roman"/>
         </w:rPr>
-        <w:t>若在水中分别添加酸碱</w:t>
-      </w:r>
-      <w:r>
-        <w:rPr>
-          <w:rFonts w:hint="eastAsia" w:ascii="Times New Roman" w:hAnsi="Times New Roman" w:eastAsia="Times New Roman" w:cs="Times New Roman"/>
-        </w:rPr>
-        <w:t>，</w:t>
-      </w:r>
-      <w:r>
-        <w:rPr>
-          <w:rFonts w:hint="eastAsia" w:ascii="Times New Roman" w:hAnsi="Times New Roman" w:eastAsia="FangSong" w:cs="Times New Roman"/>
-        </w:rPr>
-        <w:t>使得</w:t>
+        <w:t xml:space="preserve">若添加碱使得</w:t>
       </w:r>
       <w:r>
         <w:rPr>
@@ -25915,31 +24046,120 @@
         <w:rPr>
           <w:rFonts w:ascii="Times New Roman" w:hAnsi="Times New Roman" w:eastAsia="Times New Roman" w:cs="Times New Roman"/>
         </w:rPr>
-        <w:t xml:space="preserve"> 1 </w:t>
-      </w:r>
-      <w:r>
-        <w:rPr>
-          <w:rFonts w:hint="eastAsia" w:ascii="Times New Roman" w:hAnsi="Times New Roman" w:eastAsia="FangSong" w:cs="Times New Roman"/>
-        </w:rPr>
-        <w:t xml:space="preserve">或者</w:t>
-      </w:r>
-      <w:r>
-        <w:rPr>
-          <w:rFonts w:ascii="Times New Roman" w:hAnsi="Times New Roman" w:eastAsia="Times New Roman" w:cs="Times New Roman"/>
-        </w:rPr>
-        <w:t xml:space="preserve"> pH </w:t>
-      </w:r>
-      <w:r>
-        <w:rPr>
-          <w:rFonts w:hint="eastAsia" w:ascii="Times New Roman" w:hAnsi="Times New Roman" w:eastAsia="FangSong" w:cs="Times New Roman"/>
-        </w:rPr>
-        <w:t xml:space="preserve">减少</w:t>
-      </w:r>
-      <w:r>
-        <w:rPr>
-          <w:rFonts w:ascii="Times New Roman" w:hAnsi="Times New Roman" w:eastAsia="Times New Roman" w:cs="Times New Roman"/>
-        </w:rPr>
-        <w:t xml:space="preserve"> </w:t>
+        <w:t xml:space="preserve"> 1, </w:t>
+      </w:r>
+      <w:r>
+        <w:rPr>
+          <w:rFonts w:hint="eastAsia" w:ascii="Times New Roman" w:hAnsi="Times New Roman" w:eastAsia="FangSong" w:cs="Times New Roman"/>
+        </w:rPr>
+        <w:t>系统达到平衡后</w:t>
+      </w:r>
+      <w:r>
+        <w:rPr>
+          <w:rFonts w:hint="eastAsia" w:ascii="Times New Roman" w:hAnsi="Times New Roman" w:eastAsia="Times New Roman" w:cs="Times New Roman"/>
+        </w:rPr>
+        <w:t>,</w:t>
+      </w:r>
+      <w:r>
+        <w:rPr>
+          <w:rFonts w:ascii="Times New Roman" w:hAnsi="Times New Roman" w:eastAsia="Times New Roman" w:cs="Times New Roman"/>
+        </w:rPr>
+        <w:t xml:space="preserve"> </w:t>
+      </w:r>
+      <w:r>
+        <w:rPr>
+          <w:rFonts w:hint="eastAsia" w:ascii="Times New Roman" w:hAnsi="Times New Roman" w:eastAsia="FangSong" w:cs="Times New Roman"/>
+        </w:rPr>
+        <w:t xml:space="preserve">水中吸收的</w:t>
+      </w:r>
+      <w:r>
+        <w:rPr>
+          <w:rFonts w:ascii="Times New Roman" w:hAnsi="Times New Roman" w:eastAsia="Times New Roman" w:cs="Times New Roman"/>
+        </w:rPr>
+        <w:t xml:space="preserve"> </w:t>
+      </w:r>
+      <m:oMath>
+        <m:r>
+          <m:t>C</m:t>
+        </m:r>
+        <m:sSub>
+          <m:e>
+            <m:r>
+              <m:t>O</m:t>
+            </m:r>
+          </m:e>
+          <m:sub>
+            <m:r>
+              <m:t>2</m:t>
+            </m:r>
+          </m:sub>
+        </m:sSub>
+      </m:oMath>
+      <w:r>
+        <w:rPr>
+          <w:rFonts w:ascii="Times New Roman" w:hAnsi="Times New Roman" w:eastAsia="Times New Roman" w:cs="Times New Roman"/>
+        </w:rPr>
+        <w:t xml:space="preserve"> </w:t>
+      </w:r>
+      <w:r>
+        <w:rPr>
+          <w:rFonts w:hint="eastAsia" w:ascii="Times New Roman" w:hAnsi="Times New Roman" w:eastAsia="FangSong" w:cs="Times New Roman"/>
+        </w:rPr>
+        <w:t>总量比原来的两倍还多</w:t>
+      </w:r>
+      <w:r>
+        <w:rPr>
+          <w:rFonts w:hint="eastAsia" w:ascii="Times New Roman" w:hAnsi="Times New Roman" w:eastAsia="Times New Roman" w:cs="Times New Roman"/>
+        </w:rPr>
+        <w:t>。</w:t>
+      </w:r>
+    </w:p>
+    <w:p>
+      <w:pPr>
+        <w:pStyle w:val="Compact"/>
+        <w:numPr>
+          <w:ilvl w:val="0"/>
+          <w:numId w:val="1029"/>
+        </w:numPr>
+        <w:ind w:firstLine="420"/>
+      </w:pPr>
+      <w:r>
+        <w:rPr>
+          <w:rFonts w:hint="eastAsia" w:ascii="Times New Roman" w:hAnsi="Times New Roman" w:eastAsia="FangSong" w:cs="Times New Roman"/>
+        </w:rPr>
+        <w:t xml:space="preserve">若添加酸使得</w:t>
+      </w:r>
+      <w:r>
+        <w:rPr>
+          <w:rFonts w:ascii="Times New Roman" w:hAnsi="Times New Roman" w:eastAsia="Times New Roman" w:cs="Times New Roman"/>
+        </w:rPr>
+        <w:t xml:space="preserve"> </w:t>
+      </w:r>
+      <m:oMath>
+        <m:r>
+          <m:rPr>
+            <m:sty m:val="p"/>
+          </m:rPr>
+          <m:t>p</m:t>
+        </m:r>
+        <m:r>
+          <m:rPr>
+            <m:sty m:val="p"/>
+          </m:rPr>
+          <m:t>H</m:t>
+        </m:r>
+      </m:oMath>
+      <w:r>
+        <w:rPr>
+          <w:rFonts w:ascii="Times New Roman" w:hAnsi="Times New Roman" w:eastAsia="Times New Roman" w:cs="Times New Roman"/>
+        </w:rPr>
+        <w:t xml:space="preserve"> </w:t>
+      </w:r>
+      <w:r>
+        <w:rPr>
+          <w:rFonts w:hint="eastAsia" w:ascii="Times New Roman" w:hAnsi="Times New Roman" w:eastAsia="FangSong" w:cs="Times New Roman"/>
+        </w:rPr>
+        <w:t>减少</w:t>
       </w:r>
       <w:r>
         <w:rPr>
@@ -25949,27 +24169,80 @@
       </w:r>
       <w:r>
         <w:rPr>
-          <w:rFonts w:hint="eastAsia" w:ascii="Times New Roman" w:hAnsi="Times New Roman" w:eastAsia="FangSong" w:cs="Times New Roman"/>
-        </w:rPr>
-        <w:t>然后再让系统达到平衡</w:t>
+          <w:rFonts w:ascii="Times New Roman" w:hAnsi="Times New Roman" w:eastAsia="Times New Roman" w:cs="Times New Roman"/>
+        </w:rPr>
+        <w:t xml:space="preserve"> </w:t>
+      </w:r>
+      <w:r>
+        <w:rPr>
+          <w:rFonts w:hint="eastAsia" w:ascii="Times New Roman" w:hAnsi="Times New Roman" w:eastAsia="FangSong" w:cs="Times New Roman"/>
+        </w:rPr>
+        <w:t>系统达到平衡后</w:t>
+      </w:r>
+      <w:r>
+        <w:rPr>
+          <w:rFonts w:hint="eastAsia" w:ascii="Times New Roman" w:hAnsi="Times New Roman" w:eastAsia="Times New Roman" w:cs="Times New Roman"/>
+        </w:rPr>
+        <w:t>,</w:t>
+      </w:r>
+      <w:r>
+        <w:rPr>
+          <w:rFonts w:ascii="Times New Roman" w:hAnsi="Times New Roman" w:eastAsia="Times New Roman" w:cs="Times New Roman"/>
+        </w:rPr>
+        <w:t xml:space="preserve"> </w:t>
+      </w:r>
+      <w:r>
+        <w:rPr>
+          <w:rFonts w:hint="eastAsia" w:ascii="Times New Roman" w:hAnsi="Times New Roman" w:eastAsia="FangSong" w:cs="Times New Roman"/>
+        </w:rPr>
+        <w:t xml:space="preserve">水中吸收的</w:t>
+      </w:r>
+      <w:r>
+        <w:rPr>
+          <w:rFonts w:ascii="Times New Roman" w:hAnsi="Times New Roman" w:eastAsia="Times New Roman" w:cs="Times New Roman"/>
+        </w:rPr>
+        <w:t xml:space="preserve"> </w:t>
+      </w:r>
+      <m:oMath>
+        <m:sSub>
+          <m:e>
+            <m:r>
+              <m:rPr>
+                <m:sty m:val="p"/>
+              </m:rPr>
+              <m:t>C</m:t>
+            </m:r>
+            <m:r>
+              <m:rPr>
+                <m:sty m:val="p"/>
+              </m:rPr>
+              <m:t>O</m:t>
+            </m:r>
+          </m:e>
+          <m:sub>
+            <m:r>
+              <m:t>2</m:t>
+            </m:r>
+          </m:sub>
+        </m:sSub>
+      </m:oMath>
+      <w:r>
+        <w:rPr>
+          <w:rFonts w:ascii="Times New Roman" w:hAnsi="Times New Roman" w:eastAsia="Times New Roman" w:cs="Times New Roman"/>
+        </w:rPr>
+        <w:t xml:space="preserve"> </w:t>
+      </w:r>
+      <w:r>
+        <w:rPr>
+          <w:rFonts w:hint="eastAsia" w:ascii="Times New Roman" w:hAnsi="Times New Roman" w:eastAsia="FangSong" w:cs="Times New Roman"/>
+        </w:rPr>
+        <w:t>总量比原来的一半要多</w:t>
       </w:r>
       <w:r>
         <w:rPr>
           <w:rFonts w:hint="eastAsia" w:ascii="Times New Roman" w:hAnsi="Times New Roman" w:eastAsia="Times New Roman" w:cs="Times New Roman"/>
         </w:rPr>
         <w:t>。</w:t>
-      </w:r>
-      <w:r>
-        <w:rPr>
-          <w:rFonts w:hint="eastAsia" w:ascii="Times New Roman" w:hAnsi="Times New Roman" w:eastAsia="FangSong" w:cs="Times New Roman"/>
-        </w:rPr>
-        <w:t>判断以下说法的正确性</w:t>
-      </w:r>
-      <w:r>
-        <w:rPr>
-          <w:rFonts w:hint="eastAsia" w:ascii="Times New Roman" w:hAnsi="Times New Roman" w:eastAsia="Times New Roman" w:cs="Times New Roman"/>
-        </w:rPr>
-        <w:t>:</w:t>
       </w:r>
     </w:p>
     <w:p>
@@ -25978,236 +24251,6 @@
         <w:numPr>
           <w:ilvl w:val="0"/>
           <w:numId w:val="1030"/>
-        </w:numPr>
-        <w:ind w:firstLine="420"/>
-      </w:pPr>
-      <w:r>
-        <w:rPr>
-          <w:rFonts w:hint="eastAsia" w:ascii="Times New Roman" w:hAnsi="Times New Roman" w:eastAsia="FangSong" w:cs="Times New Roman"/>
-        </w:rPr>
-        <w:t xml:space="preserve">若添加碱使得</w:t>
-      </w:r>
-      <w:r>
-        <w:rPr>
-          <w:rFonts w:ascii="Times New Roman" w:hAnsi="Times New Roman" w:eastAsia="Times New Roman" w:cs="Times New Roman"/>
-        </w:rPr>
-        <w:t xml:space="preserve"> pH </w:t>
-      </w:r>
-      <w:r>
-        <w:rPr>
-          <w:rFonts w:hint="eastAsia" w:ascii="Times New Roman" w:hAnsi="Times New Roman" w:eastAsia="FangSong" w:cs="Times New Roman"/>
-        </w:rPr>
-        <w:t xml:space="preserve">增加</w:t>
-      </w:r>
-      <w:r>
-        <w:rPr>
-          <w:rFonts w:ascii="Times New Roman" w:hAnsi="Times New Roman" w:eastAsia="Times New Roman" w:cs="Times New Roman"/>
-        </w:rPr>
-        <w:t xml:space="preserve"> 1, </w:t>
-      </w:r>
-      <w:r>
-        <w:rPr>
-          <w:rFonts w:hint="eastAsia" w:ascii="Times New Roman" w:hAnsi="Times New Roman" w:eastAsia="FangSong" w:cs="Times New Roman"/>
-        </w:rPr>
-        <w:t>系统达到平衡后</w:t>
-      </w:r>
-      <w:r>
-        <w:rPr>
-          <w:rFonts w:hint="eastAsia" w:ascii="Times New Roman" w:hAnsi="Times New Roman" w:eastAsia="Times New Roman" w:cs="Times New Roman"/>
-        </w:rPr>
-        <w:t>,</w:t>
-      </w:r>
-      <w:r>
-        <w:rPr>
-          <w:rFonts w:ascii="Times New Roman" w:hAnsi="Times New Roman" w:eastAsia="Times New Roman" w:cs="Times New Roman"/>
-        </w:rPr>
-        <w:t xml:space="preserve"> </w:t>
-      </w:r>
-      <w:r>
-        <w:rPr>
-          <w:rFonts w:hint="eastAsia" w:ascii="Times New Roman" w:hAnsi="Times New Roman" w:eastAsia="FangSong" w:cs="Times New Roman"/>
-        </w:rPr>
-        <w:t xml:space="preserve">水中吸收的</w:t>
-      </w:r>
-      <w:r>
-        <w:rPr>
-          <w:rFonts w:ascii="Times New Roman" w:hAnsi="Times New Roman" w:eastAsia="Times New Roman" w:cs="Times New Roman"/>
-        </w:rPr>
-        <w:t xml:space="preserve"> </w:t>
-      </w:r>
-      <m:oMath>
-        <m:r>
-          <m:t>C</m:t>
-        </m:r>
-        <m:sSub>
-          <m:e>
-            <m:r>
-              <m:t>O</m:t>
-            </m:r>
-          </m:e>
-          <m:sub>
-            <m:r>
-              <m:t>2</m:t>
-            </m:r>
-          </m:sub>
-        </m:sSub>
-      </m:oMath>
-      <w:r>
-        <w:rPr>
-          <w:rFonts w:ascii="Times New Roman" w:hAnsi="Times New Roman" w:eastAsia="Times New Roman" w:cs="Times New Roman"/>
-        </w:rPr>
-        <w:t xml:space="preserve"> </w:t>
-      </w:r>
-      <w:r>
-        <w:rPr>
-          <w:rFonts w:hint="eastAsia" w:ascii="Times New Roman" w:hAnsi="Times New Roman" w:eastAsia="FangSong" w:cs="Times New Roman"/>
-        </w:rPr>
-        <w:t>总量比原来的两倍还多</w:t>
-      </w:r>
-      <w:r>
-        <w:rPr>
-          <w:rFonts w:hint="eastAsia" w:ascii="Times New Roman" w:hAnsi="Times New Roman" w:eastAsia="Times New Roman" w:cs="Times New Roman"/>
-        </w:rPr>
-        <w:t>。</w:t>
-      </w:r>
-    </w:p>
-    <w:p>
-      <w:pPr>
-        <w:pStyle w:val="Compact"/>
-        <w:numPr>
-          <w:ilvl w:val="0"/>
-          <w:numId w:val="1030"/>
-        </w:numPr>
-        <w:ind w:firstLine="420"/>
-      </w:pPr>
-      <w:r>
-        <w:rPr>
-          <w:rFonts w:hint="eastAsia" w:ascii="Times New Roman" w:hAnsi="Times New Roman" w:eastAsia="FangSong" w:cs="Times New Roman"/>
-        </w:rPr>
-        <w:t xml:space="preserve">若添加酸使得</w:t>
-      </w:r>
-      <w:r>
-        <w:rPr>
-          <w:rFonts w:ascii="Times New Roman" w:hAnsi="Times New Roman" w:eastAsia="Times New Roman" w:cs="Times New Roman"/>
-        </w:rPr>
-        <w:t xml:space="preserve"> </w:t>
-      </w:r>
-      <m:oMath>
-        <m:r>
-          <m:rPr>
-            <m:sty m:val="p"/>
-          </m:rPr>
-          <m:t>p</m:t>
-        </m:r>
-        <m:r>
-          <m:rPr>
-            <m:sty m:val="p"/>
-          </m:rPr>
-          <m:t>H</m:t>
-        </m:r>
-      </m:oMath>
-      <w:r>
-        <w:rPr>
-          <w:rFonts w:ascii="Times New Roman" w:hAnsi="Times New Roman" w:eastAsia="Times New Roman" w:cs="Times New Roman"/>
-        </w:rPr>
-        <w:t xml:space="preserve"> </w:t>
-      </w:r>
-      <w:r>
-        <w:rPr>
-          <w:rFonts w:hint="eastAsia" w:ascii="Times New Roman" w:hAnsi="Times New Roman" w:eastAsia="FangSong" w:cs="Times New Roman"/>
-        </w:rPr>
-        <w:t>减少</w:t>
-      </w:r>
-      <w:r>
-        <w:rPr>
-          <w:rFonts w:hint="eastAsia" w:ascii="Times New Roman" w:hAnsi="Times New Roman" w:eastAsia="Times New Roman" w:cs="Times New Roman"/>
-        </w:rPr>
-        <w:t>1,</w:t>
-      </w:r>
-      <w:r>
-        <w:rPr>
-          <w:rFonts w:ascii="Times New Roman" w:hAnsi="Times New Roman" w:eastAsia="Times New Roman" w:cs="Times New Roman"/>
-        </w:rPr>
-        <w:t xml:space="preserve"> </w:t>
-      </w:r>
-      <w:r>
-        <w:rPr>
-          <w:rFonts w:hint="eastAsia" w:ascii="Times New Roman" w:hAnsi="Times New Roman" w:eastAsia="FangSong" w:cs="Times New Roman"/>
-        </w:rPr>
-        <w:t>系统达到平衡后</w:t>
-      </w:r>
-      <w:r>
-        <w:rPr>
-          <w:rFonts w:hint="eastAsia" w:ascii="Times New Roman" w:hAnsi="Times New Roman" w:eastAsia="Times New Roman" w:cs="Times New Roman"/>
-        </w:rPr>
-        <w:t>,</w:t>
-      </w:r>
-      <w:r>
-        <w:rPr>
-          <w:rFonts w:ascii="Times New Roman" w:hAnsi="Times New Roman" w:eastAsia="Times New Roman" w:cs="Times New Roman"/>
-        </w:rPr>
-        <w:t xml:space="preserve"> </w:t>
-      </w:r>
-      <w:r>
-        <w:rPr>
-          <w:rFonts w:hint="eastAsia" w:ascii="Times New Roman" w:hAnsi="Times New Roman" w:eastAsia="FangSong" w:cs="Times New Roman"/>
-        </w:rPr>
-        <w:t xml:space="preserve">水中吸收的</w:t>
-      </w:r>
-      <w:r>
-        <w:rPr>
-          <w:rFonts w:ascii="Times New Roman" w:hAnsi="Times New Roman" w:eastAsia="Times New Roman" w:cs="Times New Roman"/>
-        </w:rPr>
-        <w:t xml:space="preserve"> </w:t>
-      </w:r>
-      <m:oMath>
-        <m:sSub>
-          <m:e>
-            <m:r>
-              <m:rPr>
-                <m:sty m:val="p"/>
-              </m:rPr>
-              <m:t>C</m:t>
-            </m:r>
-            <m:r>
-              <m:rPr>
-                <m:sty m:val="p"/>
-              </m:rPr>
-              <m:t>O</m:t>
-            </m:r>
-          </m:e>
-          <m:sub>
-            <m:r>
-              <m:t>2</m:t>
-            </m:r>
-          </m:sub>
-        </m:sSub>
-      </m:oMath>
-      <w:r>
-        <w:rPr>
-          <w:rFonts w:ascii="Times New Roman" w:hAnsi="Times New Roman" w:eastAsia="Times New Roman" w:cs="Times New Roman"/>
-        </w:rPr>
-        <w:t xml:space="preserve"> </w:t>
-      </w:r>
-      <w:r>
-        <w:rPr>
-          <w:rFonts w:hint="eastAsia" w:ascii="Times New Roman" w:hAnsi="Times New Roman" w:eastAsia="FangSong" w:cs="Times New Roman"/>
-        </w:rPr>
-        <w:t>总量比原来的一半要多</w:t>
-      </w:r>
-      <w:r>
-        <w:rPr>
-          <w:rFonts w:hint="eastAsia" w:ascii="Times New Roman" w:hAnsi="Times New Roman" w:eastAsia="Times New Roman" w:cs="Times New Roman"/>
-        </w:rPr>
-        <w:t>。</w:t>
-      </w:r>
-    </w:p>
-    <w:p>
-      <w:pPr>
-        <w:pStyle w:val="Compact"/>
-        <w:numPr>
-          <w:ilvl w:val="0"/>
-          <w:numId w:val="1031"/>
         </w:numPr>
         <w:ind w:firstLine="420"/>
       </w:pPr>
@@ -26360,7 +24403,7 @@
         <w:pStyle w:val="Compact"/>
         <w:numPr>
           <w:ilvl w:val="0"/>
-          <w:numId w:val="1032"/>
+          <w:numId w:val="1031"/>
         </w:numPr>
         <w:ind w:firstLine="420"/>
       </w:pPr>
@@ -26388,7 +24431,7 @@
         <w:pStyle w:val="Compact"/>
         <w:numPr>
           <w:ilvl w:val="0"/>
-          <w:numId w:val="1032"/>
+          <w:numId w:val="1031"/>
         </w:numPr>
         <w:ind w:firstLine="420"/>
       </w:pPr>
@@ -26422,7 +24465,7 @@
         <w:pStyle w:val="Compact"/>
         <w:numPr>
           <w:ilvl w:val="0"/>
-          <w:numId w:val="1032"/>
+          <w:numId w:val="1031"/>
         </w:numPr>
         <w:ind w:firstLine="420"/>
       </w:pPr>
@@ -27525,7 +25568,7 @@
         <w:pStyle w:val="Compact"/>
         <w:numPr>
           <w:ilvl w:val="0"/>
-          <w:numId w:val="1033"/>
+          <w:numId w:val="1032"/>
         </w:numPr>
         <w:ind w:firstLine="420"/>
       </w:pPr>
@@ -27634,7 +25677,7 @@
         <w:pStyle w:val="Compact"/>
         <w:numPr>
           <w:ilvl w:val="0"/>
-          <w:numId w:val="1033"/>
+          <w:numId w:val="1032"/>
         </w:numPr>
         <w:ind w:firstLine="420"/>
       </w:pPr>
@@ -27656,7 +25699,7 @@
         <w:pStyle w:val="Compact"/>
         <w:numPr>
           <w:ilvl w:val="0"/>
-          <w:numId w:val="1033"/>
+          <w:numId w:val="1032"/>
         </w:numPr>
         <w:ind w:firstLine="420"/>
       </w:pPr>
@@ -27690,7 +25733,7 @@
         <w:pStyle w:val="Compact"/>
         <w:numPr>
           <w:ilvl w:val="0"/>
-          <w:numId w:val="1033"/>
+          <w:numId w:val="1032"/>
         </w:numPr>
         <w:ind w:firstLine="420"/>
       </w:pPr>
@@ -29274,7 +27317,7 @@
       <w:pPr>
         <w:numPr>
           <w:ilvl w:val="0"/>
-          <w:numId w:val="1034"/>
+          <w:numId w:val="1033"/>
         </w:numPr>
         <w:ind w:firstLine="420"/>
       </w:pPr>
@@ -29301,7 +27344,7 @@
       <w:pPr>
         <w:numPr>
           <w:ilvl w:val="0"/>
-          <w:numId w:val="1034"/>
+          <w:numId w:val="1033"/>
         </w:numPr>
         <w:ind w:firstLine="420"/>
       </w:pPr>
@@ -29358,7 +27401,7 @@
       <w:pPr>
         <w:numPr>
           <w:ilvl w:val="0"/>
-          <w:numId w:val="1034"/>
+          <w:numId w:val="1033"/>
         </w:numPr>
         <w:ind w:firstLine="420"/>
       </w:pPr>
@@ -29464,7 +27507,7 @@
       <w:pPr>
         <w:numPr>
           <w:ilvl w:val="0"/>
-          <w:numId w:val="1034"/>
+          <w:numId w:val="1033"/>
         </w:numPr>
         <w:ind w:firstLine="420"/>
       </w:pPr>
@@ -33097,7 +31140,7 @@
       <w:pPr>
         <w:numPr>
           <w:ilvl w:val="0"/>
-          <w:numId w:val="1035"/>
+          <w:numId w:val="1034"/>
         </w:numPr>
         <w:ind w:firstLine="420"/>
       </w:pPr>
@@ -33142,7 +31185,7 @@
       <w:pPr>
         <w:numPr>
           <w:ilvl w:val="0"/>
-          <w:numId w:val="1035"/>
+          <w:numId w:val="1034"/>
         </w:numPr>
         <w:ind w:firstLine="420"/>
       </w:pPr>
@@ -33247,7 +31290,7 @@
       <w:pPr>
         <w:numPr>
           <w:ilvl w:val="0"/>
-          <w:numId w:val="1035"/>
+          <w:numId w:val="1034"/>
         </w:numPr>
         <w:ind w:firstLine="420"/>
       </w:pPr>
@@ -33389,7 +31432,7 @@
       <w:pPr>
         <w:numPr>
           <w:ilvl w:val="0"/>
-          <w:numId w:val="1035"/>
+          <w:numId w:val="1034"/>
         </w:numPr>
         <w:ind w:firstLine="420"/>
       </w:pPr>
@@ -37961,7 +36004,7 @@
         <w:pStyle w:val="Compact"/>
         <w:numPr>
           <w:ilvl w:val="0"/>
-          <w:numId w:val="1036"/>
+          <w:numId w:val="1035"/>
         </w:numPr>
         <w:spacing w:before="120"/>
         <w:ind w:firstLine="420"/>
@@ -38014,7 +36057,7 @@
         <w:pStyle w:val="Compact"/>
         <w:numPr>
           <w:ilvl w:val="0"/>
-          <w:numId w:val="1036"/>
+          <w:numId w:val="1035"/>
         </w:numPr>
         <w:ind w:firstLine="420"/>
       </w:pPr>
@@ -38368,7 +36411,7 @@
         <w:pStyle w:val="Compact"/>
         <w:numPr>
           <w:ilvl w:val="0"/>
-          <w:numId w:val="1037"/>
+          <w:numId w:val="1036"/>
         </w:numPr>
         <w:ind w:firstLine="420"/>
       </w:pPr>
@@ -38765,7 +36808,7 @@
         <w:pStyle w:val="Compact"/>
         <w:numPr>
           <w:ilvl w:val="0"/>
-          <w:numId w:val="1037"/>
+          <w:numId w:val="1036"/>
         </w:numPr>
         <w:ind w:firstLine="420"/>
       </w:pPr>
@@ -38950,7 +36993,7 @@
         <w:pStyle w:val="Compact"/>
         <w:numPr>
           <w:ilvl w:val="0"/>
-          <w:numId w:val="1037"/>
+          <w:numId w:val="1036"/>
         </w:numPr>
         <w:ind w:firstLine="420"/>
       </w:pPr>
@@ -39489,7 +37532,7 @@
         <w:pStyle w:val="Compact"/>
         <w:numPr>
           <w:ilvl w:val="0"/>
-          <w:numId w:val="1037"/>
+          <w:numId w:val="1036"/>
         </w:numPr>
         <w:ind w:firstLine="420"/>
       </w:pPr>
@@ -40163,7 +38206,7 @@
         <w:pStyle w:val="Compact"/>
         <w:numPr>
           <w:ilvl w:val="0"/>
-          <w:numId w:val="1038"/>
+          <w:numId w:val="1037"/>
         </w:numPr>
         <w:ind w:firstLine="420"/>
       </w:pPr>
@@ -40449,7 +38492,7 @@
         <w:pStyle w:val="Compact"/>
         <w:numPr>
           <w:ilvl w:val="0"/>
-          <w:numId w:val="1038"/>
+          <w:numId w:val="1037"/>
         </w:numPr>
         <w:ind w:firstLine="420"/>
       </w:pPr>
@@ -40607,7 +38650,7 @@
         <w:pStyle w:val="Compact"/>
         <w:numPr>
           <w:ilvl w:val="0"/>
-          <w:numId w:val="1039"/>
+          <w:numId w:val="1038"/>
         </w:numPr>
       </w:pPr>
       <w:r>
@@ -40622,7 +38665,7 @@
         <w:pStyle w:val="Compact"/>
         <w:numPr>
           <w:ilvl w:val="0"/>
-          <w:numId w:val="1039"/>
+          <w:numId w:val="1038"/>
         </w:numPr>
         <w:ind w:firstLine="420"/>
       </w:pPr>
@@ -41237,91 +39280,6 @@
       <w:start w:val="3"/>
       <w:numFmt w:val="lowerLetter"/>
       <w:lvlText w:val="%9."/>
-      <w:lvlJc w:val="left"/>
-      <w:pPr>
-        <w:ind w:left="6480" w:hanging="360"/>
-      </w:pPr>
-    </w:lvl>
-  </w:abstractNum>
-  <w:abstractNum w:abstractNumId="99434">
-    <w:nsid w:val="00A99434"/>
-    <w:multiLevelType w:val="multilevel"/>
-    <w:lvl w:ilvl="0">
-      <w:start w:val="4"/>
-      <w:numFmt w:val="decimal"/>
-      <w:lvlText w:val="(%1)"/>
-      <w:lvlJc w:val="left"/>
-      <w:pPr>
-        <w:ind w:left="720" w:hanging="360"/>
-      </w:pPr>
-    </w:lvl>
-    <w:lvl w:ilvl="1">
-      <w:start w:val="4"/>
-      <w:numFmt w:val="decimal"/>
-      <w:lvlText w:val="(%2)"/>
-      <w:lvlJc w:val="left"/>
-      <w:pPr>
-        <w:ind w:left="1440" w:hanging="360"/>
-      </w:pPr>
-    </w:lvl>
-    <w:lvl w:ilvl="2">
-      <w:start w:val="4"/>
-      <w:numFmt w:val="decimal"/>
-      <w:lvlText w:val="(%3)"/>
-      <w:lvlJc w:val="left"/>
-      <w:pPr>
-        <w:ind w:left="2160" w:hanging="360"/>
-      </w:pPr>
-    </w:lvl>
-    <w:lvl w:ilvl="3">
-      <w:start w:val="4"/>
-      <w:numFmt w:val="decimal"/>
-      <w:lvlText w:val="(%4)"/>
-      <w:lvlJc w:val="left"/>
-      <w:pPr>
-        <w:ind w:left="2880" w:hanging="360"/>
-      </w:pPr>
-    </w:lvl>
-    <w:lvl w:ilvl="4">
-      <w:start w:val="4"/>
-      <w:numFmt w:val="decimal"/>
-      <w:lvlText w:val="(%5)"/>
-      <w:lvlJc w:val="left"/>
-      <w:pPr>
-        <w:ind w:left="3600" w:hanging="360"/>
-      </w:pPr>
-    </w:lvl>
-    <w:lvl w:ilvl="5">
-      <w:start w:val="4"/>
-      <w:numFmt w:val="decimal"/>
-      <w:lvlText w:val="(%6)"/>
-      <w:lvlJc w:val="left"/>
-      <w:pPr>
-        <w:ind w:left="4320" w:hanging="360"/>
-      </w:pPr>
-    </w:lvl>
-    <w:lvl w:ilvl="6">
-      <w:start w:val="4"/>
-      <w:numFmt w:val="decimal"/>
-      <w:lvlText w:val="(%7)"/>
-      <w:lvlJc w:val="left"/>
-      <w:pPr>
-        <w:ind w:left="5040" w:hanging="360"/>
-      </w:pPr>
-    </w:lvl>
-    <w:lvl w:ilvl="7">
-      <w:start w:val="4"/>
-      <w:numFmt w:val="decimal"/>
-      <w:lvlText w:val="(%8)"/>
-      <w:lvlJc w:val="left"/>
-      <w:pPr>
-        <w:ind w:left="5760" w:hanging="360"/>
-      </w:pPr>
-    </w:lvl>
-    <w:lvl w:ilvl="8">
-      <w:start w:val="4"/>
-      <w:numFmt w:val="decimal"/>
-      <w:lvlText w:val="(%9)"/>
       <w:lvlJc w:val="left"/>
       <w:pPr>
         <w:ind w:left="6480" w:hanging="360"/>
@@ -41980,36 +39938,6 @@
     </w:lvlOverride>
   </w:num>
   <w:num w:numId="1024">
-    <w:abstractNumId w:val="99434"/>
-    <w:lvlOverride w:ilvl="0">
-      <w:startOverride w:val="4"/>
-    </w:lvlOverride>
-    <w:lvlOverride w:ilvl="1">
-      <w:startOverride w:val="4"/>
-    </w:lvlOverride>
-    <w:lvlOverride w:ilvl="2">
-      <w:startOverride w:val="4"/>
-    </w:lvlOverride>
-    <w:lvlOverride w:ilvl="3">
-      <w:startOverride w:val="4"/>
-    </w:lvlOverride>
-    <w:lvlOverride w:ilvl="4">
-      <w:startOverride w:val="4"/>
-    </w:lvlOverride>
-    <w:lvlOverride w:ilvl="5">
-      <w:startOverride w:val="4"/>
-    </w:lvlOverride>
-    <w:lvlOverride w:ilvl="6">
-      <w:startOverride w:val="4"/>
-    </w:lvlOverride>
-    <w:lvlOverride w:ilvl="7">
-      <w:startOverride w:val="4"/>
-    </w:lvlOverride>
-    <w:lvlOverride w:ilvl="8">
-      <w:startOverride w:val="4"/>
-    </w:lvlOverride>
-  </w:num>
-  <w:num w:numId="1025">
     <w:abstractNumId w:val="99431"/>
     <w:lvlOverride w:ilvl="0">
       <w:startOverride w:val="1"/>
@@ -42039,7 +39967,7 @@
       <w:startOverride w:val="1"/>
     </w:lvlOverride>
   </w:num>
-  <w:num w:numId="1026">
+  <w:num w:numId="1025">
     <w:abstractNumId w:val="99411"/>
     <w:lvlOverride w:ilvl="0">
       <w:startOverride w:val="1"/>
@@ -42069,8 +39997,38 @@
       <w:startOverride w:val="1"/>
     </w:lvlOverride>
   </w:num>
+  <w:num w:numId="1026">
+    <w:abstractNumId w:val="99431"/>
+    <w:lvlOverride w:ilvl="0">
+      <w:startOverride w:val="1"/>
+    </w:lvlOverride>
+    <w:lvlOverride w:ilvl="1">
+      <w:startOverride w:val="1"/>
+    </w:lvlOverride>
+    <w:lvlOverride w:ilvl="2">
+      <w:startOverride w:val="1"/>
+    </w:lvlOverride>
+    <w:lvlOverride w:ilvl="3">
+      <w:startOverride w:val="1"/>
+    </w:lvlOverride>
+    <w:lvlOverride w:ilvl="4">
+      <w:startOverride w:val="1"/>
+    </w:lvlOverride>
+    <w:lvlOverride w:ilvl="5">
+      <w:startOverride w:val="1"/>
+    </w:lvlOverride>
+    <w:lvlOverride w:ilvl="6">
+      <w:startOverride w:val="1"/>
+    </w:lvlOverride>
+    <w:lvlOverride w:ilvl="7">
+      <w:startOverride w:val="1"/>
+    </w:lvlOverride>
+    <w:lvlOverride w:ilvl="8">
+      <w:startOverride w:val="1"/>
+    </w:lvlOverride>
+  </w:num>
   <w:num w:numId="1027">
-    <w:abstractNumId w:val="99431"/>
+    <w:abstractNumId w:val="99411"/>
     <w:lvlOverride w:ilvl="0">
       <w:startOverride w:val="1"/>
     </w:lvlOverride>
@@ -42130,6 +40088,66 @@
     </w:lvlOverride>
   </w:num>
   <w:num w:numId="1029">
+    <w:abstractNumId w:val="99721"/>
+    <w:lvlOverride w:ilvl="0">
+      <w:startOverride w:val="1"/>
+    </w:lvlOverride>
+    <w:lvlOverride w:ilvl="1">
+      <w:startOverride w:val="1"/>
+    </w:lvlOverride>
+    <w:lvlOverride w:ilvl="2">
+      <w:startOverride w:val="1"/>
+    </w:lvlOverride>
+    <w:lvlOverride w:ilvl="3">
+      <w:startOverride w:val="1"/>
+    </w:lvlOverride>
+    <w:lvlOverride w:ilvl="4">
+      <w:startOverride w:val="1"/>
+    </w:lvlOverride>
+    <w:lvlOverride w:ilvl="5">
+      <w:startOverride w:val="1"/>
+    </w:lvlOverride>
+    <w:lvlOverride w:ilvl="6">
+      <w:startOverride w:val="1"/>
+    </w:lvlOverride>
+    <w:lvlOverride w:ilvl="7">
+      <w:startOverride w:val="1"/>
+    </w:lvlOverride>
+    <w:lvlOverride w:ilvl="8">
+      <w:startOverride w:val="1"/>
+    </w:lvlOverride>
+  </w:num>
+  <w:num w:numId="1030">
+    <w:abstractNumId w:val="99413"/>
+    <w:lvlOverride w:ilvl="0">
+      <w:startOverride w:val="3"/>
+    </w:lvlOverride>
+    <w:lvlOverride w:ilvl="1">
+      <w:startOverride w:val="3"/>
+    </w:lvlOverride>
+    <w:lvlOverride w:ilvl="2">
+      <w:startOverride w:val="3"/>
+    </w:lvlOverride>
+    <w:lvlOverride w:ilvl="3">
+      <w:startOverride w:val="3"/>
+    </w:lvlOverride>
+    <w:lvlOverride w:ilvl="4">
+      <w:startOverride w:val="3"/>
+    </w:lvlOverride>
+    <w:lvlOverride w:ilvl="5">
+      <w:startOverride w:val="3"/>
+    </w:lvlOverride>
+    <w:lvlOverride w:ilvl="6">
+      <w:startOverride w:val="3"/>
+    </w:lvlOverride>
+    <w:lvlOverride w:ilvl="7">
+      <w:startOverride w:val="3"/>
+    </w:lvlOverride>
+    <w:lvlOverride w:ilvl="8">
+      <w:startOverride w:val="3"/>
+    </w:lvlOverride>
+  </w:num>
+  <w:num w:numId="1031">
     <w:abstractNumId w:val="99411"/>
     <w:lvlOverride w:ilvl="0">
       <w:startOverride w:val="1"/>
@@ -42159,8 +40177,11 @@
       <w:startOverride w:val="1"/>
     </w:lvlOverride>
   </w:num>
-  <w:num w:numId="1030">
-    <w:abstractNumId w:val="99721"/>
+  <w:num w:numId="1032">
+    <w:abstractNumId w:val="991"/>
+  </w:num>
+  <w:num w:numId="1033">
+    <w:abstractNumId w:val="99431"/>
     <w:lvlOverride w:ilvl="0">
       <w:startOverride w:val="1"/>
     </w:lvlOverride>
@@ -42188,69 +40209,6 @@
     <w:lvlOverride w:ilvl="8">
       <w:startOverride w:val="1"/>
     </w:lvlOverride>
-  </w:num>
-  <w:num w:numId="1031">
-    <w:abstractNumId w:val="99413"/>
-    <w:lvlOverride w:ilvl="0">
-      <w:startOverride w:val="3"/>
-    </w:lvlOverride>
-    <w:lvlOverride w:ilvl="1">
-      <w:startOverride w:val="3"/>
-    </w:lvlOverride>
-    <w:lvlOverride w:ilvl="2">
-      <w:startOverride w:val="3"/>
-    </w:lvlOverride>
-    <w:lvlOverride w:ilvl="3">
-      <w:startOverride w:val="3"/>
-    </w:lvlOverride>
-    <w:lvlOverride w:ilvl="4">
-      <w:startOverride w:val="3"/>
-    </w:lvlOverride>
-    <w:lvlOverride w:ilvl="5">
-      <w:startOverride w:val="3"/>
-    </w:lvlOverride>
-    <w:lvlOverride w:ilvl="6">
-      <w:startOverride w:val="3"/>
-    </w:lvlOverride>
-    <w:lvlOverride w:ilvl="7">
-      <w:startOverride w:val="3"/>
-    </w:lvlOverride>
-    <w:lvlOverride w:ilvl="8">
-      <w:startOverride w:val="3"/>
-    </w:lvlOverride>
-  </w:num>
-  <w:num w:numId="1032">
-    <w:abstractNumId w:val="99411"/>
-    <w:lvlOverride w:ilvl="0">
-      <w:startOverride w:val="1"/>
-    </w:lvlOverride>
-    <w:lvlOverride w:ilvl="1">
-      <w:startOverride w:val="1"/>
-    </w:lvlOverride>
-    <w:lvlOverride w:ilvl="2">
-      <w:startOverride w:val="1"/>
-    </w:lvlOverride>
-    <w:lvlOverride w:ilvl="3">
-      <w:startOverride w:val="1"/>
-    </w:lvlOverride>
-    <w:lvlOverride w:ilvl="4">
-      <w:startOverride w:val="1"/>
-    </w:lvlOverride>
-    <w:lvlOverride w:ilvl="5">
-      <w:startOverride w:val="1"/>
-    </w:lvlOverride>
-    <w:lvlOverride w:ilvl="6">
-      <w:startOverride w:val="1"/>
-    </w:lvlOverride>
-    <w:lvlOverride w:ilvl="7">
-      <w:startOverride w:val="1"/>
-    </w:lvlOverride>
-    <w:lvlOverride w:ilvl="8">
-      <w:startOverride w:val="1"/>
-    </w:lvlOverride>
-  </w:num>
-  <w:num w:numId="1033">
-    <w:abstractNumId w:val="991"/>
   </w:num>
   <w:num w:numId="1034">
     <w:abstractNumId w:val="99431"/>
@@ -42283,7 +40241,7 @@
     </w:lvlOverride>
   </w:num>
   <w:num w:numId="1035">
-    <w:abstractNumId w:val="99431"/>
+    <w:abstractNumId w:val="99411"/>
     <w:lvlOverride w:ilvl="0">
       <w:startOverride w:val="1"/>
     </w:lvlOverride>
@@ -42373,36 +40331,6 @@
     </w:lvlOverride>
   </w:num>
   <w:num w:numId="1038">
-    <w:abstractNumId w:val="99411"/>
-    <w:lvlOverride w:ilvl="0">
-      <w:startOverride w:val="1"/>
-    </w:lvlOverride>
-    <w:lvlOverride w:ilvl="1">
-      <w:startOverride w:val="1"/>
-    </w:lvlOverride>
-    <w:lvlOverride w:ilvl="2">
-      <w:startOverride w:val="1"/>
-    </w:lvlOverride>
-    <w:lvlOverride w:ilvl="3">
-      <w:startOverride w:val="1"/>
-    </w:lvlOverride>
-    <w:lvlOverride w:ilvl="4">
-      <w:startOverride w:val="1"/>
-    </w:lvlOverride>
-    <w:lvlOverride w:ilvl="5">
-      <w:startOverride w:val="1"/>
-    </w:lvlOverride>
-    <w:lvlOverride w:ilvl="6">
-      <w:startOverride w:val="1"/>
-    </w:lvlOverride>
-    <w:lvlOverride w:ilvl="7">
-      <w:startOverride w:val="1"/>
-    </w:lvlOverride>
-    <w:lvlOverride w:ilvl="8">
-      <w:startOverride w:val="1"/>
-    </w:lvlOverride>
-  </w:num>
-  <w:num w:numId="1039">
     <w:abstractNumId w:val="99411"/>
     <w:lvlOverride w:ilvl="0">
       <w:startOverride w:val="1"/>
